--- a/ProjektDokumentation.docx
+++ b/ProjektDokumentation.docx
@@ -7,7 +7,7 @@
         <w:pStyle w:val="berschrift2"/>
         <w:numPr>
           <w:ilvl w:val="0"/>
-          <w:numId w:val="3"/>
+          <w:numId w:val="1"/>
         </w:numPr>
       </w:pPr>
       <w:r>
@@ -19,7 +19,7 @@
         <w:pStyle w:val="StandardWeb"/>
         <w:numPr>
           <w:ilvl w:val="1"/>
-          <w:numId w:val="3"/>
+          <w:numId w:val="1"/>
         </w:numPr>
         <w:spacing w:before="0" w:beforeAutospacing="0" w:after="160" w:afterAutospacing="0"/>
         <w:rPr>
@@ -62,7 +62,7 @@
         <w:pStyle w:val="StandardWeb"/>
         <w:numPr>
           <w:ilvl w:val="1"/>
-          <w:numId w:val="3"/>
+          <w:numId w:val="1"/>
         </w:numPr>
         <w:spacing w:before="0" w:beforeAutospacing="0" w:after="160" w:afterAutospacing="0"/>
         <w:rPr>
@@ -123,7 +123,7 @@
         <w:pStyle w:val="StandardWeb"/>
         <w:numPr>
           <w:ilvl w:val="1"/>
-          <w:numId w:val="3"/>
+          <w:numId w:val="1"/>
         </w:numPr>
         <w:spacing w:before="0" w:beforeAutospacing="0" w:after="160" w:afterAutospacing="0"/>
         <w:rPr>
@@ -184,7 +184,7 @@
         <w:pStyle w:val="StandardWeb"/>
         <w:numPr>
           <w:ilvl w:val="1"/>
-          <w:numId w:val="3"/>
+          <w:numId w:val="1"/>
         </w:numPr>
         <w:spacing w:before="0" w:beforeAutospacing="0" w:after="160" w:afterAutospacing="0"/>
         <w:rPr>
@@ -208,7 +208,7 @@
         <w:pStyle w:val="berschrift2"/>
         <w:numPr>
           <w:ilvl w:val="0"/>
-          <w:numId w:val="3"/>
+          <w:numId w:val="1"/>
         </w:numPr>
       </w:pPr>
       <w:r>
@@ -220,7 +220,7 @@
         <w:pStyle w:val="StandardWeb"/>
         <w:numPr>
           <w:ilvl w:val="1"/>
-          <w:numId w:val="3"/>
+          <w:numId w:val="1"/>
         </w:numPr>
         <w:spacing w:before="0" w:beforeAutospacing="0" w:after="160" w:afterAutospacing="0"/>
         <w:rPr>
@@ -263,7 +263,7 @@
         <w:pStyle w:val="StandardWeb"/>
         <w:numPr>
           <w:ilvl w:val="1"/>
-          <w:numId w:val="3"/>
+          <w:numId w:val="1"/>
         </w:numPr>
         <w:spacing w:before="0" w:beforeAutospacing="0" w:after="160" w:afterAutospacing="0"/>
         <w:rPr>
@@ -325,7 +325,7 @@
         <w:pStyle w:val="berschrift2"/>
         <w:numPr>
           <w:ilvl w:val="0"/>
-          <w:numId w:val="3"/>
+          <w:numId w:val="1"/>
         </w:numPr>
       </w:pPr>
       <w:r>
@@ -338,7 +338,7 @@
         <w:pStyle w:val="StandardWeb"/>
         <w:numPr>
           <w:ilvl w:val="1"/>
-          <w:numId w:val="3"/>
+          <w:numId w:val="1"/>
         </w:numPr>
         <w:spacing w:before="0" w:beforeAutospacing="0" w:after="160" w:afterAutospacing="0"/>
         <w:rPr>
@@ -384,7 +384,7 @@
         <w:pStyle w:val="berschrift2"/>
         <w:numPr>
           <w:ilvl w:val="0"/>
-          <w:numId w:val="3"/>
+          <w:numId w:val="1"/>
         </w:numPr>
       </w:pPr>
       <w:r>
@@ -396,7 +396,7 @@
       <w:pPr>
         <w:numPr>
           <w:ilvl w:val="0"/>
-          <w:numId w:val="51"/>
+          <w:numId w:val="10"/>
         </w:numPr>
         <w:rPr>
           <w:sz w:val="20"/>
@@ -516,7 +516,7 @@
       <w:pPr>
         <w:numPr>
           <w:ilvl w:val="0"/>
-          <w:numId w:val="52"/>
+          <w:numId w:val="11"/>
         </w:numPr>
         <w:rPr>
           <w:sz w:val="20"/>
@@ -544,7 +544,7 @@
       <w:pPr>
         <w:numPr>
           <w:ilvl w:val="0"/>
-          <w:numId w:val="52"/>
+          <w:numId w:val="11"/>
         </w:numPr>
         <w:rPr>
           <w:sz w:val="20"/>
@@ -572,7 +572,7 @@
       <w:pPr>
         <w:numPr>
           <w:ilvl w:val="0"/>
-          <w:numId w:val="52"/>
+          <w:numId w:val="11"/>
         </w:numPr>
         <w:rPr>
           <w:sz w:val="20"/>
@@ -880,7 +880,7 @@
       <w:pPr>
         <w:numPr>
           <w:ilvl w:val="0"/>
-          <w:numId w:val="53"/>
+          <w:numId w:val="12"/>
         </w:numPr>
         <w:rPr>
           <w:sz w:val="20"/>
@@ -908,7 +908,7 @@
       <w:pPr>
         <w:numPr>
           <w:ilvl w:val="0"/>
-          <w:numId w:val="53"/>
+          <w:numId w:val="12"/>
         </w:numPr>
         <w:rPr>
           <w:sz w:val="20"/>
@@ -936,7 +936,7 @@
       <w:pPr>
         <w:numPr>
           <w:ilvl w:val="0"/>
-          <w:numId w:val="53"/>
+          <w:numId w:val="12"/>
         </w:numPr>
         <w:rPr>
           <w:sz w:val="20"/>
@@ -1010,7 +1010,7 @@
       <w:pPr>
         <w:numPr>
           <w:ilvl w:val="0"/>
-          <w:numId w:val="54"/>
+          <w:numId w:val="13"/>
         </w:numPr>
         <w:rPr>
           <w:sz w:val="20"/>
@@ -1044,7 +1044,7 @@
       <w:pPr>
         <w:numPr>
           <w:ilvl w:val="0"/>
-          <w:numId w:val="55"/>
+          <w:numId w:val="14"/>
         </w:numPr>
         <w:rPr>
           <w:sz w:val="20"/>
@@ -1081,7 +1081,7 @@
       <w:pPr>
         <w:numPr>
           <w:ilvl w:val="0"/>
-          <w:numId w:val="55"/>
+          <w:numId w:val="14"/>
         </w:numPr>
         <w:rPr>
           <w:sz w:val="20"/>
@@ -1102,7 +1102,7 @@
       <w:pPr>
         <w:numPr>
           <w:ilvl w:val="1"/>
-          <w:numId w:val="56"/>
+          <w:numId w:val="15"/>
         </w:numPr>
         <w:rPr>
           <w:sz w:val="20"/>
@@ -1121,7 +1121,7 @@
       <w:pPr>
         <w:numPr>
           <w:ilvl w:val="1"/>
-          <w:numId w:val="56"/>
+          <w:numId w:val="15"/>
         </w:numPr>
         <w:rPr>
           <w:sz w:val="20"/>
@@ -1140,7 +1140,7 @@
       <w:pPr>
         <w:numPr>
           <w:ilvl w:val="0"/>
-          <w:numId w:val="55"/>
+          <w:numId w:val="14"/>
         </w:numPr>
         <w:rPr>
           <w:sz w:val="20"/>
@@ -1176,7 +1176,7 @@
       <w:pPr>
         <w:numPr>
           <w:ilvl w:val="0"/>
-          <w:numId w:val="55"/>
+          <w:numId w:val="14"/>
         </w:numPr>
         <w:rPr>
           <w:sz w:val="20"/>
@@ -1213,7 +1213,7 @@
       <w:pPr>
         <w:numPr>
           <w:ilvl w:val="0"/>
-          <w:numId w:val="55"/>
+          <w:numId w:val="14"/>
         </w:numPr>
         <w:rPr>
           <w:sz w:val="20"/>
@@ -1234,7 +1234,7 @@
       <w:pPr>
         <w:numPr>
           <w:ilvl w:val="1"/>
-          <w:numId w:val="57"/>
+          <w:numId w:val="16"/>
         </w:numPr>
         <w:rPr>
           <w:sz w:val="20"/>
@@ -1253,7 +1253,7 @@
       <w:pPr>
         <w:numPr>
           <w:ilvl w:val="1"/>
-          <w:numId w:val="57"/>
+          <w:numId w:val="16"/>
         </w:numPr>
         <w:rPr>
           <w:sz w:val="20"/>
@@ -1272,7 +1272,7 @@
       <w:pPr>
         <w:numPr>
           <w:ilvl w:val="0"/>
-          <w:numId w:val="55"/>
+          <w:numId w:val="14"/>
         </w:numPr>
         <w:rPr>
           <w:sz w:val="20"/>
@@ -1308,7 +1308,7 @@
       <w:pPr>
         <w:numPr>
           <w:ilvl w:val="0"/>
-          <w:numId w:val="55"/>
+          <w:numId w:val="14"/>
         </w:numPr>
         <w:rPr>
           <w:sz w:val="20"/>
@@ -1344,7 +1344,7 @@
       <w:pPr>
         <w:numPr>
           <w:ilvl w:val="0"/>
-          <w:numId w:val="55"/>
+          <w:numId w:val="14"/>
         </w:numPr>
         <w:rPr>
           <w:sz w:val="20"/>
@@ -1365,7 +1365,7 @@
       <w:pPr>
         <w:numPr>
           <w:ilvl w:val="1"/>
-          <w:numId w:val="58"/>
+          <w:numId w:val="17"/>
         </w:numPr>
         <w:rPr>
           <w:sz w:val="20"/>
@@ -1384,7 +1384,7 @@
       <w:pPr>
         <w:numPr>
           <w:ilvl w:val="0"/>
-          <w:numId w:val="55"/>
+          <w:numId w:val="14"/>
         </w:numPr>
         <w:rPr>
           <w:sz w:val="20"/>
@@ -1405,7 +1405,7 @@
       <w:pPr>
         <w:numPr>
           <w:ilvl w:val="1"/>
-          <w:numId w:val="59"/>
+          <w:numId w:val="18"/>
         </w:numPr>
         <w:rPr>
           <w:sz w:val="20"/>
@@ -1424,7 +1424,7 @@
       <w:pPr>
         <w:numPr>
           <w:ilvl w:val="0"/>
-          <w:numId w:val="55"/>
+          <w:numId w:val="14"/>
         </w:numPr>
         <w:rPr>
           <w:sz w:val="20"/>
@@ -1445,7 +1445,7 @@
       <w:pPr>
         <w:numPr>
           <w:ilvl w:val="1"/>
-          <w:numId w:val="60"/>
+          <w:numId w:val="19"/>
         </w:numPr>
         <w:rPr>
           <w:sz w:val="20"/>
@@ -1479,7 +1479,7 @@
       <w:pPr>
         <w:numPr>
           <w:ilvl w:val="0"/>
-          <w:numId w:val="61"/>
+          <w:numId w:val="20"/>
         </w:numPr>
         <w:rPr>
           <w:sz w:val="20"/>
@@ -1513,7 +1513,7 @@
       <w:pPr>
         <w:numPr>
           <w:ilvl w:val="0"/>
-          <w:numId w:val="62"/>
+          <w:numId w:val="21"/>
         </w:numPr>
         <w:rPr>
           <w:b/>
@@ -1543,7 +1543,7 @@
       <w:pPr>
         <w:numPr>
           <w:ilvl w:val="1"/>
-          <w:numId w:val="63"/>
+          <w:numId w:val="22"/>
         </w:numPr>
         <w:rPr>
           <w:sz w:val="20"/>
@@ -1563,7 +1563,7 @@
       <w:pPr>
         <w:numPr>
           <w:ilvl w:val="2"/>
-          <w:numId w:val="64"/>
+          <w:numId w:val="23"/>
         </w:numPr>
         <w:rPr>
           <w:sz w:val="20"/>
@@ -1582,7 +1582,7 @@
       <w:pPr>
         <w:numPr>
           <w:ilvl w:val="1"/>
-          <w:numId w:val="63"/>
+          <w:numId w:val="22"/>
         </w:numPr>
         <w:rPr>
           <w:sz w:val="20"/>
@@ -1601,7 +1601,7 @@
       <w:pPr>
         <w:numPr>
           <w:ilvl w:val="1"/>
-          <w:numId w:val="63"/>
+          <w:numId w:val="22"/>
         </w:numPr>
         <w:rPr>
           <w:sz w:val="20"/>
@@ -1620,7 +1620,7 @@
       <w:pPr>
         <w:numPr>
           <w:ilvl w:val="2"/>
-          <w:numId w:val="65"/>
+          <w:numId w:val="24"/>
         </w:numPr>
         <w:rPr>
           <w:sz w:val="20"/>
@@ -1639,7 +1639,7 @@
       <w:pPr>
         <w:numPr>
           <w:ilvl w:val="1"/>
-          <w:numId w:val="63"/>
+          <w:numId w:val="22"/>
         </w:numPr>
         <w:rPr>
           <w:sz w:val="20"/>
@@ -1658,7 +1658,7 @@
       <w:pPr>
         <w:numPr>
           <w:ilvl w:val="1"/>
-          <w:numId w:val="63"/>
+          <w:numId w:val="22"/>
         </w:numPr>
         <w:rPr>
           <w:sz w:val="20"/>
@@ -1677,7 +1677,7 @@
       <w:pPr>
         <w:numPr>
           <w:ilvl w:val="2"/>
-          <w:numId w:val="66"/>
+          <w:numId w:val="25"/>
         </w:numPr>
         <w:rPr>
           <w:sz w:val="20"/>
@@ -1696,7 +1696,7 @@
       <w:pPr>
         <w:numPr>
           <w:ilvl w:val="1"/>
-          <w:numId w:val="63"/>
+          <w:numId w:val="22"/>
         </w:numPr>
         <w:rPr>
           <w:sz w:val="20"/>
@@ -1715,7 +1715,7 @@
       <w:pPr>
         <w:numPr>
           <w:ilvl w:val="2"/>
-          <w:numId w:val="67"/>
+          <w:numId w:val="26"/>
         </w:numPr>
         <w:rPr>
           <w:sz w:val="20"/>
@@ -1749,7 +1749,7 @@
       <w:pPr>
         <w:numPr>
           <w:ilvl w:val="0"/>
-          <w:numId w:val="68"/>
+          <w:numId w:val="27"/>
         </w:numPr>
         <w:rPr>
           <w:b/>
@@ -1772,7 +1772,7 @@
       <w:pPr>
         <w:numPr>
           <w:ilvl w:val="1"/>
-          <w:numId w:val="69"/>
+          <w:numId w:val="28"/>
         </w:numPr>
         <w:rPr>
           <w:b/>
@@ -1795,7 +1795,7 @@
       <w:pPr>
         <w:numPr>
           <w:ilvl w:val="1"/>
-          <w:numId w:val="70"/>
+          <w:numId w:val="29"/>
         </w:numPr>
         <w:rPr>
           <w:sz w:val="20"/>
@@ -1814,7 +1814,7 @@
       <w:pPr>
         <w:numPr>
           <w:ilvl w:val="1"/>
-          <w:numId w:val="70"/>
+          <w:numId w:val="29"/>
         </w:numPr>
         <w:rPr>
           <w:sz w:val="20"/>
@@ -1833,7 +1833,7 @@
       <w:pPr>
         <w:numPr>
           <w:ilvl w:val="2"/>
-          <w:numId w:val="71"/>
+          <w:numId w:val="30"/>
         </w:numPr>
         <w:rPr>
           <w:sz w:val="20"/>
@@ -1852,7 +1852,7 @@
       <w:pPr>
         <w:numPr>
           <w:ilvl w:val="1"/>
-          <w:numId w:val="70"/>
+          <w:numId w:val="29"/>
         </w:numPr>
         <w:rPr>
           <w:sz w:val="20"/>
@@ -1871,7 +1871,7 @@
       <w:pPr>
         <w:numPr>
           <w:ilvl w:val="2"/>
-          <w:numId w:val="72"/>
+          <w:numId w:val="31"/>
         </w:numPr>
         <w:rPr>
           <w:sz w:val="20"/>
@@ -1890,8 +1890,9 @@
       <w:pPr>
         <w:numPr>
           <w:ilvl w:val="0"/>
-          <w:numId w:val="73"/>
-        </w:numPr>
+          <w:numId w:val="32"/>
+        </w:numPr>
+        <w:ind w:left="720" w:hanging="360"/>
         <w:rPr>
           <w:sz w:val="20"/>
           <w:szCs w:val="20"/>
@@ -1918,7 +1919,7 @@
       <w:pPr>
         <w:numPr>
           <w:ilvl w:val="1"/>
-          <w:numId w:val="74"/>
+          <w:numId w:val="33"/>
         </w:numPr>
         <w:rPr>
           <w:sz w:val="20"/>
@@ -1937,7 +1938,7 @@
       <w:pPr>
         <w:numPr>
           <w:ilvl w:val="2"/>
-          <w:numId w:val="75"/>
+          <w:numId w:val="34"/>
         </w:numPr>
         <w:rPr>
           <w:sz w:val="20"/>
@@ -1956,8 +1957,9 @@
       <w:pPr>
         <w:numPr>
           <w:ilvl w:val="0"/>
-          <w:numId w:val="73"/>
-        </w:numPr>
+          <w:numId w:val="32"/>
+        </w:numPr>
+        <w:ind w:left="720" w:hanging="360"/>
         <w:rPr>
           <w:sz w:val="20"/>
           <w:szCs w:val="20"/>
@@ -1991,7 +1993,7 @@
       <w:pPr>
         <w:numPr>
           <w:ilvl w:val="1"/>
-          <w:numId w:val="76"/>
+          <w:numId w:val="35"/>
         </w:numPr>
         <w:rPr>
           <w:sz w:val="20"/>
@@ -2026,7 +2028,7 @@
       <w:pPr>
         <w:numPr>
           <w:ilvl w:val="1"/>
-          <w:numId w:val="76"/>
+          <w:numId w:val="35"/>
         </w:numPr>
         <w:rPr>
           <w:sz w:val="20"/>
@@ -2075,7 +2077,7 @@
       <w:pPr>
         <w:numPr>
           <w:ilvl w:val="0"/>
-          <w:numId w:val="77"/>
+          <w:numId w:val="36"/>
         </w:numPr>
         <w:rPr>
           <w:sz w:val="20"/>
@@ -2109,7 +2111,7 @@
       <w:pPr>
         <w:numPr>
           <w:ilvl w:val="0"/>
-          <w:numId w:val="78"/>
+          <w:numId w:val="37"/>
         </w:numPr>
         <w:rPr>
           <w:sz w:val="20"/>
@@ -2130,7 +2132,7 @@
       <w:pPr>
         <w:numPr>
           <w:ilvl w:val="1"/>
-          <w:numId w:val="78"/>
+          <w:numId w:val="37"/>
         </w:numPr>
         <w:rPr>
           <w:sz w:val="20"/>
@@ -2149,7 +2151,7 @@
       <w:pPr>
         <w:numPr>
           <w:ilvl w:val="1"/>
-          <w:numId w:val="78"/>
+          <w:numId w:val="37"/>
         </w:numPr>
         <w:rPr>
           <w:sz w:val="20"/>
@@ -2168,7 +2170,7 @@
       <w:pPr>
         <w:numPr>
           <w:ilvl w:val="1"/>
-          <w:numId w:val="78"/>
+          <w:numId w:val="37"/>
         </w:numPr>
         <w:rPr>
           <w:sz w:val="20"/>
@@ -2188,7 +2190,7 @@
       <w:pPr>
         <w:numPr>
           <w:ilvl w:val="0"/>
-          <w:numId w:val="78"/>
+          <w:numId w:val="37"/>
         </w:numPr>
         <w:rPr>
           <w:sz w:val="20"/>
@@ -2209,7 +2211,7 @@
       <w:pPr>
         <w:numPr>
           <w:ilvl w:val="1"/>
-          <w:numId w:val="78"/>
+          <w:numId w:val="37"/>
         </w:numPr>
         <w:rPr>
           <w:sz w:val="20"/>
@@ -2228,7 +2230,7 @@
       <w:pPr>
         <w:numPr>
           <w:ilvl w:val="1"/>
-          <w:numId w:val="78"/>
+          <w:numId w:val="37"/>
         </w:numPr>
         <w:rPr>
           <w:sz w:val="20"/>
@@ -2247,7 +2249,7 @@
       <w:pPr>
         <w:numPr>
           <w:ilvl w:val="1"/>
-          <w:numId w:val="78"/>
+          <w:numId w:val="37"/>
         </w:numPr>
         <w:rPr>
           <w:sz w:val="20"/>
@@ -2275,7 +2277,7 @@
       <w:pPr>
         <w:numPr>
           <w:ilvl w:val="1"/>
-          <w:numId w:val="78"/>
+          <w:numId w:val="37"/>
         </w:numPr>
         <w:rPr>
           <w:sz w:val="20"/>
@@ -2303,7 +2305,7 @@
       <w:pPr>
         <w:numPr>
           <w:ilvl w:val="0"/>
-          <w:numId w:val="78"/>
+          <w:numId w:val="37"/>
         </w:numPr>
         <w:rPr>
           <w:sz w:val="20"/>
@@ -2324,7 +2326,7 @@
       <w:pPr>
         <w:numPr>
           <w:ilvl w:val="1"/>
-          <w:numId w:val="78"/>
+          <w:numId w:val="37"/>
         </w:numPr>
         <w:rPr>
           <w:sz w:val="20"/>
@@ -2352,7 +2354,7 @@
       <w:pPr>
         <w:numPr>
           <w:ilvl w:val="1"/>
-          <w:numId w:val="78"/>
+          <w:numId w:val="37"/>
         </w:numPr>
         <w:rPr>
           <w:sz w:val="20"/>
@@ -2371,7 +2373,7 @@
       <w:pPr>
         <w:numPr>
           <w:ilvl w:val="1"/>
-          <w:numId w:val="78"/>
+          <w:numId w:val="37"/>
         </w:numPr>
         <w:rPr>
           <w:sz w:val="20"/>
@@ -2390,7 +2392,7 @@
       <w:pPr>
         <w:numPr>
           <w:ilvl w:val="1"/>
-          <w:numId w:val="78"/>
+          <w:numId w:val="37"/>
         </w:numPr>
         <w:rPr>
           <w:sz w:val="20"/>
@@ -2409,7 +2411,7 @@
       <w:pPr>
         <w:numPr>
           <w:ilvl w:val="1"/>
-          <w:numId w:val="78"/>
+          <w:numId w:val="37"/>
         </w:numPr>
         <w:rPr>
           <w:sz w:val="20"/>
@@ -2428,7 +2430,7 @@
       <w:pPr>
         <w:numPr>
           <w:ilvl w:val="1"/>
-          <w:numId w:val="78"/>
+          <w:numId w:val="37"/>
         </w:numPr>
         <w:rPr>
           <w:sz w:val="20"/>
@@ -2447,7 +2449,7 @@
       <w:pPr>
         <w:numPr>
           <w:ilvl w:val="0"/>
-          <w:numId w:val="78"/>
+          <w:numId w:val="37"/>
         </w:numPr>
         <w:rPr>
           <w:sz w:val="20"/>
@@ -2475,7 +2477,7 @@
       <w:pPr>
         <w:numPr>
           <w:ilvl w:val="1"/>
-          <w:numId w:val="78"/>
+          <w:numId w:val="37"/>
         </w:numPr>
         <w:rPr>
           <w:sz w:val="20"/>
@@ -2503,7 +2505,7 @@
       <w:pPr>
         <w:numPr>
           <w:ilvl w:val="1"/>
-          <w:numId w:val="78"/>
+          <w:numId w:val="37"/>
         </w:numPr>
         <w:rPr>
           <w:sz w:val="20"/>
@@ -2522,7 +2524,7 @@
       <w:pPr>
         <w:numPr>
           <w:ilvl w:val="0"/>
-          <w:numId w:val="78"/>
+          <w:numId w:val="37"/>
         </w:numPr>
         <w:rPr>
           <w:sz w:val="20"/>
@@ -2550,7 +2552,7 @@
       <w:pPr>
         <w:numPr>
           <w:ilvl w:val="1"/>
-          <w:numId w:val="78"/>
+          <w:numId w:val="37"/>
         </w:numPr>
         <w:rPr>
           <w:sz w:val="20"/>
@@ -2578,7 +2580,7 @@
       <w:pPr>
         <w:numPr>
           <w:ilvl w:val="1"/>
-          <w:numId w:val="78"/>
+          <w:numId w:val="37"/>
         </w:numPr>
         <w:rPr>
           <w:sz w:val="20"/>
@@ -2597,7 +2599,7 @@
       <w:pPr>
         <w:numPr>
           <w:ilvl w:val="2"/>
-          <w:numId w:val="78"/>
+          <w:numId w:val="37"/>
         </w:numPr>
         <w:rPr>
           <w:sz w:val="20"/>
@@ -2618,7 +2620,7 @@
       <w:pPr>
         <w:numPr>
           <w:ilvl w:val="2"/>
-          <w:numId w:val="78"/>
+          <w:numId w:val="37"/>
         </w:numPr>
         <w:rPr>
           <w:sz w:val="20"/>
@@ -2639,7 +2641,7 @@
       <w:pPr>
         <w:numPr>
           <w:ilvl w:val="2"/>
-          <w:numId w:val="78"/>
+          <w:numId w:val="37"/>
         </w:numPr>
         <w:rPr>
           <w:sz w:val="20"/>
@@ -2660,7 +2662,7 @@
       <w:pPr>
         <w:numPr>
           <w:ilvl w:val="2"/>
-          <w:numId w:val="78"/>
+          <w:numId w:val="37"/>
         </w:numPr>
         <w:rPr>
           <w:sz w:val="20"/>
@@ -2681,7 +2683,7 @@
       <w:pPr>
         <w:numPr>
           <w:ilvl w:val="1"/>
-          <w:numId w:val="78"/>
+          <w:numId w:val="37"/>
         </w:numPr>
         <w:rPr>
           <w:sz w:val="20"/>
@@ -2702,7 +2704,7 @@
       <w:pPr>
         <w:numPr>
           <w:ilvl w:val="0"/>
-          <w:numId w:val="78"/>
+          <w:numId w:val="37"/>
         </w:numPr>
         <w:rPr>
           <w:sz w:val="20"/>
@@ -2754,7 +2756,7 @@
       <w:pPr>
         <w:numPr>
           <w:ilvl w:val="0"/>
-          <w:numId w:val="79"/>
+          <w:numId w:val="38"/>
         </w:numPr>
         <w:rPr>
           <w:sz w:val="20"/>
@@ -3998,7 +4000,7 @@
         <w:pStyle w:val="berschrift2"/>
         <w:numPr>
           <w:ilvl w:val="0"/>
-          <w:numId w:val="3"/>
+          <w:numId w:val="1"/>
         </w:numPr>
       </w:pPr>
       <w:r>
@@ -4011,15 +4013,199 @@
         <w:pStyle w:val="berschrift3"/>
         <w:numPr>
           <w:ilvl w:val="1"/>
+          <w:numId w:val="1"/>
+        </w:numPr>
+      </w:pPr>
+      <w:r>
+        <w:t>Auswahl-modell</w:t>
+      </w:r>
+    </w:p>
+    <w:p>
+      <w:pPr>
+        <w:spacing w:after="0"/>
+        <w:rPr>
+          <w:sz w:val="20"/>
+          <w:szCs w:val="20"/>
+        </w:rPr>
+      </w:pPr>
+      <w:r>
+        <w:rPr>
+          <w:sz w:val="20"/>
+          <w:szCs w:val="20"/>
+        </w:rPr>
+        <w:t>Agile Methoden/Scrum</w:t>
+      </w:r>
+    </w:p>
+    <w:p>
+      <w:pPr>
+        <w:spacing w:after="0"/>
+        <w:rPr>
+          <w:sz w:val="20"/>
+          <w:szCs w:val="20"/>
+        </w:rPr>
+      </w:pPr>
+      <w:r>
+        <w:rPr>
+          <w:sz w:val="20"/>
+          <w:szCs w:val="20"/>
+        </w:rPr>
+        <w:t>Kontra:</w:t>
+      </w:r>
+    </w:p>
+    <w:p>
+      <w:pPr>
+        <w:numPr>
+          <w:ilvl w:val="0"/>
+          <w:numId w:val="2"/>
+        </w:numPr>
+        <w:spacing w:after="0"/>
+        <w:rPr>
+          <w:sz w:val="20"/>
+          <w:szCs w:val="20"/>
+        </w:rPr>
+      </w:pPr>
+      <w:r>
+        <w:rPr>
+          <w:sz w:val="20"/>
+          <w:szCs w:val="20"/>
+        </w:rPr>
+        <w:t>Feste anfoderunge druch projekt antrag ihk</w:t>
+      </w:r>
+    </w:p>
+    <w:p>
+      <w:pPr>
+        <w:numPr>
+          <w:ilvl w:val="0"/>
+          <w:numId w:val="2"/>
+        </w:numPr>
+        <w:spacing w:after="0"/>
+        <w:rPr>
+          <w:sz w:val="20"/>
+          <w:szCs w:val="20"/>
+        </w:rPr>
+      </w:pPr>
+      <w:r>
+        <w:rPr>
+          <w:sz w:val="20"/>
+          <w:szCs w:val="20"/>
+        </w:rPr>
+        <w:t>Fester zeithorizont</w:t>
+      </w:r>
+    </w:p>
+    <w:p>
+      <w:pPr>
+        <w:numPr>
+          <w:ilvl w:val="0"/>
+          <w:numId w:val="2"/>
+        </w:numPr>
+        <w:spacing w:after="0"/>
+        <w:rPr>
+          <w:sz w:val="20"/>
+          <w:szCs w:val="20"/>
+        </w:rPr>
+      </w:pPr>
+      <w:r>
+        <w:rPr>
+          <w:sz w:val="20"/>
+          <w:szCs w:val="20"/>
+        </w:rPr>
+        <w:t>Scrum viel auf Team-kommunikation ausgelegt es gibt kein team nur 1 entwickler</w:t>
+      </w:r>
+    </w:p>
+    <w:p>
+      <w:pPr>
+        <w:numPr>
+          <w:ilvl w:val="0"/>
+          <w:numId w:val="2"/>
+        </w:numPr>
+        <w:spacing w:after="0"/>
+        <w:rPr>
+          <w:sz w:val="20"/>
+          <w:szCs w:val="20"/>
+        </w:rPr>
+      </w:pPr>
+      <w:r>
+        <w:rPr>
+          <w:sz w:val="20"/>
+          <w:szCs w:val="20"/>
+        </w:rPr>
+        <w:t>Scrum viel auf feedback getrieben entwlung ausgelegt, viele zwishcne produkte -&gt; u. kunden feedback</w:t>
+      </w:r>
+    </w:p>
+    <w:p>
+      <w:pPr>
+        <w:numPr>
+          <w:ilvl w:val="0"/>
+          <w:numId w:val="2"/>
+        </w:numPr>
+        <w:spacing w:after="0"/>
+        <w:rPr>
+          <w:sz w:val="20"/>
+          <w:szCs w:val="20"/>
+        </w:rPr>
+      </w:pPr>
+      <w:r>
+        <w:rPr>
+          <w:sz w:val="20"/>
+          <w:szCs w:val="20"/>
+        </w:rPr>
+        <w:t>Die vorteile von scrum sind hier explizit nicht benötigt/ o. schlicht falsch</w:t>
+      </w:r>
+    </w:p>
+    <w:p>
+      <w:pPr>
+        <w:spacing w:after="0"/>
+        <w:rPr>
+          <w:sz w:val="20"/>
+          <w:szCs w:val="20"/>
+        </w:rPr>
+      </w:pPr>
+      <w:r>
+        <w:rPr>
+          <w:sz w:val="20"/>
+          <w:szCs w:val="20"/>
+        </w:rPr>
+        <w:t> </w:t>
+      </w:r>
+    </w:p>
+    <w:p>
+      <w:pPr>
+        <w:spacing w:after="0"/>
+        <w:rPr>
+          <w:sz w:val="20"/>
+          <w:szCs w:val="20"/>
+        </w:rPr>
+      </w:pPr>
+      <w:r>
+        <w:rPr>
+          <w:sz w:val="20"/>
+          <w:szCs w:val="20"/>
+        </w:rPr>
+        <w:t>Spiralmodell:</w:t>
+      </w:r>
+    </w:p>
+    <w:p>
+      <w:pPr>
+        <w:spacing w:after="0"/>
+        <w:rPr>
+          <w:sz w:val="20"/>
+          <w:szCs w:val="20"/>
+        </w:rPr>
+      </w:pPr>
+      <w:r>
+        <w:rPr>
+          <w:sz w:val="20"/>
+          <w:szCs w:val="20"/>
+        </w:rPr>
+        <w:t>Kontra:</w:t>
+      </w:r>
+    </w:p>
+    <w:p>
+      <w:pPr>
+        <w:numPr>
+          <w:ilvl w:val="0"/>
           <w:numId w:val="3"/>
         </w:numPr>
-      </w:pPr>
-      <w:r>
-        <w:t>Auswahl-modell</w:t>
-      </w:r>
-    </w:p>
-    <w:p>
-      <w:pPr>
         <w:spacing w:after="0"/>
         <w:rPr>
           <w:sz w:val="20"/>
@@ -4031,11 +4217,15 @@
           <w:sz w:val="20"/>
           <w:szCs w:val="20"/>
         </w:rPr>
-        <w:t>Agile Methoden/Scrum</w:t>
-      </w:r>
-    </w:p>
-    <w:p>
-      <w:pPr>
+        <w:t>Stärke in risiko minimierung/nafoderungeanalyse</w:t>
+      </w:r>
+    </w:p>
+    <w:p>
+      <w:pPr>
+        <w:numPr>
+          <w:ilvl w:val="0"/>
+          <w:numId w:val="3"/>
+        </w:numPr>
         <w:spacing w:after="0"/>
         <w:rPr>
           <w:sz w:val="20"/>
@@ -4047,6 +4237,110 @@
           <w:sz w:val="20"/>
           <w:szCs w:val="20"/>
         </w:rPr>
+        <w:t>Risikogetriebenes modell -&gt; unsinn- anfordeungen klar-&gt; wirkt gekünselt</w:t>
+      </w:r>
+    </w:p>
+    <w:p>
+      <w:pPr>
+        <w:numPr>
+          <w:ilvl w:val="0"/>
+          <w:numId w:val="3"/>
+        </w:numPr>
+        <w:spacing w:after="0"/>
+        <w:rPr>
+          <w:sz w:val="20"/>
+          <w:szCs w:val="20"/>
+        </w:rPr>
+      </w:pPr>
+      <w:r>
+        <w:rPr>
+          <w:sz w:val="20"/>
+          <w:szCs w:val="20"/>
+        </w:rPr>
+        <w:t>Iteratives prototyping -&gt; keine Zeit</w:t>
+      </w:r>
+    </w:p>
+    <w:p>
+      <w:pPr>
+        <w:spacing w:after="0"/>
+        <w:rPr>
+          <w:sz w:val="20"/>
+          <w:szCs w:val="20"/>
+        </w:rPr>
+      </w:pPr>
+      <w:r>
+        <w:rPr>
+          <w:sz w:val="20"/>
+          <w:szCs w:val="20"/>
+        </w:rPr>
+        <w:t>Pro:</w:t>
+      </w:r>
+    </w:p>
+    <w:p>
+      <w:pPr>
+        <w:numPr>
+          <w:ilvl w:val="0"/>
+          <w:numId w:val="4"/>
+        </w:numPr>
+        <w:spacing w:after="0"/>
+        <w:rPr>
+          <w:sz w:val="20"/>
+          <w:szCs w:val="20"/>
+        </w:rPr>
+      </w:pPr>
+      <w:r>
+        <w:rPr>
+          <w:sz w:val="20"/>
+          <w:szCs w:val="20"/>
+        </w:rPr>
+        <w:t>Risikogetibens modell wird während anfoderungsanalyse indirekt umgesetz durhc nahe verzahnung mit kunden/projekt betreuer-&gt; tatsählcies phase später nicht mehr notwendig</w:t>
+      </w:r>
+    </w:p>
+    <w:p>
+      <w:pPr>
+        <w:spacing w:after="0"/>
+        <w:rPr>
+          <w:sz w:val="20"/>
+          <w:szCs w:val="20"/>
+        </w:rPr>
+      </w:pPr>
+      <w:r>
+        <w:rPr>
+          <w:sz w:val="20"/>
+          <w:szCs w:val="20"/>
+        </w:rPr>
+        <w:t> </w:t>
+      </w:r>
+    </w:p>
+    <w:p>
+      <w:pPr>
+        <w:spacing w:after="0"/>
+        <w:rPr>
+          <w:sz w:val="20"/>
+          <w:szCs w:val="20"/>
+        </w:rPr>
+      </w:pPr>
+      <w:r>
+        <w:rPr>
+          <w:sz w:val="20"/>
+          <w:szCs w:val="20"/>
+        </w:rPr>
+        <w:t>Wasserfallmodell:</w:t>
+      </w:r>
+    </w:p>
+    <w:p>
+      <w:pPr>
+        <w:spacing w:after="0"/>
+        <w:rPr>
+          <w:sz w:val="20"/>
+          <w:szCs w:val="20"/>
+        </w:rPr>
+      </w:pPr>
+      <w:r>
+        <w:rPr>
+          <w:sz w:val="20"/>
+          <w:szCs w:val="20"/>
+        </w:rPr>
         <w:t>Kontra:</w:t>
       </w:r>
     </w:p>
@@ -4054,7 +4348,7 @@
       <w:pPr>
         <w:numPr>
           <w:ilvl w:val="0"/>
-          <w:numId w:val="37"/>
+          <w:numId w:val="5"/>
         </w:numPr>
         <w:spacing w:after="0"/>
         <w:rPr>
@@ -4067,14 +4361,14 @@
           <w:sz w:val="20"/>
           <w:szCs w:val="20"/>
         </w:rPr>
-        <w:t>Feste anfoderunge druch projekt antrag ihk</w:t>
+        <w:t>Zu spätes Testen-&gt; testn kommt er nach der implementierung, unflexibel für fehler</w:t>
       </w:r>
     </w:p>
     <w:p>
       <w:pPr>
         <w:numPr>
           <w:ilvl w:val="0"/>
-          <w:numId w:val="37"/>
+          <w:numId w:val="5"/>
         </w:numPr>
         <w:spacing w:after="0"/>
         <w:rPr>
@@ -4087,14 +4381,30 @@
           <w:sz w:val="20"/>
           <w:szCs w:val="20"/>
         </w:rPr>
-        <w:t>Fester zeithorizont</w:t>
+        <w:t>Zwei komponenten worker + gui schwierig schnitstellen probleme voraus zusehen</w:t>
+      </w:r>
+    </w:p>
+    <w:p>
+      <w:pPr>
+        <w:spacing w:after="0"/>
+        <w:rPr>
+          <w:sz w:val="20"/>
+          <w:szCs w:val="20"/>
+        </w:rPr>
+      </w:pPr>
+      <w:r>
+        <w:rPr>
+          <w:sz w:val="20"/>
+          <w:szCs w:val="20"/>
+        </w:rPr>
+        <w:t>Pro:</w:t>
       </w:r>
     </w:p>
     <w:p>
       <w:pPr>
         <w:numPr>
           <w:ilvl w:val="0"/>
-          <w:numId w:val="37"/>
+          <w:numId w:val="6"/>
         </w:numPr>
         <w:spacing w:after="0"/>
         <w:rPr>
@@ -4107,14 +4417,14 @@
           <w:sz w:val="20"/>
           <w:szCs w:val="20"/>
         </w:rPr>
-        <w:t>Scrum viel auf Team-kommunikation ausgelegt es gibt kein team nur 1 entwickler</w:t>
+        <w:t>Einfacher dokumentationslauf für abgeschlossen phasen die aufeinader folgen.</w:t>
       </w:r>
     </w:p>
     <w:p>
       <w:pPr>
         <w:numPr>
           <w:ilvl w:val="0"/>
-          <w:numId w:val="37"/>
+          <w:numId w:val="6"/>
         </w:numPr>
         <w:spacing w:after="0"/>
         <w:rPr>
@@ -4127,14 +4437,62 @@
           <w:sz w:val="20"/>
           <w:szCs w:val="20"/>
         </w:rPr>
-        <w:t>Scrum viel auf feedback getrieben entwlung ausgelegt, viele zwishcne produkte -&gt; u. kunden feedback</w:t>
+        <w:t>Festes zeit-budget passt perfekt zur planbar keit des modells</w:t>
+      </w:r>
+    </w:p>
+    <w:p>
+      <w:pPr>
+        <w:spacing w:after="0"/>
+        <w:rPr>
+          <w:sz w:val="20"/>
+          <w:szCs w:val="20"/>
+        </w:rPr>
+      </w:pPr>
+      <w:r>
+        <w:rPr>
+          <w:sz w:val="20"/>
+          <w:szCs w:val="20"/>
+        </w:rPr>
+        <w:t> </w:t>
+      </w:r>
+    </w:p>
+    <w:p>
+      <w:pPr>
+        <w:spacing w:after="0"/>
+        <w:rPr>
+          <w:sz w:val="20"/>
+          <w:szCs w:val="20"/>
+        </w:rPr>
+      </w:pPr>
+      <w:r>
+        <w:rPr>
+          <w:sz w:val="20"/>
+          <w:szCs w:val="20"/>
+        </w:rPr>
+        <w:t>V-Modell:</w:t>
+      </w:r>
+    </w:p>
+    <w:p>
+      <w:pPr>
+        <w:spacing w:after="0"/>
+        <w:rPr>
+          <w:sz w:val="20"/>
+          <w:szCs w:val="20"/>
+        </w:rPr>
+      </w:pPr>
+      <w:r>
+        <w:rPr>
+          <w:sz w:val="20"/>
+          <w:szCs w:val="20"/>
+        </w:rPr>
+        <w:t>Kontra:</w:t>
       </w:r>
     </w:p>
     <w:p>
       <w:pPr>
         <w:numPr>
           <w:ilvl w:val="0"/>
-          <w:numId w:val="37"/>
+          <w:numId w:val="7"/>
         </w:numPr>
         <w:spacing w:after="0"/>
         <w:rPr>
@@ -4147,7 +4505,7 @@
           <w:sz w:val="20"/>
           <w:szCs w:val="20"/>
         </w:rPr>
-        <w:t>Die vorteile von scrum sind hier explizit nicht benötigt/ o. schlicht falsch</w:t>
+        <w:t>Die simple u. lineare vorgehensweise ist in diesem fall gewollt u. keine nachteil</w:t>
       </w:r>
     </w:p>
     <w:p>
@@ -4163,11 +4521,15 @@
           <w:sz w:val="20"/>
           <w:szCs w:val="20"/>
         </w:rPr>
-        <w:t> </w:t>
-      </w:r>
-    </w:p>
-    <w:p>
-      <w:pPr>
+        <w:t>Pro:</w:t>
+      </w:r>
+    </w:p>
+    <w:p>
+      <w:pPr>
+        <w:numPr>
+          <w:ilvl w:val="0"/>
+          <w:numId w:val="8"/>
+        </w:numPr>
         <w:spacing w:after="0"/>
         <w:rPr>
           <w:sz w:val="20"/>
@@ -4179,11 +4541,15 @@
           <w:sz w:val="20"/>
           <w:szCs w:val="20"/>
         </w:rPr>
-        <w:t>Spiralmodell:</w:t>
-      </w:r>
-    </w:p>
-    <w:p>
-      <w:pPr>
+        <w:t>Vorangestellt definition von erfolgskriterien</w:t>
+      </w:r>
+    </w:p>
+    <w:p>
+      <w:pPr>
+        <w:numPr>
+          <w:ilvl w:val="1"/>
+          <w:numId w:val="8"/>
+        </w:numPr>
         <w:spacing w:after="0"/>
         <w:rPr>
           <w:sz w:val="20"/>
@@ -4195,14 +4561,34 @@
           <w:sz w:val="20"/>
           <w:szCs w:val="20"/>
         </w:rPr>
-        <w:t>Kontra:</w:t>
+        <w:t xml:space="preserve"> -&gt; opitmal auch für spätere projekt odkumentation</w:t>
+      </w:r>
+    </w:p>
+    <w:p>
+      <w:pPr>
+        <w:numPr>
+          <w:ilvl w:val="1"/>
+          <w:numId w:val="8"/>
+        </w:numPr>
+        <w:spacing w:after="0"/>
+        <w:rPr>
+          <w:sz w:val="20"/>
+          <w:szCs w:val="20"/>
+        </w:rPr>
+      </w:pPr>
+      <w:r>
+        <w:rPr>
+          <w:sz w:val="20"/>
+          <w:szCs w:val="20"/>
+        </w:rPr>
+        <w:t>Und erfolgsbewertung dem betribe gegeüber</w:t>
       </w:r>
     </w:p>
     <w:p>
       <w:pPr>
         <w:numPr>
           <w:ilvl w:val="0"/>
-          <w:numId w:val="38"/>
+          <w:numId w:val="8"/>
         </w:numPr>
         <w:spacing w:after="0"/>
         <w:rPr>
@@ -4215,14 +4601,14 @@
           <w:sz w:val="20"/>
           <w:szCs w:val="20"/>
         </w:rPr>
-        <w:t>Stärke in risiko minimierung/nafoderungeanalyse</w:t>
+        <w:t>Verbesserte produktqualität durch bestimmung der erfolgskriterien</w:t>
       </w:r>
     </w:p>
     <w:p>
       <w:pPr>
         <w:numPr>
           <w:ilvl w:val="0"/>
-          <w:numId w:val="38"/>
+          <w:numId w:val="8"/>
         </w:numPr>
         <w:spacing w:after="0"/>
         <w:rPr>
@@ -4235,411 +4621,27 @@
           <w:sz w:val="20"/>
           <w:szCs w:val="20"/>
         </w:rPr>
-        <w:t>Risikogetriebenes modell -&gt; unsinn- anfordeungen klar-&gt; wirkt gekünselt</w:t>
-      </w:r>
-    </w:p>
-    <w:p>
-      <w:pPr>
-        <w:numPr>
-          <w:ilvl w:val="0"/>
-          <w:numId w:val="38"/>
-        </w:numPr>
-        <w:spacing w:after="0"/>
-        <w:rPr>
-          <w:sz w:val="20"/>
-          <w:szCs w:val="20"/>
-        </w:rPr>
-      </w:pPr>
-      <w:r>
-        <w:rPr>
-          <w:sz w:val="20"/>
-          <w:szCs w:val="20"/>
-        </w:rPr>
-        <w:t>Iteratives prototyping -&gt; keine Zeit</w:t>
-      </w:r>
-    </w:p>
-    <w:p>
-      <w:pPr>
-        <w:spacing w:after="0"/>
-        <w:rPr>
-          <w:sz w:val="20"/>
-          <w:szCs w:val="20"/>
-        </w:rPr>
-      </w:pPr>
-      <w:r>
-        <w:rPr>
-          <w:sz w:val="20"/>
-          <w:szCs w:val="20"/>
-        </w:rPr>
-        <w:t>Pro:</w:t>
-      </w:r>
-    </w:p>
-    <w:p>
-      <w:pPr>
-        <w:numPr>
-          <w:ilvl w:val="0"/>
-          <w:numId w:val="39"/>
-        </w:numPr>
-        <w:spacing w:after="0"/>
-        <w:rPr>
-          <w:sz w:val="20"/>
-          <w:szCs w:val="20"/>
-        </w:rPr>
-      </w:pPr>
-      <w:r>
-        <w:rPr>
-          <w:sz w:val="20"/>
-          <w:szCs w:val="20"/>
-        </w:rPr>
-        <w:t>Risikogetibens modell wird während anfoderungsanalyse indirekt umgesetz durhc nahe verzahnung mit kunden/projekt betreuer-&gt; tatsählcies phase später nicht mehr notwendig</w:t>
-      </w:r>
-    </w:p>
-    <w:p>
-      <w:pPr>
-        <w:spacing w:after="0"/>
-        <w:rPr>
-          <w:sz w:val="20"/>
-          <w:szCs w:val="20"/>
-        </w:rPr>
-      </w:pPr>
-      <w:r>
-        <w:rPr>
-          <w:sz w:val="20"/>
-          <w:szCs w:val="20"/>
-        </w:rPr>
-        <w:t> </w:t>
-      </w:r>
-    </w:p>
-    <w:p>
-      <w:pPr>
-        <w:spacing w:after="0"/>
-        <w:rPr>
-          <w:sz w:val="20"/>
-          <w:szCs w:val="20"/>
-        </w:rPr>
-      </w:pPr>
-      <w:r>
-        <w:rPr>
-          <w:sz w:val="20"/>
-          <w:szCs w:val="20"/>
-        </w:rPr>
-        <w:t>Wasserfallmodell:</w:t>
-      </w:r>
-    </w:p>
-    <w:p>
-      <w:pPr>
-        <w:spacing w:after="0"/>
-        <w:rPr>
-          <w:sz w:val="20"/>
-          <w:szCs w:val="20"/>
-        </w:rPr>
-      </w:pPr>
-      <w:r>
-        <w:rPr>
-          <w:sz w:val="20"/>
-          <w:szCs w:val="20"/>
-        </w:rPr>
-        <w:t>Kontra:</w:t>
-      </w:r>
-    </w:p>
-    <w:p>
-      <w:pPr>
-        <w:numPr>
-          <w:ilvl w:val="0"/>
-          <w:numId w:val="40"/>
-        </w:numPr>
-        <w:spacing w:after="0"/>
-        <w:rPr>
-          <w:sz w:val="20"/>
-          <w:szCs w:val="20"/>
-        </w:rPr>
-      </w:pPr>
-      <w:r>
-        <w:rPr>
-          <w:sz w:val="20"/>
-          <w:szCs w:val="20"/>
-        </w:rPr>
-        <w:t>Zu spätes Testen-&gt; testn kommt er nach der implementierung, unflexibel für fehler</w:t>
-      </w:r>
-    </w:p>
-    <w:p>
-      <w:pPr>
-        <w:numPr>
-          <w:ilvl w:val="0"/>
-          <w:numId w:val="40"/>
-        </w:numPr>
-        <w:spacing w:after="0"/>
-        <w:rPr>
-          <w:sz w:val="20"/>
-          <w:szCs w:val="20"/>
-        </w:rPr>
-      </w:pPr>
-      <w:r>
-        <w:rPr>
-          <w:sz w:val="20"/>
-          <w:szCs w:val="20"/>
-        </w:rPr>
-        <w:t>Zwei komponenten worker + gui schwierig schnitstellen probleme voraus zusehen</w:t>
-      </w:r>
-    </w:p>
-    <w:p>
-      <w:pPr>
-        <w:spacing w:after="0"/>
-        <w:rPr>
-          <w:sz w:val="20"/>
-          <w:szCs w:val="20"/>
-        </w:rPr>
-      </w:pPr>
-      <w:r>
-        <w:rPr>
-          <w:sz w:val="20"/>
-          <w:szCs w:val="20"/>
-        </w:rPr>
-        <w:t>Pro:</w:t>
-      </w:r>
-    </w:p>
-    <w:p>
-      <w:pPr>
-        <w:numPr>
-          <w:ilvl w:val="0"/>
-          <w:numId w:val="41"/>
-        </w:numPr>
-        <w:spacing w:after="0"/>
-        <w:rPr>
-          <w:sz w:val="20"/>
-          <w:szCs w:val="20"/>
-        </w:rPr>
-      </w:pPr>
-      <w:r>
-        <w:rPr>
-          <w:sz w:val="20"/>
-          <w:szCs w:val="20"/>
-        </w:rPr>
-        <w:t>Einfacher dokumentationslauf für abgeschlossen phasen die aufeinader folgen.</w:t>
-      </w:r>
-    </w:p>
-    <w:p>
-      <w:pPr>
-        <w:numPr>
-          <w:ilvl w:val="0"/>
-          <w:numId w:val="41"/>
-        </w:numPr>
-        <w:spacing w:after="0"/>
-        <w:rPr>
-          <w:sz w:val="20"/>
-          <w:szCs w:val="20"/>
-        </w:rPr>
-      </w:pPr>
-      <w:r>
-        <w:rPr>
-          <w:sz w:val="20"/>
-          <w:szCs w:val="20"/>
-        </w:rPr>
-        <w:t>Festes zeit-budget passt perfekt zur planbar keit des modells</w:t>
-      </w:r>
-    </w:p>
-    <w:p>
-      <w:pPr>
-        <w:spacing w:after="0"/>
-        <w:rPr>
-          <w:sz w:val="20"/>
-          <w:szCs w:val="20"/>
-        </w:rPr>
-      </w:pPr>
-      <w:r>
-        <w:rPr>
-          <w:sz w:val="20"/>
-          <w:szCs w:val="20"/>
-        </w:rPr>
-        <w:t> </w:t>
-      </w:r>
-    </w:p>
-    <w:p>
-      <w:pPr>
-        <w:spacing w:after="0"/>
-        <w:rPr>
-          <w:sz w:val="20"/>
-          <w:szCs w:val="20"/>
-        </w:rPr>
-      </w:pPr>
-      <w:r>
-        <w:rPr>
-          <w:sz w:val="20"/>
-          <w:szCs w:val="20"/>
-        </w:rPr>
-        <w:t>V-Modell:</w:t>
-      </w:r>
-    </w:p>
-    <w:p>
-      <w:pPr>
-        <w:spacing w:after="0"/>
-        <w:rPr>
-          <w:sz w:val="20"/>
-          <w:szCs w:val="20"/>
-        </w:rPr>
-      </w:pPr>
-      <w:r>
-        <w:rPr>
-          <w:sz w:val="20"/>
-          <w:szCs w:val="20"/>
-        </w:rPr>
-        <w:t>Kontra:</w:t>
-      </w:r>
-    </w:p>
-    <w:p>
-      <w:pPr>
-        <w:numPr>
-          <w:ilvl w:val="0"/>
-          <w:numId w:val="42"/>
-        </w:numPr>
-        <w:spacing w:after="0"/>
-        <w:rPr>
-          <w:sz w:val="20"/>
-          <w:szCs w:val="20"/>
-        </w:rPr>
-      </w:pPr>
-      <w:r>
-        <w:rPr>
-          <w:sz w:val="20"/>
-          <w:szCs w:val="20"/>
-        </w:rPr>
-        <w:t>Die simple u. lineare vorgehensweise ist in diesem fall gewollt u. keine nachteil</w:t>
-      </w:r>
-    </w:p>
-    <w:p>
-      <w:pPr>
-        <w:spacing w:after="0"/>
-        <w:rPr>
-          <w:sz w:val="20"/>
-          <w:szCs w:val="20"/>
-        </w:rPr>
-      </w:pPr>
-      <w:r>
-        <w:rPr>
-          <w:sz w:val="20"/>
-          <w:szCs w:val="20"/>
-        </w:rPr>
-        <w:t>Pro:</w:t>
-      </w:r>
-    </w:p>
-    <w:p>
-      <w:pPr>
-        <w:numPr>
-          <w:ilvl w:val="0"/>
-          <w:numId w:val="43"/>
-        </w:numPr>
-        <w:spacing w:after="0"/>
-        <w:rPr>
-          <w:sz w:val="20"/>
-          <w:szCs w:val="20"/>
-        </w:rPr>
-      </w:pPr>
-      <w:r>
-        <w:rPr>
-          <w:sz w:val="20"/>
-          <w:szCs w:val="20"/>
-        </w:rPr>
-        <w:t>Vorangestellt definition von erfolgskriterien</w:t>
-      </w:r>
-    </w:p>
-    <w:p>
-      <w:pPr>
+        <w:t>Planbare struktur/ablauf</w:t>
+      </w:r>
+    </w:p>
+    <w:p/>
+    <w:p>
+      <w:pPr>
+        <w:pStyle w:val="berschrift3"/>
         <w:numPr>
           <w:ilvl w:val="1"/>
-          <w:numId w:val="43"/>
-        </w:numPr>
-        <w:spacing w:after="0"/>
-        <w:rPr>
-          <w:sz w:val="20"/>
-          <w:szCs w:val="20"/>
-        </w:rPr>
-      </w:pPr>
-      <w:r>
-        <w:rPr>
-          <w:sz w:val="20"/>
-          <w:szCs w:val="20"/>
-        </w:rPr>
-        <w:t xml:space="preserve"> -&gt; opitmal auch für spätere projekt odkumentation</w:t>
+          <w:numId w:val="1"/>
+        </w:numPr>
+      </w:pPr>
+      <w:r>
+        <w:t>Individuelle Anpassungen</w:t>
       </w:r>
     </w:p>
     <w:p>
       <w:pPr>
         <w:numPr>
           <w:ilvl w:val="1"/>
-          <w:numId w:val="43"/>
-        </w:numPr>
-        <w:spacing w:after="0"/>
-        <w:rPr>
-          <w:sz w:val="20"/>
-          <w:szCs w:val="20"/>
-        </w:rPr>
-      </w:pPr>
-      <w:r>
-        <w:rPr>
-          <w:sz w:val="20"/>
-          <w:szCs w:val="20"/>
-        </w:rPr>
-        <w:t>Und erfolgsbewertung dem betribe gegeüber</w:t>
-      </w:r>
-    </w:p>
-    <w:p>
-      <w:pPr>
-        <w:numPr>
-          <w:ilvl w:val="0"/>
-          <w:numId w:val="43"/>
-        </w:numPr>
-        <w:spacing w:after="0"/>
-        <w:rPr>
-          <w:sz w:val="20"/>
-          <w:szCs w:val="20"/>
-        </w:rPr>
-      </w:pPr>
-      <w:r>
-        <w:rPr>
-          <w:sz w:val="20"/>
-          <w:szCs w:val="20"/>
-        </w:rPr>
-        <w:t>Verbesserte produktqualität durch bestimmung der erfolgskriterien</w:t>
-      </w:r>
-    </w:p>
-    <w:p>
-      <w:pPr>
-        <w:numPr>
-          <w:ilvl w:val="0"/>
-          <w:numId w:val="43"/>
-        </w:numPr>
-        <w:spacing w:after="0"/>
-        <w:rPr>
-          <w:sz w:val="20"/>
-          <w:szCs w:val="20"/>
-        </w:rPr>
-      </w:pPr>
-      <w:r>
-        <w:rPr>
-          <w:sz w:val="20"/>
-          <w:szCs w:val="20"/>
-        </w:rPr>
-        <w:t>Planbare struktur/ablauf</w:t>
-      </w:r>
-    </w:p>
-    <w:p/>
-    <w:p>
-      <w:pPr>
-        <w:pStyle w:val="berschrift3"/>
-        <w:numPr>
-          <w:ilvl w:val="1"/>
-          <w:numId w:val="3"/>
-        </w:numPr>
-      </w:pPr>
-      <w:r>
-        <w:t>Individuelle Anpassungen</w:t>
-      </w:r>
-    </w:p>
-    <w:p>
-      <w:pPr>
-        <w:numPr>
-          <w:ilvl w:val="1"/>
-          <w:numId w:val="3"/>
+          <w:numId w:val="1"/>
         </w:numPr>
         <w:spacing w:after="0" w:line="240" w:lineRule="auto"/>
         <w:textAlignment w:val="center"/>
@@ -4668,7 +4670,7 @@
       <w:pPr>
         <w:numPr>
           <w:ilvl w:val="1"/>
-          <w:numId w:val="3"/>
+          <w:numId w:val="1"/>
         </w:numPr>
         <w:spacing w:after="0" w:line="240" w:lineRule="auto"/>
         <w:textAlignment w:val="center"/>
@@ -4697,7 +4699,7 @@
       <w:pPr>
         <w:numPr>
           <w:ilvl w:val="1"/>
-          <w:numId w:val="3"/>
+          <w:numId w:val="1"/>
         </w:numPr>
         <w:spacing w:after="0" w:line="240" w:lineRule="auto"/>
         <w:textAlignment w:val="center"/>
@@ -4726,7 +4728,7 @@
       <w:pPr>
         <w:numPr>
           <w:ilvl w:val="1"/>
-          <w:numId w:val="3"/>
+          <w:numId w:val="1"/>
         </w:numPr>
         <w:spacing w:after="0" w:line="240" w:lineRule="auto"/>
         <w:textAlignment w:val="center"/>
@@ -4755,7 +4757,7 @@
       <w:pPr>
         <w:numPr>
           <w:ilvl w:val="1"/>
-          <w:numId w:val="3"/>
+          <w:numId w:val="1"/>
         </w:numPr>
         <w:spacing w:after="0" w:line="240" w:lineRule="auto"/>
         <w:textAlignment w:val="center"/>
@@ -4784,7 +4786,7 @@
       <w:pPr>
         <w:numPr>
           <w:ilvl w:val="1"/>
-          <w:numId w:val="3"/>
+          <w:numId w:val="1"/>
         </w:numPr>
         <w:spacing w:after="0" w:line="240" w:lineRule="auto"/>
         <w:textAlignment w:val="center"/>
@@ -4813,7 +4815,7 @@
       <w:pPr>
         <w:numPr>
           <w:ilvl w:val="1"/>
-          <w:numId w:val="3"/>
+          <w:numId w:val="1"/>
         </w:numPr>
         <w:spacing w:after="0" w:line="240" w:lineRule="auto"/>
         <w:textAlignment w:val="center"/>
@@ -4835,7 +4837,6 @@
           <w:lang w:eastAsia="de-DE"/>
           <w14:ligatures w14:val="none"/>
         </w:rPr>
-        <w:lastRenderedPageBreak/>
         <w:t>Allerdings  sind system und itegrationstest nur füe die gesammt anwendung sinnvoll weshlab  diese test für beide komponenten druchgeführt werden</w:t>
       </w:r>
     </w:p>
@@ -4861,6 +4862,7 @@
           <w:lang w:eastAsia="de-DE"/>
           <w14:ligatures w14:val="none"/>
         </w:rPr>
+        <w:lastRenderedPageBreak/>
         <w:t> </w:t>
       </w:r>
     </w:p>
@@ -4960,7 +4962,7 @@
         <w:pStyle w:val="berschrift3"/>
         <w:numPr>
           <w:ilvl w:val="1"/>
-          <w:numId w:val="3"/>
+          <w:numId w:val="1"/>
         </w:numPr>
       </w:pPr>
       <w:r>
@@ -4969,6 +4971,1334 @@
     </w:p>
     <w:p>
       <w:pPr>
+        <w:spacing w:after="0" w:line="240" w:lineRule="auto"/>
+        <w:rPr>
+          <w:rFonts w:ascii="Calibri" w:eastAsia="Times New Roman" w:hAnsi="Calibri" w:cs="Calibri"/>
+          <w:kern w:val="0"/>
+          <w:sz w:val="22"/>
+          <w:szCs w:val="22"/>
+          <w:lang w:eastAsia="de-DE"/>
+          <w14:ligatures w14:val="none"/>
+        </w:rPr>
+      </w:pPr>
+      <w:r>
+        <w:rPr>
+          <w:rFonts w:ascii="Calibri" w:eastAsia="Times New Roman" w:hAnsi="Calibri" w:cs="Calibri"/>
+          <w:kern w:val="0"/>
+          <w:sz w:val="22"/>
+          <w:szCs w:val="22"/>
+          <w:lang w:eastAsia="de-DE"/>
+          <w14:ligatures w14:val="none"/>
+        </w:rPr>
+        <w:t>Benuzteranforderungen:</w:t>
+      </w:r>
+    </w:p>
+    <w:p>
+      <w:pPr>
+        <w:numPr>
+          <w:ilvl w:val="0"/>
+          <w:numId w:val="80"/>
+        </w:numPr>
+        <w:spacing w:after="0" w:line="240" w:lineRule="auto"/>
+        <w:textAlignment w:val="center"/>
+        <w:rPr>
+          <w:rFonts w:ascii="Calibri" w:eastAsia="Times New Roman" w:hAnsi="Calibri" w:cs="Calibri"/>
+          <w:kern w:val="0"/>
+          <w:sz w:val="22"/>
+          <w:szCs w:val="22"/>
+          <w:lang w:eastAsia="de-DE"/>
+          <w14:ligatures w14:val="none"/>
+        </w:rPr>
+      </w:pPr>
+      <w:r>
+        <w:rPr>
+          <w:rFonts w:ascii="Calibri" w:eastAsia="Times New Roman" w:hAnsi="Calibri" w:cs="Calibri"/>
+          <w:kern w:val="0"/>
+          <w:sz w:val="22"/>
+          <w:szCs w:val="22"/>
+          <w:lang w:eastAsia="de-DE"/>
+          <w14:ligatures w14:val="none"/>
+        </w:rPr>
+        <w:t>Häufig auch Stakholder-Anforderungen gennant. Da hier der einzige unterschied zw. Interessen gruppen  zw. Systemadmins und Entwickler besteht über die Art der Konfigurarion sind diese hier global als nutzer bennant. Die varierenden Anfoderunge der beiden Interessengruppen werden berücksicktigt.</w:t>
+      </w:r>
+    </w:p>
+    <w:p>
+      <w:pPr>
+        <w:numPr>
+          <w:ilvl w:val="0"/>
+          <w:numId w:val="80"/>
+        </w:numPr>
+        <w:spacing w:after="0" w:line="240" w:lineRule="auto"/>
+        <w:textAlignment w:val="center"/>
+        <w:rPr>
+          <w:rFonts w:ascii="Calibri" w:eastAsia="Times New Roman" w:hAnsi="Calibri" w:cs="Calibri"/>
+          <w:kern w:val="0"/>
+          <w:sz w:val="22"/>
+          <w:szCs w:val="22"/>
+          <w:lang w:eastAsia="de-DE"/>
+          <w14:ligatures w14:val="none"/>
+        </w:rPr>
+      </w:pPr>
+      <w:r>
+        <w:rPr>
+          <w:rFonts w:ascii="Calibri" w:eastAsia="Times New Roman" w:hAnsi="Calibri" w:cs="Calibri"/>
+          <w:kern w:val="0"/>
+          <w:sz w:val="22"/>
+          <w:szCs w:val="22"/>
+          <w:lang w:eastAsia="de-DE"/>
+          <w14:ligatures w14:val="none"/>
+        </w:rPr>
+        <w:t>Was muss aus sicht der benutzer durch das system ermöglicht werden?</w:t>
+      </w:r>
+    </w:p>
+    <w:p>
+      <w:pPr>
+        <w:numPr>
+          <w:ilvl w:val="0"/>
+          <w:numId w:val="80"/>
+        </w:numPr>
+        <w:spacing w:after="0" w:line="240" w:lineRule="auto"/>
+        <w:textAlignment w:val="center"/>
+        <w:rPr>
+          <w:rFonts w:ascii="Calibri" w:eastAsia="Times New Roman" w:hAnsi="Calibri" w:cs="Calibri"/>
+          <w:kern w:val="0"/>
+          <w:sz w:val="22"/>
+          <w:szCs w:val="22"/>
+          <w:lang w:eastAsia="de-DE"/>
+          <w14:ligatures w14:val="none"/>
+        </w:rPr>
+      </w:pPr>
+      <w:r>
+        <w:rPr>
+          <w:rFonts w:ascii="Calibri" w:eastAsia="Times New Roman" w:hAnsi="Calibri" w:cs="Calibri"/>
+          <w:kern w:val="0"/>
+          <w:sz w:val="22"/>
+          <w:szCs w:val="22"/>
+          <w:lang w:eastAsia="de-DE"/>
+          <w14:ligatures w14:val="none"/>
+        </w:rPr>
+        <w:t>-&gt; Strategische Kernziele</w:t>
+      </w:r>
+    </w:p>
+    <w:p>
+      <w:pPr>
+        <w:numPr>
+          <w:ilvl w:val="0"/>
+          <w:numId w:val="80"/>
+        </w:numPr>
+        <w:spacing w:after="0" w:line="240" w:lineRule="auto"/>
+        <w:textAlignment w:val="center"/>
+        <w:rPr>
+          <w:rFonts w:ascii="Calibri" w:eastAsia="Times New Roman" w:hAnsi="Calibri" w:cs="Calibri"/>
+          <w:kern w:val="0"/>
+          <w:sz w:val="22"/>
+          <w:szCs w:val="22"/>
+          <w:lang w:eastAsia="de-DE"/>
+          <w14:ligatures w14:val="none"/>
+        </w:rPr>
+      </w:pPr>
+      <w:hyperlink r:id="rId7" w:history="1">
+        <w:r>
+          <w:rPr>
+            <w:rFonts w:ascii="Calibri" w:eastAsia="Times New Roman" w:hAnsi="Calibri" w:cs="Calibri"/>
+            <w:color w:val="0000FF"/>
+            <w:kern w:val="0"/>
+            <w:sz w:val="22"/>
+            <w:szCs w:val="22"/>
+            <w:u w:val="single"/>
+            <w:lang w:eastAsia="de-DE"/>
+            <w14:ligatures w14:val="none"/>
+          </w:rPr>
+          <w:t>https://www.johner-institut.de/blog/tag/stakeholder-anforderungen/</w:t>
+        </w:r>
+      </w:hyperlink>
+    </w:p>
+    <w:p>
+      <w:pPr>
+        <w:numPr>
+          <w:ilvl w:val="0"/>
+          <w:numId w:val="80"/>
+        </w:numPr>
+        <w:spacing w:after="0" w:line="240" w:lineRule="auto"/>
+        <w:textAlignment w:val="center"/>
+        <w:rPr>
+          <w:rFonts w:ascii="Calibri" w:eastAsia="Times New Roman" w:hAnsi="Calibri" w:cs="Calibri"/>
+          <w:kern w:val="0"/>
+          <w:sz w:val="22"/>
+          <w:szCs w:val="22"/>
+          <w:lang w:eastAsia="de-DE"/>
+          <w14:ligatures w14:val="none"/>
+        </w:rPr>
+      </w:pPr>
+      <w:r>
+        <w:rPr>
+          <w:rFonts w:ascii="Calibri" w:eastAsia="Times New Roman" w:hAnsi="Calibri" w:cs="Calibri"/>
+          <w:kern w:val="0"/>
+          <w:sz w:val="22"/>
+          <w:szCs w:val="22"/>
+          <w:lang w:eastAsia="de-DE"/>
+          <w14:ligatures w14:val="none"/>
+        </w:rPr>
+        <w:t>TEST: AbnahmeTest</w:t>
+      </w:r>
+    </w:p>
+    <w:p>
+      <w:pPr>
+        <w:numPr>
+          <w:ilvl w:val="1"/>
+          <w:numId w:val="80"/>
+        </w:numPr>
+        <w:spacing w:after="0" w:line="240" w:lineRule="auto"/>
+        <w:textAlignment w:val="center"/>
+        <w:rPr>
+          <w:rFonts w:ascii="Calibri" w:eastAsia="Times New Roman" w:hAnsi="Calibri" w:cs="Calibri"/>
+          <w:kern w:val="0"/>
+          <w:sz w:val="22"/>
+          <w:szCs w:val="22"/>
+          <w:lang w:eastAsia="de-DE"/>
+          <w14:ligatures w14:val="none"/>
+        </w:rPr>
+      </w:pPr>
+      <w:r>
+        <w:rPr>
+          <w:rFonts w:ascii="Calibri" w:eastAsia="Times New Roman" w:hAnsi="Calibri" w:cs="Calibri"/>
+          <w:kern w:val="0"/>
+          <w:sz w:val="22"/>
+          <w:szCs w:val="22"/>
+          <w:lang w:eastAsia="de-DE"/>
+          <w14:ligatures w14:val="none"/>
+        </w:rPr>
+        <w:t>Können die definierten Ziele mit der Software erreicht werden?</w:t>
+      </w:r>
+    </w:p>
+    <w:p>
+      <w:pPr>
+        <w:spacing w:after="0" w:line="240" w:lineRule="auto"/>
+        <w:ind w:left="1080"/>
+        <w:rPr>
+          <w:rFonts w:ascii="Calibri" w:eastAsia="Times New Roman" w:hAnsi="Calibri" w:cs="Calibri"/>
+          <w:kern w:val="0"/>
+          <w:sz w:val="22"/>
+          <w:szCs w:val="22"/>
+          <w:lang w:eastAsia="de-DE"/>
+          <w14:ligatures w14:val="none"/>
+        </w:rPr>
+      </w:pPr>
+      <w:r>
+        <w:rPr>
+          <w:rFonts w:ascii="Calibri" w:eastAsia="Times New Roman" w:hAnsi="Calibri" w:cs="Calibri"/>
+          <w:kern w:val="0"/>
+          <w:sz w:val="22"/>
+          <w:szCs w:val="22"/>
+          <w:lang w:eastAsia="de-DE"/>
+          <w14:ligatures w14:val="none"/>
+        </w:rPr>
+        <w:t> </w:t>
+      </w:r>
+    </w:p>
+    <w:p>
+      <w:pPr>
+        <w:spacing w:after="0" w:line="240" w:lineRule="auto"/>
+        <w:rPr>
+          <w:rFonts w:ascii="Calibri" w:eastAsia="Times New Roman" w:hAnsi="Calibri" w:cs="Calibri"/>
+          <w:kern w:val="0"/>
+          <w:sz w:val="22"/>
+          <w:szCs w:val="22"/>
+          <w:lang w:eastAsia="de-DE"/>
+          <w14:ligatures w14:val="none"/>
+        </w:rPr>
+      </w:pPr>
+      <w:r>
+        <w:rPr>
+          <w:rFonts w:ascii="Calibri" w:eastAsia="Times New Roman" w:hAnsi="Calibri" w:cs="Calibri"/>
+          <w:kern w:val="0"/>
+          <w:sz w:val="22"/>
+          <w:szCs w:val="22"/>
+          <w:lang w:eastAsia="de-DE"/>
+          <w14:ligatures w14:val="none"/>
+        </w:rPr>
+        <w:t> </w:t>
+      </w:r>
+    </w:p>
+    <w:p>
+      <w:pPr>
+        <w:spacing w:after="0" w:line="240" w:lineRule="auto"/>
+        <w:rPr>
+          <w:rFonts w:ascii="Calibri" w:eastAsia="Times New Roman" w:hAnsi="Calibri" w:cs="Calibri"/>
+          <w:kern w:val="0"/>
+          <w:sz w:val="22"/>
+          <w:szCs w:val="22"/>
+          <w:lang w:eastAsia="de-DE"/>
+          <w14:ligatures w14:val="none"/>
+        </w:rPr>
+      </w:pPr>
+      <w:r>
+        <w:rPr>
+          <w:rFonts w:ascii="Calibri" w:eastAsia="Times New Roman" w:hAnsi="Calibri" w:cs="Calibri"/>
+          <w:kern w:val="0"/>
+          <w:sz w:val="22"/>
+          <w:szCs w:val="22"/>
+          <w:lang w:eastAsia="de-DE"/>
+          <w14:ligatures w14:val="none"/>
+        </w:rPr>
+        <w:t>Systemanforderungen:</w:t>
+      </w:r>
+    </w:p>
+    <w:p>
+      <w:pPr>
+        <w:numPr>
+          <w:ilvl w:val="0"/>
+          <w:numId w:val="81"/>
+        </w:numPr>
+        <w:spacing w:after="0" w:line="240" w:lineRule="auto"/>
+        <w:textAlignment w:val="center"/>
+        <w:rPr>
+          <w:rFonts w:ascii="Calibri" w:eastAsia="Times New Roman" w:hAnsi="Calibri" w:cs="Calibri"/>
+          <w:kern w:val="0"/>
+          <w:sz w:val="22"/>
+          <w:szCs w:val="22"/>
+          <w:lang w:eastAsia="de-DE"/>
+          <w14:ligatures w14:val="none"/>
+        </w:rPr>
+      </w:pPr>
+      <w:r>
+        <w:rPr>
+          <w:rFonts w:ascii="Calibri" w:eastAsia="Times New Roman" w:hAnsi="Calibri" w:cs="Calibri"/>
+          <w:kern w:val="0"/>
+          <w:sz w:val="22"/>
+          <w:szCs w:val="22"/>
+          <w:lang w:eastAsia="de-DE"/>
+          <w14:ligatures w14:val="none"/>
+        </w:rPr>
+        <w:t>Was muss das system können um die Benutzeranforderungen zu erfüllen?</w:t>
+      </w:r>
+    </w:p>
+    <w:p>
+      <w:pPr>
+        <w:numPr>
+          <w:ilvl w:val="0"/>
+          <w:numId w:val="81"/>
+        </w:numPr>
+        <w:spacing w:after="0" w:line="240" w:lineRule="auto"/>
+        <w:textAlignment w:val="center"/>
+        <w:rPr>
+          <w:rFonts w:ascii="Calibri" w:eastAsia="Times New Roman" w:hAnsi="Calibri" w:cs="Calibri"/>
+          <w:kern w:val="0"/>
+          <w:sz w:val="22"/>
+          <w:szCs w:val="22"/>
+          <w:lang w:eastAsia="de-DE"/>
+          <w14:ligatures w14:val="none"/>
+        </w:rPr>
+      </w:pPr>
+      <w:r>
+        <w:rPr>
+          <w:rFonts w:ascii="Calibri" w:eastAsia="Times New Roman" w:hAnsi="Calibri" w:cs="Calibri"/>
+          <w:kern w:val="0"/>
+          <w:sz w:val="22"/>
+          <w:szCs w:val="22"/>
+          <w:lang w:eastAsia="de-DE"/>
+          <w14:ligatures w14:val="none"/>
+        </w:rPr>
+        <w:t xml:space="preserve"> -&gt; funktinalen anforderungen</w:t>
+      </w:r>
+    </w:p>
+    <w:p>
+      <w:pPr>
+        <w:numPr>
+          <w:ilvl w:val="0"/>
+          <w:numId w:val="81"/>
+        </w:numPr>
+        <w:spacing w:after="0" w:line="240" w:lineRule="auto"/>
+        <w:textAlignment w:val="center"/>
+        <w:rPr>
+          <w:rFonts w:ascii="Calibri" w:eastAsia="Times New Roman" w:hAnsi="Calibri" w:cs="Calibri"/>
+          <w:kern w:val="0"/>
+          <w:sz w:val="22"/>
+          <w:szCs w:val="22"/>
+          <w:lang w:eastAsia="de-DE"/>
+          <w14:ligatures w14:val="none"/>
+        </w:rPr>
+      </w:pPr>
+      <w:hyperlink r:id="rId8" w:history="1">
+        <w:r>
+          <w:rPr>
+            <w:rFonts w:ascii="Calibri" w:eastAsia="Times New Roman" w:hAnsi="Calibri" w:cs="Calibri"/>
+            <w:color w:val="0000FF"/>
+            <w:kern w:val="0"/>
+            <w:sz w:val="22"/>
+            <w:szCs w:val="22"/>
+            <w:u w:val="single"/>
+            <w:lang w:eastAsia="de-DE"/>
+            <w14:ligatures w14:val="none"/>
+          </w:rPr>
+          <w:t>https://www.johner-institut.de/blog/tag/systemanforderungen-system-requirements-specification/</w:t>
+        </w:r>
+      </w:hyperlink>
+    </w:p>
+    <w:p>
+      <w:pPr>
+        <w:numPr>
+          <w:ilvl w:val="0"/>
+          <w:numId w:val="81"/>
+        </w:numPr>
+        <w:spacing w:after="0" w:line="240" w:lineRule="auto"/>
+        <w:textAlignment w:val="center"/>
+        <w:rPr>
+          <w:rFonts w:ascii="Calibri" w:eastAsia="Times New Roman" w:hAnsi="Calibri" w:cs="Calibri"/>
+          <w:kern w:val="0"/>
+          <w:sz w:val="22"/>
+          <w:szCs w:val="22"/>
+          <w:lang w:eastAsia="de-DE"/>
+          <w14:ligatures w14:val="none"/>
+        </w:rPr>
+      </w:pPr>
+      <w:r>
+        <w:rPr>
+          <w:rFonts w:ascii="Calibri" w:eastAsia="Times New Roman" w:hAnsi="Calibri" w:cs="Calibri"/>
+          <w:kern w:val="0"/>
+          <w:sz w:val="22"/>
+          <w:szCs w:val="22"/>
+          <w:lang w:eastAsia="de-DE"/>
+          <w14:ligatures w14:val="none"/>
+        </w:rPr>
+        <w:t>TEST:SystemTest</w:t>
+      </w:r>
+    </w:p>
+    <w:p>
+      <w:pPr>
+        <w:numPr>
+          <w:ilvl w:val="1"/>
+          <w:numId w:val="81"/>
+        </w:numPr>
+        <w:spacing w:after="0" w:line="240" w:lineRule="auto"/>
+        <w:textAlignment w:val="center"/>
+        <w:rPr>
+          <w:rFonts w:ascii="Calibri" w:eastAsia="Times New Roman" w:hAnsi="Calibri" w:cs="Calibri"/>
+          <w:kern w:val="0"/>
+          <w:sz w:val="22"/>
+          <w:szCs w:val="22"/>
+          <w:lang w:eastAsia="de-DE"/>
+          <w14:ligatures w14:val="none"/>
+        </w:rPr>
+      </w:pPr>
+      <w:r>
+        <w:rPr>
+          <w:rFonts w:ascii="Calibri" w:eastAsia="Times New Roman" w:hAnsi="Calibri" w:cs="Calibri"/>
+          <w:kern w:val="0"/>
+          <w:sz w:val="22"/>
+          <w:szCs w:val="22"/>
+          <w:lang w:eastAsia="de-DE"/>
+          <w14:ligatures w14:val="none"/>
+        </w:rPr>
+        <w:t>Kann die Software alle erwarteten Funktionen bereitstellen?</w:t>
+      </w:r>
+    </w:p>
+    <w:p>
+      <w:pPr>
+        <w:spacing w:after="0" w:line="240" w:lineRule="auto"/>
+        <w:rPr>
+          <w:rFonts w:ascii="Calibri" w:eastAsia="Times New Roman" w:hAnsi="Calibri" w:cs="Calibri"/>
+          <w:kern w:val="0"/>
+          <w:sz w:val="22"/>
+          <w:szCs w:val="22"/>
+          <w:lang w:eastAsia="de-DE"/>
+          <w14:ligatures w14:val="none"/>
+        </w:rPr>
+      </w:pPr>
+      <w:r>
+        <w:rPr>
+          <w:rFonts w:ascii="Calibri" w:eastAsia="Times New Roman" w:hAnsi="Calibri" w:cs="Calibri"/>
+          <w:kern w:val="0"/>
+          <w:sz w:val="22"/>
+          <w:szCs w:val="22"/>
+          <w:lang w:eastAsia="de-DE"/>
+          <w14:ligatures w14:val="none"/>
+        </w:rPr>
+        <w:t> </w:t>
+      </w:r>
+    </w:p>
+    <w:p>
+      <w:pPr>
+        <w:spacing w:after="0" w:line="240" w:lineRule="auto"/>
+        <w:rPr>
+          <w:rFonts w:ascii="Calibri" w:eastAsia="Times New Roman" w:hAnsi="Calibri" w:cs="Calibri"/>
+          <w:kern w:val="0"/>
+          <w:sz w:val="22"/>
+          <w:szCs w:val="22"/>
+          <w:lang w:eastAsia="de-DE"/>
+          <w14:ligatures w14:val="none"/>
+        </w:rPr>
+      </w:pPr>
+      <w:r>
+        <w:rPr>
+          <w:rFonts w:ascii="Calibri" w:eastAsia="Times New Roman" w:hAnsi="Calibri" w:cs="Calibri"/>
+          <w:kern w:val="0"/>
+          <w:sz w:val="22"/>
+          <w:szCs w:val="22"/>
+          <w:lang w:eastAsia="de-DE"/>
+          <w14:ligatures w14:val="none"/>
+        </w:rPr>
+        <w:t>System-Architektur:</w:t>
+      </w:r>
+    </w:p>
+    <w:p>
+      <w:pPr>
+        <w:numPr>
+          <w:ilvl w:val="0"/>
+          <w:numId w:val="82"/>
+        </w:numPr>
+        <w:spacing w:after="0" w:line="240" w:lineRule="auto"/>
+        <w:textAlignment w:val="center"/>
+        <w:rPr>
+          <w:rFonts w:ascii="Calibri" w:eastAsia="Times New Roman" w:hAnsi="Calibri" w:cs="Calibri"/>
+          <w:kern w:val="0"/>
+          <w:sz w:val="22"/>
+          <w:szCs w:val="22"/>
+          <w:lang w:eastAsia="de-DE"/>
+          <w14:ligatures w14:val="none"/>
+        </w:rPr>
+      </w:pPr>
+      <w:r>
+        <w:rPr>
+          <w:rFonts w:ascii="Calibri" w:eastAsia="Times New Roman" w:hAnsi="Calibri" w:cs="Calibri"/>
+          <w:kern w:val="0"/>
+          <w:sz w:val="22"/>
+          <w:szCs w:val="22"/>
+          <w:lang w:eastAsia="de-DE"/>
+          <w14:ligatures w14:val="none"/>
+        </w:rPr>
+        <w:t>Welche Komponenten gibt es?</w:t>
+      </w:r>
+    </w:p>
+    <w:p>
+      <w:pPr>
+        <w:numPr>
+          <w:ilvl w:val="0"/>
+          <w:numId w:val="82"/>
+        </w:numPr>
+        <w:spacing w:after="0" w:line="240" w:lineRule="auto"/>
+        <w:textAlignment w:val="center"/>
+        <w:rPr>
+          <w:rFonts w:ascii="Calibri" w:eastAsia="Times New Roman" w:hAnsi="Calibri" w:cs="Calibri"/>
+          <w:kern w:val="0"/>
+          <w:sz w:val="22"/>
+          <w:szCs w:val="22"/>
+          <w:lang w:eastAsia="de-DE"/>
+          <w14:ligatures w14:val="none"/>
+        </w:rPr>
+      </w:pPr>
+      <w:r>
+        <w:rPr>
+          <w:rFonts w:ascii="Calibri" w:eastAsia="Times New Roman" w:hAnsi="Calibri" w:cs="Calibri"/>
+          <w:kern w:val="0"/>
+          <w:sz w:val="22"/>
+          <w:szCs w:val="22"/>
+          <w:lang w:eastAsia="de-DE"/>
+          <w14:ligatures w14:val="none"/>
+        </w:rPr>
+        <w:t>Wie interagieren die Komponenten?</w:t>
+      </w:r>
+    </w:p>
+    <w:p>
+      <w:pPr>
+        <w:numPr>
+          <w:ilvl w:val="0"/>
+          <w:numId w:val="82"/>
+        </w:numPr>
+        <w:spacing w:after="0" w:line="240" w:lineRule="auto"/>
+        <w:textAlignment w:val="center"/>
+        <w:rPr>
+          <w:rFonts w:ascii="Calibri" w:eastAsia="Times New Roman" w:hAnsi="Calibri" w:cs="Calibri"/>
+          <w:kern w:val="0"/>
+          <w:sz w:val="22"/>
+          <w:szCs w:val="22"/>
+          <w:lang w:eastAsia="de-DE"/>
+          <w14:ligatures w14:val="none"/>
+        </w:rPr>
+      </w:pPr>
+      <w:r>
+        <w:rPr>
+          <w:rFonts w:ascii="Calibri" w:eastAsia="Times New Roman" w:hAnsi="Calibri" w:cs="Calibri"/>
+          <w:kern w:val="0"/>
+          <w:sz w:val="22"/>
+          <w:szCs w:val="22"/>
+          <w:lang w:eastAsia="de-DE"/>
+          <w14:ligatures w14:val="none"/>
+        </w:rPr>
+        <w:t>Genaue Schnittstellen beschreibung</w:t>
+      </w:r>
+    </w:p>
+    <w:p>
+      <w:pPr>
+        <w:numPr>
+          <w:ilvl w:val="0"/>
+          <w:numId w:val="82"/>
+        </w:numPr>
+        <w:spacing w:after="0" w:line="240" w:lineRule="auto"/>
+        <w:textAlignment w:val="center"/>
+        <w:rPr>
+          <w:rFonts w:ascii="Calibri" w:eastAsia="Times New Roman" w:hAnsi="Calibri" w:cs="Calibri"/>
+          <w:kern w:val="0"/>
+          <w:sz w:val="22"/>
+          <w:szCs w:val="22"/>
+          <w:lang w:eastAsia="de-DE"/>
+          <w14:ligatures w14:val="none"/>
+        </w:rPr>
+      </w:pPr>
+      <w:r>
+        <w:rPr>
+          <w:rFonts w:ascii="Calibri" w:eastAsia="Times New Roman" w:hAnsi="Calibri" w:cs="Calibri"/>
+          <w:kern w:val="0"/>
+          <w:sz w:val="22"/>
+          <w:szCs w:val="22"/>
+          <w:lang w:eastAsia="de-DE"/>
+          <w14:ligatures w14:val="none"/>
+        </w:rPr>
+        <w:t>UML Komponenten diagramm</w:t>
+      </w:r>
+    </w:p>
+    <w:p>
+      <w:pPr>
+        <w:numPr>
+          <w:ilvl w:val="0"/>
+          <w:numId w:val="82"/>
+        </w:numPr>
+        <w:spacing w:after="0" w:line="240" w:lineRule="auto"/>
+        <w:textAlignment w:val="center"/>
+        <w:rPr>
+          <w:rFonts w:ascii="Calibri" w:eastAsia="Times New Roman" w:hAnsi="Calibri" w:cs="Calibri"/>
+          <w:kern w:val="0"/>
+          <w:sz w:val="22"/>
+          <w:szCs w:val="22"/>
+          <w:lang w:eastAsia="de-DE"/>
+          <w14:ligatures w14:val="none"/>
+        </w:rPr>
+      </w:pPr>
+      <w:r>
+        <w:rPr>
+          <w:rFonts w:ascii="Calibri" w:eastAsia="Times New Roman" w:hAnsi="Calibri" w:cs="Calibri"/>
+          <w:kern w:val="0"/>
+          <w:sz w:val="22"/>
+          <w:szCs w:val="22"/>
+          <w:lang w:eastAsia="de-DE"/>
+          <w14:ligatures w14:val="none"/>
+        </w:rPr>
+        <w:t>TEST: Integrationstest</w:t>
+      </w:r>
+    </w:p>
+    <w:p>
+      <w:pPr>
+        <w:numPr>
+          <w:ilvl w:val="1"/>
+          <w:numId w:val="82"/>
+        </w:numPr>
+        <w:spacing w:after="0" w:line="240" w:lineRule="auto"/>
+        <w:textAlignment w:val="center"/>
+        <w:rPr>
+          <w:rFonts w:ascii="Calibri" w:eastAsia="Times New Roman" w:hAnsi="Calibri" w:cs="Calibri"/>
+          <w:kern w:val="0"/>
+          <w:sz w:val="22"/>
+          <w:szCs w:val="22"/>
+          <w:lang w:eastAsia="de-DE"/>
+          <w14:ligatures w14:val="none"/>
+        </w:rPr>
+      </w:pPr>
+      <w:r>
+        <w:rPr>
+          <w:rFonts w:ascii="Calibri" w:eastAsia="Times New Roman" w:hAnsi="Calibri" w:cs="Calibri"/>
+          <w:kern w:val="0"/>
+          <w:sz w:val="22"/>
+          <w:szCs w:val="22"/>
+          <w:lang w:eastAsia="de-DE"/>
+          <w14:ligatures w14:val="none"/>
+        </w:rPr>
+        <w:t>Arbeiten die Komponentne korrekt zusammen um die definierten ziele zu erreichen?</w:t>
+      </w:r>
+    </w:p>
+    <w:p>
+      <w:pPr>
+        <w:spacing w:after="0" w:line="240" w:lineRule="auto"/>
+        <w:rPr>
+          <w:rFonts w:ascii="Calibri" w:eastAsia="Times New Roman" w:hAnsi="Calibri" w:cs="Calibri"/>
+          <w:kern w:val="0"/>
+          <w:sz w:val="22"/>
+          <w:szCs w:val="22"/>
+          <w:lang w:eastAsia="de-DE"/>
+          <w14:ligatures w14:val="none"/>
+        </w:rPr>
+      </w:pPr>
+      <w:r>
+        <w:rPr>
+          <w:rFonts w:ascii="Calibri" w:eastAsia="Times New Roman" w:hAnsi="Calibri" w:cs="Calibri"/>
+          <w:kern w:val="0"/>
+          <w:sz w:val="22"/>
+          <w:szCs w:val="22"/>
+          <w:lang w:eastAsia="de-DE"/>
+          <w14:ligatures w14:val="none"/>
+        </w:rPr>
+        <w:t> </w:t>
+      </w:r>
+    </w:p>
+    <w:p>
+      <w:pPr>
+        <w:spacing w:after="0" w:line="240" w:lineRule="auto"/>
+        <w:rPr>
+          <w:rFonts w:ascii="Calibri" w:eastAsia="Times New Roman" w:hAnsi="Calibri" w:cs="Calibri"/>
+          <w:kern w:val="0"/>
+          <w:sz w:val="22"/>
+          <w:szCs w:val="22"/>
+          <w:lang w:eastAsia="de-DE"/>
+          <w14:ligatures w14:val="none"/>
+        </w:rPr>
+      </w:pPr>
+      <w:r>
+        <w:rPr>
+          <w:rFonts w:ascii="Calibri" w:eastAsia="Times New Roman" w:hAnsi="Calibri" w:cs="Calibri"/>
+          <w:kern w:val="0"/>
+          <w:sz w:val="22"/>
+          <w:szCs w:val="22"/>
+          <w:lang w:eastAsia="de-DE"/>
+          <w14:ligatures w14:val="none"/>
+        </w:rPr>
+        <w:t>Komponenten -Anforderungen GUI</w:t>
+      </w:r>
+    </w:p>
+    <w:p>
+      <w:pPr>
+        <w:numPr>
+          <w:ilvl w:val="0"/>
+          <w:numId w:val="83"/>
+        </w:numPr>
+        <w:spacing w:after="0" w:line="240" w:lineRule="auto"/>
+        <w:textAlignment w:val="center"/>
+        <w:rPr>
+          <w:rFonts w:ascii="Calibri" w:eastAsia="Times New Roman" w:hAnsi="Calibri" w:cs="Calibri"/>
+          <w:kern w:val="0"/>
+          <w:sz w:val="22"/>
+          <w:szCs w:val="22"/>
+          <w:lang w:eastAsia="de-DE"/>
+          <w14:ligatures w14:val="none"/>
+        </w:rPr>
+      </w:pPr>
+      <w:r>
+        <w:rPr>
+          <w:rFonts w:ascii="Calibri" w:eastAsia="Times New Roman" w:hAnsi="Calibri" w:cs="Calibri"/>
+          <w:kern w:val="0"/>
+          <w:sz w:val="22"/>
+          <w:szCs w:val="22"/>
+          <w:lang w:eastAsia="de-DE"/>
+          <w14:ligatures w14:val="none"/>
+        </w:rPr>
+        <w:t>Welche funktionalen Anforderungen muss die GUI erfüllen?</w:t>
+      </w:r>
+    </w:p>
+    <w:p>
+      <w:pPr>
+        <w:numPr>
+          <w:ilvl w:val="0"/>
+          <w:numId w:val="83"/>
+        </w:numPr>
+        <w:spacing w:after="0" w:line="240" w:lineRule="auto"/>
+        <w:textAlignment w:val="center"/>
+        <w:rPr>
+          <w:rFonts w:ascii="Calibri" w:eastAsia="Times New Roman" w:hAnsi="Calibri" w:cs="Calibri"/>
+          <w:kern w:val="0"/>
+          <w:sz w:val="22"/>
+          <w:szCs w:val="22"/>
+          <w:lang w:eastAsia="de-DE"/>
+          <w14:ligatures w14:val="none"/>
+        </w:rPr>
+      </w:pPr>
+      <w:r>
+        <w:rPr>
+          <w:rFonts w:ascii="Calibri" w:eastAsia="Times New Roman" w:hAnsi="Calibri" w:cs="Calibri"/>
+          <w:kern w:val="0"/>
+          <w:sz w:val="22"/>
+          <w:szCs w:val="22"/>
+          <w:lang w:eastAsia="de-DE"/>
+          <w14:ligatures w14:val="none"/>
+        </w:rPr>
+        <w:t>Welche qualitativen Ziele müssen in der GUI umgesetz werden?</w:t>
+      </w:r>
+    </w:p>
+    <w:p>
+      <w:pPr>
+        <w:numPr>
+          <w:ilvl w:val="0"/>
+          <w:numId w:val="83"/>
+        </w:numPr>
+        <w:spacing w:after="0" w:line="240" w:lineRule="auto"/>
+        <w:textAlignment w:val="center"/>
+        <w:rPr>
+          <w:rFonts w:ascii="Calibri" w:eastAsia="Times New Roman" w:hAnsi="Calibri" w:cs="Calibri"/>
+          <w:kern w:val="0"/>
+          <w:sz w:val="22"/>
+          <w:szCs w:val="22"/>
+          <w:lang w:eastAsia="de-DE"/>
+          <w14:ligatures w14:val="none"/>
+        </w:rPr>
+      </w:pPr>
+      <w:r>
+        <w:rPr>
+          <w:rFonts w:ascii="Calibri" w:eastAsia="Times New Roman" w:hAnsi="Calibri" w:cs="Calibri"/>
+          <w:kern w:val="0"/>
+          <w:sz w:val="22"/>
+          <w:szCs w:val="22"/>
+          <w:lang w:eastAsia="de-DE"/>
+          <w14:ligatures w14:val="none"/>
+        </w:rPr>
+        <w:t>-&gt; teile von qualitative ziele</w:t>
+      </w:r>
+    </w:p>
+    <w:p>
+      <w:pPr>
+        <w:numPr>
+          <w:ilvl w:val="0"/>
+          <w:numId w:val="83"/>
+        </w:numPr>
+        <w:spacing w:after="0" w:line="240" w:lineRule="auto"/>
+        <w:textAlignment w:val="center"/>
+        <w:rPr>
+          <w:rFonts w:ascii="Calibri" w:eastAsia="Times New Roman" w:hAnsi="Calibri" w:cs="Calibri"/>
+          <w:kern w:val="0"/>
+          <w:sz w:val="22"/>
+          <w:szCs w:val="22"/>
+          <w:lang w:eastAsia="de-DE"/>
+          <w14:ligatures w14:val="none"/>
+        </w:rPr>
+      </w:pPr>
+      <w:r>
+        <w:rPr>
+          <w:rFonts w:ascii="Calibri" w:eastAsia="Times New Roman" w:hAnsi="Calibri" w:cs="Calibri"/>
+          <w:kern w:val="0"/>
+          <w:sz w:val="22"/>
+          <w:szCs w:val="22"/>
+          <w:lang w:eastAsia="de-DE"/>
+          <w14:ligatures w14:val="none"/>
+        </w:rPr>
+        <w:lastRenderedPageBreak/>
+        <w:t>TEST:Komponenten-Test</w:t>
+      </w:r>
+    </w:p>
+    <w:p>
+      <w:pPr>
+        <w:numPr>
+          <w:ilvl w:val="1"/>
+          <w:numId w:val="83"/>
+        </w:numPr>
+        <w:spacing w:after="0" w:line="240" w:lineRule="auto"/>
+        <w:textAlignment w:val="center"/>
+        <w:rPr>
+          <w:rFonts w:ascii="Calibri" w:eastAsia="Times New Roman" w:hAnsi="Calibri" w:cs="Calibri"/>
+          <w:kern w:val="0"/>
+          <w:sz w:val="22"/>
+          <w:szCs w:val="22"/>
+          <w:lang w:eastAsia="de-DE"/>
+          <w14:ligatures w14:val="none"/>
+        </w:rPr>
+      </w:pPr>
+      <w:r>
+        <w:rPr>
+          <w:rFonts w:ascii="Calibri" w:eastAsia="Times New Roman" w:hAnsi="Calibri" w:cs="Calibri"/>
+          <w:kern w:val="0"/>
+          <w:sz w:val="22"/>
+          <w:szCs w:val="22"/>
+          <w:lang w:eastAsia="de-DE"/>
+          <w14:ligatures w14:val="none"/>
+        </w:rPr>
+        <w:t>Kann die einzelen komponetne die definierten funktionen lifern u. liefert sie die erwartete qualiät?</w:t>
+      </w:r>
+    </w:p>
+    <w:p>
+      <w:pPr>
+        <w:spacing w:after="0" w:line="240" w:lineRule="auto"/>
+        <w:ind w:left="540"/>
+        <w:rPr>
+          <w:rFonts w:ascii="Calibri" w:eastAsia="Times New Roman" w:hAnsi="Calibri" w:cs="Calibri"/>
+          <w:kern w:val="0"/>
+          <w:sz w:val="22"/>
+          <w:szCs w:val="22"/>
+          <w:lang w:eastAsia="de-DE"/>
+          <w14:ligatures w14:val="none"/>
+        </w:rPr>
+      </w:pPr>
+      <w:r>
+        <w:rPr>
+          <w:rFonts w:ascii="Calibri" w:eastAsia="Times New Roman" w:hAnsi="Calibri" w:cs="Calibri"/>
+          <w:kern w:val="0"/>
+          <w:sz w:val="22"/>
+          <w:szCs w:val="22"/>
+          <w:lang w:eastAsia="de-DE"/>
+          <w14:ligatures w14:val="none"/>
+        </w:rPr>
+        <w:t> </w:t>
+      </w:r>
+    </w:p>
+    <w:p>
+      <w:pPr>
+        <w:spacing w:after="0" w:line="240" w:lineRule="auto"/>
+        <w:rPr>
+          <w:rFonts w:ascii="Calibri" w:eastAsia="Times New Roman" w:hAnsi="Calibri" w:cs="Calibri"/>
+          <w:kern w:val="0"/>
+          <w:sz w:val="22"/>
+          <w:szCs w:val="22"/>
+          <w:lang w:eastAsia="de-DE"/>
+          <w14:ligatures w14:val="none"/>
+        </w:rPr>
+      </w:pPr>
+      <w:r>
+        <w:rPr>
+          <w:rFonts w:ascii="Calibri" w:eastAsia="Times New Roman" w:hAnsi="Calibri" w:cs="Calibri"/>
+          <w:kern w:val="0"/>
+          <w:sz w:val="22"/>
+          <w:szCs w:val="22"/>
+          <w:lang w:eastAsia="de-DE"/>
+          <w14:ligatures w14:val="none"/>
+        </w:rPr>
+        <w:t> </w:t>
+      </w:r>
+    </w:p>
+    <w:p>
+      <w:pPr>
+        <w:spacing w:after="0" w:line="240" w:lineRule="auto"/>
+        <w:rPr>
+          <w:rFonts w:ascii="Calibri" w:eastAsia="Times New Roman" w:hAnsi="Calibri" w:cs="Calibri"/>
+          <w:kern w:val="0"/>
+          <w:sz w:val="22"/>
+          <w:szCs w:val="22"/>
+          <w:lang w:eastAsia="de-DE"/>
+          <w14:ligatures w14:val="none"/>
+        </w:rPr>
+      </w:pPr>
+      <w:r>
+        <w:rPr>
+          <w:rFonts w:ascii="Calibri" w:eastAsia="Times New Roman" w:hAnsi="Calibri" w:cs="Calibri"/>
+          <w:kern w:val="0"/>
+          <w:sz w:val="22"/>
+          <w:szCs w:val="22"/>
+          <w:lang w:eastAsia="de-DE"/>
+          <w14:ligatures w14:val="none"/>
+        </w:rPr>
+        <w:t>Komponenten-Anforderungen WORKER:</w:t>
+      </w:r>
+    </w:p>
+    <w:p>
+      <w:pPr>
+        <w:numPr>
+          <w:ilvl w:val="0"/>
+          <w:numId w:val="84"/>
+        </w:numPr>
+        <w:spacing w:after="0" w:line="240" w:lineRule="auto"/>
+        <w:textAlignment w:val="center"/>
+        <w:rPr>
+          <w:rFonts w:ascii="Calibri" w:eastAsia="Times New Roman" w:hAnsi="Calibri" w:cs="Calibri"/>
+          <w:kern w:val="0"/>
+          <w:sz w:val="22"/>
+          <w:szCs w:val="22"/>
+          <w:lang w:eastAsia="de-DE"/>
+          <w14:ligatures w14:val="none"/>
+        </w:rPr>
+      </w:pPr>
+      <w:r>
+        <w:rPr>
+          <w:rFonts w:ascii="Calibri" w:eastAsia="Times New Roman" w:hAnsi="Calibri" w:cs="Calibri"/>
+          <w:kern w:val="0"/>
+          <w:sz w:val="22"/>
+          <w:szCs w:val="22"/>
+          <w:lang w:eastAsia="de-DE"/>
+          <w14:ligatures w14:val="none"/>
+        </w:rPr>
+        <w:t>Welche funktionalen Anforderungen muss der worker erüllen?</w:t>
+      </w:r>
+    </w:p>
+    <w:p>
+      <w:pPr>
+        <w:numPr>
+          <w:ilvl w:val="0"/>
+          <w:numId w:val="84"/>
+        </w:numPr>
+        <w:spacing w:after="0" w:line="240" w:lineRule="auto"/>
+        <w:textAlignment w:val="center"/>
+        <w:rPr>
+          <w:rFonts w:ascii="Calibri" w:eastAsia="Times New Roman" w:hAnsi="Calibri" w:cs="Calibri"/>
+          <w:kern w:val="0"/>
+          <w:sz w:val="22"/>
+          <w:szCs w:val="22"/>
+          <w:lang w:eastAsia="de-DE"/>
+          <w14:ligatures w14:val="none"/>
+        </w:rPr>
+      </w:pPr>
+      <w:r>
+        <w:rPr>
+          <w:rFonts w:ascii="Calibri" w:eastAsia="Times New Roman" w:hAnsi="Calibri" w:cs="Calibri"/>
+          <w:kern w:val="0"/>
+          <w:sz w:val="22"/>
+          <w:szCs w:val="22"/>
+          <w:lang w:eastAsia="de-DE"/>
+          <w14:ligatures w14:val="none"/>
+        </w:rPr>
+        <w:t>Welche qualitativen Anfoderungen muss der Worker erfüllen?</w:t>
+      </w:r>
+    </w:p>
+    <w:p>
+      <w:pPr>
+        <w:numPr>
+          <w:ilvl w:val="0"/>
+          <w:numId w:val="84"/>
+        </w:numPr>
+        <w:spacing w:after="0" w:line="240" w:lineRule="auto"/>
+        <w:textAlignment w:val="center"/>
+        <w:rPr>
+          <w:rFonts w:ascii="Calibri" w:eastAsia="Times New Roman" w:hAnsi="Calibri" w:cs="Calibri"/>
+          <w:kern w:val="0"/>
+          <w:sz w:val="22"/>
+          <w:szCs w:val="22"/>
+          <w:lang w:eastAsia="de-DE"/>
+          <w14:ligatures w14:val="none"/>
+        </w:rPr>
+      </w:pPr>
+      <w:r>
+        <w:rPr>
+          <w:rFonts w:ascii="Calibri" w:eastAsia="Times New Roman" w:hAnsi="Calibri" w:cs="Calibri"/>
+          <w:kern w:val="0"/>
+          <w:sz w:val="22"/>
+          <w:szCs w:val="22"/>
+          <w:lang w:eastAsia="de-DE"/>
+          <w14:ligatures w14:val="none"/>
+        </w:rPr>
+        <w:t>-&gt; teile von qualitative ziele</w:t>
+      </w:r>
+    </w:p>
+    <w:p>
+      <w:pPr>
+        <w:numPr>
+          <w:ilvl w:val="0"/>
+          <w:numId w:val="84"/>
+        </w:numPr>
+        <w:spacing w:after="0" w:line="240" w:lineRule="auto"/>
+        <w:textAlignment w:val="center"/>
+        <w:rPr>
+          <w:rFonts w:ascii="Calibri" w:eastAsia="Times New Roman" w:hAnsi="Calibri" w:cs="Calibri"/>
+          <w:kern w:val="0"/>
+          <w:sz w:val="22"/>
+          <w:szCs w:val="22"/>
+          <w:lang w:eastAsia="de-DE"/>
+          <w14:ligatures w14:val="none"/>
+        </w:rPr>
+      </w:pPr>
+      <w:r>
+        <w:rPr>
+          <w:rFonts w:ascii="Calibri" w:eastAsia="Times New Roman" w:hAnsi="Calibri" w:cs="Calibri"/>
+          <w:kern w:val="0"/>
+          <w:sz w:val="22"/>
+          <w:szCs w:val="22"/>
+          <w:lang w:eastAsia="de-DE"/>
+          <w14:ligatures w14:val="none"/>
+        </w:rPr>
+        <w:t>TEST:Komponenten-Test</w:t>
+      </w:r>
+    </w:p>
+    <w:p>
+      <w:pPr>
+        <w:numPr>
+          <w:ilvl w:val="1"/>
+          <w:numId w:val="84"/>
+        </w:numPr>
+        <w:spacing w:after="0" w:line="240" w:lineRule="auto"/>
+        <w:textAlignment w:val="center"/>
+        <w:rPr>
+          <w:rFonts w:ascii="Calibri" w:eastAsia="Times New Roman" w:hAnsi="Calibri" w:cs="Calibri"/>
+          <w:kern w:val="0"/>
+          <w:sz w:val="22"/>
+          <w:szCs w:val="22"/>
+          <w:lang w:eastAsia="de-DE"/>
+          <w14:ligatures w14:val="none"/>
+        </w:rPr>
+      </w:pPr>
+      <w:r>
+        <w:rPr>
+          <w:rFonts w:ascii="Calibri" w:eastAsia="Times New Roman" w:hAnsi="Calibri" w:cs="Calibri"/>
+          <w:kern w:val="0"/>
+          <w:sz w:val="22"/>
+          <w:szCs w:val="22"/>
+          <w:lang w:eastAsia="de-DE"/>
+          <w14:ligatures w14:val="none"/>
+        </w:rPr>
+        <w:t>Kann die einzelen komponetne die definierten funktionen lifern u. liefert sie die erwartete quali</w:t>
+      </w:r>
+    </w:p>
+    <w:p>
+      <w:pPr>
+        <w:spacing w:after="0" w:line="240" w:lineRule="auto"/>
+        <w:ind w:left="540"/>
+        <w:rPr>
+          <w:rFonts w:ascii="Calibri" w:eastAsia="Times New Roman" w:hAnsi="Calibri" w:cs="Calibri"/>
+          <w:kern w:val="0"/>
+          <w:sz w:val="22"/>
+          <w:szCs w:val="22"/>
+          <w:lang w:eastAsia="de-DE"/>
+          <w14:ligatures w14:val="none"/>
+        </w:rPr>
+      </w:pPr>
+      <w:r>
+        <w:rPr>
+          <w:rFonts w:ascii="Calibri" w:eastAsia="Times New Roman" w:hAnsi="Calibri" w:cs="Calibri"/>
+          <w:kern w:val="0"/>
+          <w:sz w:val="22"/>
+          <w:szCs w:val="22"/>
+          <w:lang w:eastAsia="de-DE"/>
+          <w14:ligatures w14:val="none"/>
+        </w:rPr>
+        <w:t> </w:t>
+      </w:r>
+    </w:p>
+    <w:p>
+      <w:pPr>
+        <w:spacing w:after="0" w:line="240" w:lineRule="auto"/>
+        <w:rPr>
+          <w:rFonts w:ascii="Calibri" w:eastAsia="Times New Roman" w:hAnsi="Calibri" w:cs="Calibri"/>
+          <w:kern w:val="0"/>
+          <w:sz w:val="22"/>
+          <w:szCs w:val="22"/>
+          <w:lang w:eastAsia="de-DE"/>
+          <w14:ligatures w14:val="none"/>
+        </w:rPr>
+      </w:pPr>
+      <w:r>
+        <w:rPr>
+          <w:rFonts w:ascii="Calibri" w:eastAsia="Times New Roman" w:hAnsi="Calibri" w:cs="Calibri"/>
+          <w:kern w:val="0"/>
+          <w:sz w:val="22"/>
+          <w:szCs w:val="22"/>
+          <w:lang w:eastAsia="de-DE"/>
+          <w14:ligatures w14:val="none"/>
+        </w:rPr>
+        <w:t> </w:t>
+      </w:r>
+    </w:p>
+    <w:p>
+      <w:pPr>
+        <w:spacing w:after="0" w:line="240" w:lineRule="auto"/>
+        <w:rPr>
+          <w:rFonts w:ascii="Calibri" w:eastAsia="Times New Roman" w:hAnsi="Calibri" w:cs="Calibri"/>
+          <w:kern w:val="0"/>
+          <w:sz w:val="22"/>
+          <w:szCs w:val="22"/>
+          <w:lang w:eastAsia="de-DE"/>
+          <w14:ligatures w14:val="none"/>
+        </w:rPr>
+      </w:pPr>
+      <w:r>
+        <w:rPr>
+          <w:rFonts w:ascii="Calibri" w:eastAsia="Times New Roman" w:hAnsi="Calibri" w:cs="Calibri"/>
+          <w:kern w:val="0"/>
+          <w:sz w:val="22"/>
+          <w:szCs w:val="22"/>
+          <w:lang w:eastAsia="de-DE"/>
+          <w14:ligatures w14:val="none"/>
+        </w:rPr>
+        <w:t>Komponenten Architektur Worker:</w:t>
+      </w:r>
+    </w:p>
+    <w:p>
+      <w:pPr>
+        <w:numPr>
+          <w:ilvl w:val="0"/>
+          <w:numId w:val="85"/>
+        </w:numPr>
+        <w:spacing w:after="0" w:line="240" w:lineRule="auto"/>
+        <w:textAlignment w:val="center"/>
+        <w:rPr>
+          <w:rFonts w:ascii="Calibri" w:eastAsia="Times New Roman" w:hAnsi="Calibri" w:cs="Calibri"/>
+          <w:kern w:val="0"/>
+          <w:sz w:val="22"/>
+          <w:szCs w:val="22"/>
+          <w:lang w:eastAsia="de-DE"/>
+          <w14:ligatures w14:val="none"/>
+        </w:rPr>
+      </w:pPr>
+      <w:r>
+        <w:rPr>
+          <w:rFonts w:ascii="Calibri" w:eastAsia="Times New Roman" w:hAnsi="Calibri" w:cs="Calibri"/>
+          <w:kern w:val="0"/>
+          <w:sz w:val="22"/>
+          <w:szCs w:val="22"/>
+          <w:lang w:eastAsia="de-DE"/>
+          <w14:ligatures w14:val="none"/>
+        </w:rPr>
+        <w:t>UML Klassendiagramm</w:t>
+      </w:r>
+    </w:p>
+    <w:p>
+      <w:pPr>
+        <w:numPr>
+          <w:ilvl w:val="0"/>
+          <w:numId w:val="85"/>
+        </w:numPr>
+        <w:spacing w:after="0" w:line="240" w:lineRule="auto"/>
+        <w:textAlignment w:val="center"/>
+        <w:rPr>
+          <w:rFonts w:ascii="Calibri" w:eastAsia="Times New Roman" w:hAnsi="Calibri" w:cs="Calibri"/>
+          <w:kern w:val="0"/>
+          <w:sz w:val="22"/>
+          <w:szCs w:val="22"/>
+          <w:lang w:eastAsia="de-DE"/>
+          <w14:ligatures w14:val="none"/>
+        </w:rPr>
+      </w:pPr>
+      <w:r>
+        <w:rPr>
+          <w:rFonts w:ascii="Calibri" w:eastAsia="Times New Roman" w:hAnsi="Calibri" w:cs="Calibri"/>
+          <w:kern w:val="0"/>
+          <w:sz w:val="22"/>
+          <w:szCs w:val="22"/>
+          <w:lang w:eastAsia="de-DE"/>
+          <w14:ligatures w14:val="none"/>
+        </w:rPr>
+        <w:t>Welches design pattern verwendet der worker?</w:t>
+      </w:r>
+    </w:p>
+    <w:p>
+      <w:pPr>
+        <w:spacing w:after="0" w:line="240" w:lineRule="auto"/>
+        <w:rPr>
+          <w:rFonts w:ascii="Calibri" w:eastAsia="Times New Roman" w:hAnsi="Calibri" w:cs="Calibri"/>
+          <w:kern w:val="0"/>
+          <w:sz w:val="22"/>
+          <w:szCs w:val="22"/>
+          <w:lang w:eastAsia="de-DE"/>
+          <w14:ligatures w14:val="none"/>
+        </w:rPr>
+      </w:pPr>
+      <w:r>
+        <w:rPr>
+          <w:rFonts w:ascii="Calibri" w:eastAsia="Times New Roman" w:hAnsi="Calibri" w:cs="Calibri"/>
+          <w:kern w:val="0"/>
+          <w:sz w:val="22"/>
+          <w:szCs w:val="22"/>
+          <w:lang w:eastAsia="de-DE"/>
+          <w14:ligatures w14:val="none"/>
+        </w:rPr>
+        <w:t> </w:t>
+      </w:r>
+    </w:p>
+    <w:p>
+      <w:pPr>
+        <w:spacing w:after="0" w:line="240" w:lineRule="auto"/>
+        <w:rPr>
+          <w:rFonts w:ascii="Calibri" w:eastAsia="Times New Roman" w:hAnsi="Calibri" w:cs="Calibri"/>
+          <w:kern w:val="0"/>
+          <w:sz w:val="22"/>
+          <w:szCs w:val="22"/>
+          <w:lang w:eastAsia="de-DE"/>
+          <w14:ligatures w14:val="none"/>
+        </w:rPr>
+      </w:pPr>
+      <w:r>
+        <w:rPr>
+          <w:rFonts w:ascii="Calibri" w:eastAsia="Times New Roman" w:hAnsi="Calibri" w:cs="Calibri"/>
+          <w:kern w:val="0"/>
+          <w:sz w:val="22"/>
+          <w:szCs w:val="22"/>
+          <w:lang w:eastAsia="de-DE"/>
+          <w14:ligatures w14:val="none"/>
+        </w:rPr>
+        <w:t>Komponenten Architektur GUI:</w:t>
+      </w:r>
+    </w:p>
+    <w:p>
+      <w:pPr>
+        <w:numPr>
+          <w:ilvl w:val="0"/>
+          <w:numId w:val="86"/>
+        </w:numPr>
+        <w:spacing w:after="0" w:line="240" w:lineRule="auto"/>
+        <w:textAlignment w:val="center"/>
+        <w:rPr>
+          <w:rFonts w:ascii="Calibri" w:eastAsia="Times New Roman" w:hAnsi="Calibri" w:cs="Calibri"/>
+          <w:kern w:val="0"/>
+          <w:sz w:val="22"/>
+          <w:szCs w:val="22"/>
+          <w:lang w:eastAsia="de-DE"/>
+          <w14:ligatures w14:val="none"/>
+        </w:rPr>
+      </w:pPr>
+      <w:r>
+        <w:rPr>
+          <w:rFonts w:ascii="Calibri" w:eastAsia="Times New Roman" w:hAnsi="Calibri" w:cs="Calibri"/>
+          <w:kern w:val="0"/>
+          <w:sz w:val="22"/>
+          <w:szCs w:val="22"/>
+          <w:lang w:eastAsia="de-DE"/>
+          <w14:ligatures w14:val="none"/>
+        </w:rPr>
+        <w:t>Prototyp Mockup der Oberfläche</w:t>
+      </w:r>
+    </w:p>
+    <w:p>
+      <w:pPr>
+        <w:numPr>
+          <w:ilvl w:val="0"/>
+          <w:numId w:val="86"/>
+        </w:numPr>
+        <w:spacing w:after="0" w:line="240" w:lineRule="auto"/>
+        <w:textAlignment w:val="center"/>
+        <w:rPr>
+          <w:rFonts w:ascii="Calibri" w:eastAsia="Times New Roman" w:hAnsi="Calibri" w:cs="Calibri"/>
+          <w:kern w:val="0"/>
+          <w:sz w:val="22"/>
+          <w:szCs w:val="22"/>
+          <w:lang w:eastAsia="de-DE"/>
+          <w14:ligatures w14:val="none"/>
+        </w:rPr>
+      </w:pPr>
+      <w:r>
+        <w:rPr>
+          <w:rFonts w:ascii="Calibri" w:eastAsia="Times New Roman" w:hAnsi="Calibri" w:cs="Calibri"/>
+          <w:kern w:val="0"/>
+          <w:sz w:val="22"/>
+          <w:szCs w:val="22"/>
+          <w:lang w:eastAsia="de-DE"/>
+          <w14:ligatures w14:val="none"/>
+        </w:rPr>
+        <w:t>UML Klassendiagram</w:t>
+      </w:r>
+    </w:p>
+    <w:p>
+      <w:pPr>
+        <w:numPr>
+          <w:ilvl w:val="0"/>
+          <w:numId w:val="86"/>
+        </w:numPr>
+        <w:spacing w:after="0" w:line="240" w:lineRule="auto"/>
+        <w:textAlignment w:val="center"/>
+        <w:rPr>
+          <w:rFonts w:ascii="Calibri" w:eastAsia="Times New Roman" w:hAnsi="Calibri" w:cs="Calibri"/>
+          <w:kern w:val="0"/>
+          <w:sz w:val="22"/>
+          <w:szCs w:val="22"/>
+          <w:lang w:eastAsia="de-DE"/>
+          <w14:ligatures w14:val="none"/>
+        </w:rPr>
+      </w:pPr>
+      <w:r>
+        <w:rPr>
+          <w:rFonts w:ascii="Calibri" w:eastAsia="Times New Roman" w:hAnsi="Calibri" w:cs="Calibri"/>
+          <w:kern w:val="0"/>
+          <w:sz w:val="22"/>
+          <w:szCs w:val="22"/>
+          <w:lang w:eastAsia="de-DE"/>
+          <w14:ligatures w14:val="none"/>
+        </w:rPr>
+        <w:t>Welches Design pattern verwendet die GUI?</w:t>
+      </w:r>
+    </w:p>
+    <w:p>
+      <w:pPr>
+        <w:numPr>
+          <w:ilvl w:val="0"/>
+          <w:numId w:val="9"/>
+        </w:numPr>
         <w:spacing w:after="0"/>
         <w:rPr>
           <w:sz w:val="20"/>
@@ -4980,535 +6310,6 @@
           <w:sz w:val="20"/>
           <w:szCs w:val="20"/>
         </w:rPr>
-        <w:t>Benutzer- Anforderungen/Benutzer -Test</w:t>
-      </w:r>
-    </w:p>
-    <w:p>
-      <w:pPr>
-        <w:numPr>
-          <w:ilvl w:val="0"/>
-          <w:numId w:val="46"/>
-        </w:numPr>
-        <w:spacing w:after="0"/>
-        <w:rPr>
-          <w:sz w:val="20"/>
-          <w:szCs w:val="20"/>
-        </w:rPr>
-      </w:pPr>
-      <w:r>
-        <w:rPr>
-          <w:sz w:val="20"/>
-          <w:szCs w:val="20"/>
-        </w:rPr>
-        <w:t>Was erwartet der benutzer vom system?</w:t>
-      </w:r>
-    </w:p>
-    <w:p>
-      <w:pPr>
-        <w:numPr>
-          <w:ilvl w:val="0"/>
-          <w:numId w:val="46"/>
-        </w:numPr>
-        <w:spacing w:after="0"/>
-        <w:rPr>
-          <w:sz w:val="20"/>
-          <w:szCs w:val="20"/>
-        </w:rPr>
-      </w:pPr>
-      <w:r>
-        <w:rPr>
-          <w:sz w:val="20"/>
-          <w:szCs w:val="20"/>
-        </w:rPr>
-        <w:t>Hat der nutzer alle funktionen/usablility? -&gt; keine technische festelgenung</w:t>
-      </w:r>
-    </w:p>
-    <w:p>
-      <w:pPr>
-        <w:numPr>
-          <w:ilvl w:val="0"/>
-          <w:numId w:val="46"/>
-        </w:numPr>
-        <w:spacing w:after="0"/>
-        <w:rPr>
-          <w:sz w:val="20"/>
-          <w:szCs w:val="20"/>
-        </w:rPr>
-      </w:pPr>
-      <w:r>
-        <w:rPr>
-          <w:sz w:val="20"/>
-          <w:szCs w:val="20"/>
-        </w:rPr>
-        <w:t>Hat der nutzer alle benötigten funktionnen, qulität</w:t>
-      </w:r>
-    </w:p>
-    <w:p>
-      <w:pPr>
-        <w:numPr>
-          <w:ilvl w:val="0"/>
-          <w:numId w:val="46"/>
-        </w:numPr>
-        <w:spacing w:after="0"/>
-        <w:rPr>
-          <w:sz w:val="20"/>
-          <w:szCs w:val="20"/>
-        </w:rPr>
-      </w:pPr>
-      <w:r>
-        <w:rPr>
-          <w:sz w:val="20"/>
-          <w:szCs w:val="20"/>
-        </w:rPr>
-        <w:t>Ist der Workflow für den Anwender logisch?"</w:t>
-      </w:r>
-    </w:p>
-    <w:p>
-      <w:pPr>
-        <w:spacing w:after="0"/>
-        <w:rPr>
-          <w:sz w:val="20"/>
-          <w:szCs w:val="20"/>
-        </w:rPr>
-      </w:pPr>
-      <w:r>
-        <w:rPr>
-          <w:sz w:val="20"/>
-          <w:szCs w:val="20"/>
-        </w:rPr>
-        <w:t> </w:t>
-      </w:r>
-    </w:p>
-    <w:p>
-      <w:pPr>
-        <w:spacing w:after="0"/>
-        <w:rPr>
-          <w:sz w:val="20"/>
-          <w:szCs w:val="20"/>
-        </w:rPr>
-      </w:pPr>
-      <w:r>
-        <w:rPr>
-          <w:sz w:val="20"/>
-          <w:szCs w:val="20"/>
-        </w:rPr>
-        <w:t>System Anforderungen/System-Test</w:t>
-      </w:r>
-    </w:p>
-    <w:p>
-      <w:pPr>
-        <w:numPr>
-          <w:ilvl w:val="0"/>
-          <w:numId w:val="47"/>
-        </w:numPr>
-        <w:spacing w:after="0"/>
-        <w:rPr>
-          <w:sz w:val="20"/>
-          <w:szCs w:val="20"/>
-        </w:rPr>
-      </w:pPr>
-      <w:r>
-        <w:rPr>
-          <w:sz w:val="20"/>
-          <w:szCs w:val="20"/>
-        </w:rPr>
-        <w:t>Rechnische anfoderunge des system</w:t>
-      </w:r>
-    </w:p>
-    <w:p>
-      <w:pPr>
-        <w:numPr>
-          <w:ilvl w:val="0"/>
-          <w:numId w:val="47"/>
-        </w:numPr>
-        <w:spacing w:after="0"/>
-        <w:rPr>
-          <w:sz w:val="20"/>
-          <w:szCs w:val="20"/>
-        </w:rPr>
-      </w:pPr>
-      <w:r>
-        <w:rPr>
-          <w:sz w:val="20"/>
-          <w:szCs w:val="20"/>
-        </w:rPr>
-        <w:t>Welche betirbesysteme muss die software laufen</w:t>
-      </w:r>
-    </w:p>
-    <w:p>
-      <w:pPr>
-        <w:numPr>
-          <w:ilvl w:val="0"/>
-          <w:numId w:val="47"/>
-        </w:numPr>
-        <w:spacing w:after="0"/>
-        <w:rPr>
-          <w:sz w:val="20"/>
-          <w:szCs w:val="20"/>
-        </w:rPr>
-      </w:pPr>
-      <w:r>
-        <w:rPr>
-          <w:sz w:val="20"/>
-          <w:szCs w:val="20"/>
-        </w:rPr>
-        <w:t>Ist die sicherheit erfüllt=</w:t>
-      </w:r>
-    </w:p>
-    <w:p>
-      <w:pPr>
-        <w:numPr>
-          <w:ilvl w:val="0"/>
-          <w:numId w:val="47"/>
-        </w:numPr>
-        <w:spacing w:after="0"/>
-        <w:rPr>
-          <w:sz w:val="20"/>
-          <w:szCs w:val="20"/>
-        </w:rPr>
-      </w:pPr>
-      <w:r>
-        <w:rPr>
-          <w:sz w:val="20"/>
-          <w:szCs w:val="20"/>
-        </w:rPr>
-        <w:t>Ist die perfomance erfüllt?</w:t>
-      </w:r>
-    </w:p>
-    <w:p>
-      <w:pPr>
-        <w:numPr>
-          <w:ilvl w:val="0"/>
-          <w:numId w:val="47"/>
-        </w:numPr>
-        <w:spacing w:after="0"/>
-        <w:rPr>
-          <w:sz w:val="20"/>
-          <w:szCs w:val="20"/>
-        </w:rPr>
-      </w:pPr>
-      <w:r>
-        <w:rPr>
-          <w:sz w:val="20"/>
-          <w:szCs w:val="20"/>
-        </w:rPr>
-        <w:t>Black Box -&gt; hier geht es nur um die technischen anforderungen nicht wie es gelöst wird</w:t>
-      </w:r>
-    </w:p>
-    <w:p>
-      <w:pPr>
-        <w:spacing w:after="0"/>
-        <w:rPr>
-          <w:sz w:val="20"/>
-          <w:szCs w:val="20"/>
-        </w:rPr>
-      </w:pPr>
-      <w:r>
-        <w:rPr>
-          <w:sz w:val="20"/>
-          <w:szCs w:val="20"/>
-        </w:rPr>
-        <w:t> </w:t>
-      </w:r>
-    </w:p>
-    <w:p>
-      <w:pPr>
-        <w:spacing w:after="0"/>
-        <w:rPr>
-          <w:sz w:val="20"/>
-          <w:szCs w:val="20"/>
-        </w:rPr>
-      </w:pPr>
-      <w:r>
-        <w:rPr>
-          <w:sz w:val="20"/>
-          <w:szCs w:val="20"/>
-        </w:rPr>
-        <w:t>System-Architektur/Integrations-Test</w:t>
-      </w:r>
-    </w:p>
-    <w:p>
-      <w:pPr>
-        <w:numPr>
-          <w:ilvl w:val="0"/>
-          <w:numId w:val="48"/>
-        </w:numPr>
-        <w:spacing w:after="0"/>
-        <w:rPr>
-          <w:sz w:val="20"/>
-          <w:szCs w:val="20"/>
-        </w:rPr>
-      </w:pPr>
-      <w:r>
-        <w:rPr>
-          <w:sz w:val="20"/>
-          <w:szCs w:val="20"/>
-        </w:rPr>
-        <w:t>Welche komponenten gibt es</w:t>
-      </w:r>
-    </w:p>
-    <w:p>
-      <w:pPr>
-        <w:numPr>
-          <w:ilvl w:val="0"/>
-          <w:numId w:val="48"/>
-        </w:numPr>
-        <w:spacing w:after="0"/>
-        <w:rPr>
-          <w:sz w:val="20"/>
-          <w:szCs w:val="20"/>
-        </w:rPr>
-      </w:pPr>
-      <w:r>
-        <w:rPr>
-          <w:sz w:val="20"/>
-          <w:szCs w:val="20"/>
-        </w:rPr>
-        <w:t xml:space="preserve">Wie spielen die zusammen/wie sieht die schnittstelle aus </w:t>
-      </w:r>
-    </w:p>
-    <w:p>
-      <w:pPr>
-        <w:numPr>
-          <w:ilvl w:val="0"/>
-          <w:numId w:val="48"/>
-        </w:numPr>
-        <w:spacing w:after="0"/>
-        <w:rPr>
-          <w:sz w:val="20"/>
-          <w:szCs w:val="20"/>
-        </w:rPr>
-      </w:pPr>
-      <w:r>
-        <w:rPr>
-          <w:sz w:val="20"/>
-          <w:szCs w:val="20"/>
-        </w:rPr>
-        <w:t>In welchem datenformat funktioner die schnittstelle</w:t>
-      </w:r>
-    </w:p>
-    <w:p>
-      <w:pPr>
-        <w:numPr>
-          <w:ilvl w:val="0"/>
-          <w:numId w:val="48"/>
-        </w:numPr>
-        <w:spacing w:after="0"/>
-        <w:rPr>
-          <w:sz w:val="20"/>
-          <w:szCs w:val="20"/>
-        </w:rPr>
-      </w:pPr>
-      <w:r>
-        <w:rPr>
-          <w:sz w:val="20"/>
-          <w:szCs w:val="20"/>
-        </w:rPr>
-        <w:t>Wie wird mit fehlern umgegangen/error-handling</w:t>
-      </w:r>
-    </w:p>
-    <w:p>
-      <w:pPr>
-        <w:spacing w:after="0"/>
-        <w:rPr>
-          <w:sz w:val="20"/>
-          <w:szCs w:val="20"/>
-        </w:rPr>
-      </w:pPr>
-      <w:r>
-        <w:rPr>
-          <w:sz w:val="20"/>
-          <w:szCs w:val="20"/>
-        </w:rPr>
-        <w:t> </w:t>
-      </w:r>
-    </w:p>
-    <w:p>
-      <w:pPr>
-        <w:spacing w:after="0"/>
-        <w:rPr>
-          <w:sz w:val="20"/>
-          <w:szCs w:val="20"/>
-        </w:rPr>
-      </w:pPr>
-      <w:r>
-        <w:rPr>
-          <w:sz w:val="20"/>
-          <w:szCs w:val="20"/>
-        </w:rPr>
-        <w:t>Komponenten -Anforderungen/Komponenten -Test</w:t>
-      </w:r>
-    </w:p>
-    <w:p>
-      <w:pPr>
-        <w:numPr>
-          <w:ilvl w:val="0"/>
-          <w:numId w:val="49"/>
-        </w:numPr>
-        <w:spacing w:after="0"/>
-        <w:rPr>
-          <w:sz w:val="20"/>
-          <w:szCs w:val="20"/>
-        </w:rPr>
-      </w:pPr>
-      <w:r>
-        <w:rPr>
-          <w:sz w:val="20"/>
-          <w:szCs w:val="20"/>
-        </w:rPr>
-        <w:t>Welche funktionelen anfoderunge hat die komponente</w:t>
-      </w:r>
-    </w:p>
-    <w:p>
-      <w:pPr>
-        <w:numPr>
-          <w:ilvl w:val="0"/>
-          <w:numId w:val="49"/>
-        </w:numPr>
-        <w:spacing w:after="0"/>
-        <w:rPr>
-          <w:sz w:val="20"/>
-          <w:szCs w:val="20"/>
-        </w:rPr>
-      </w:pPr>
-      <w:r>
-        <w:rPr>
-          <w:sz w:val="20"/>
-          <w:szCs w:val="20"/>
-        </w:rPr>
-        <w:t>Welche qulitativen anfoderungen hat di komponente</w:t>
-      </w:r>
-    </w:p>
-    <w:p>
-      <w:pPr>
-        <w:numPr>
-          <w:ilvl w:val="0"/>
-          <w:numId w:val="49"/>
-        </w:numPr>
-        <w:spacing w:after="0"/>
-        <w:rPr>
-          <w:sz w:val="20"/>
-          <w:szCs w:val="20"/>
-        </w:rPr>
-      </w:pPr>
-      <w:r>
-        <w:rPr>
-          <w:sz w:val="20"/>
-          <w:szCs w:val="20"/>
-        </w:rPr>
-        <w:t>Was muss gegeben sein damit die komponetne leicht zu nutzen ist</w:t>
-      </w:r>
-    </w:p>
-    <w:p>
-      <w:pPr>
-        <w:numPr>
-          <w:ilvl w:val="0"/>
-          <w:numId w:val="49"/>
-        </w:numPr>
-        <w:spacing w:after="0"/>
-        <w:rPr>
-          <w:sz w:val="20"/>
-          <w:szCs w:val="20"/>
-        </w:rPr>
-      </w:pPr>
-      <w:r>
-        <w:rPr>
-          <w:sz w:val="20"/>
-          <w:szCs w:val="20"/>
-        </w:rPr>
-        <w:t>Welchen spezifischen Teil der Benutzer-Anforderung übernimmt diese Komponente ?</w:t>
-      </w:r>
-    </w:p>
-    <w:p>
-      <w:pPr>
-        <w:spacing w:after="0"/>
-        <w:rPr>
-          <w:sz w:val="20"/>
-          <w:szCs w:val="20"/>
-        </w:rPr>
-      </w:pPr>
-      <w:r>
-        <w:rPr>
-          <w:sz w:val="20"/>
-          <w:szCs w:val="20"/>
-        </w:rPr>
-        <w:t> </w:t>
-      </w:r>
-    </w:p>
-    <w:p>
-      <w:pPr>
-        <w:spacing w:after="0"/>
-        <w:rPr>
-          <w:sz w:val="20"/>
-          <w:szCs w:val="20"/>
-        </w:rPr>
-      </w:pPr>
-      <w:r>
-        <w:rPr>
-          <w:sz w:val="20"/>
-          <w:szCs w:val="20"/>
-        </w:rPr>
-        <w:t>Komponenten-Architektur/Unit-Test</w:t>
-      </w:r>
-    </w:p>
-    <w:p>
-      <w:pPr>
-        <w:numPr>
-          <w:ilvl w:val="0"/>
-          <w:numId w:val="50"/>
-        </w:numPr>
-        <w:spacing w:after="0"/>
-        <w:rPr>
-          <w:sz w:val="20"/>
-          <w:szCs w:val="20"/>
-        </w:rPr>
-      </w:pPr>
-      <w:r>
-        <w:rPr>
-          <w:sz w:val="20"/>
-          <w:szCs w:val="20"/>
-        </w:rPr>
-        <w:t>Progamm ablauf</w:t>
-      </w:r>
-    </w:p>
-    <w:p>
-      <w:pPr>
-        <w:numPr>
-          <w:ilvl w:val="0"/>
-          <w:numId w:val="50"/>
-        </w:numPr>
-        <w:spacing w:after="0"/>
-        <w:rPr>
-          <w:sz w:val="20"/>
-          <w:szCs w:val="20"/>
-        </w:rPr>
-      </w:pPr>
-      <w:r>
-        <w:rPr>
-          <w:sz w:val="20"/>
-          <w:szCs w:val="20"/>
-        </w:rPr>
-        <w:t>Welche klassen gibt es, wie interagieren diese</w:t>
-      </w:r>
-    </w:p>
-    <w:p>
-      <w:pPr>
-        <w:numPr>
-          <w:ilvl w:val="0"/>
-          <w:numId w:val="50"/>
-        </w:numPr>
-        <w:spacing w:after="0"/>
-        <w:rPr>
-          <w:sz w:val="20"/>
-          <w:szCs w:val="20"/>
-        </w:rPr>
-      </w:pPr>
-      <w:r>
-        <w:rPr>
-          <w:sz w:val="20"/>
-          <w:szCs w:val="20"/>
-        </w:rPr>
-        <w:lastRenderedPageBreak/>
         <w:t>Welhe design patterns werden verwendet?</w:t>
       </w:r>
     </w:p>
@@ -5805,6 +6606,155 @@
     </w:lvl>
   </w:abstractNum>
   <w:abstractNum w:abstractNumId="2" w15:restartNumberingAfterBreak="0">
+    <w:nsid w:val="0A9A6A37"/>
+    <w:multiLevelType w:val="multilevel"/>
+    <w:tmpl w:val="000ADAF8"/>
+    <w:lvl w:ilvl="0">
+      <w:start w:val="1"/>
+      <w:numFmt w:val="bullet"/>
+      <w:lvlText w:val=""/>
+      <w:lvlJc w:val="left"/>
+      <w:pPr>
+        <w:tabs>
+          <w:tab w:val="num" w:pos="720"/>
+        </w:tabs>
+        <w:ind w:left="720" w:hanging="360"/>
+      </w:pPr>
+      <w:rPr>
+        <w:rFonts w:ascii="Symbol" w:hAnsi="Symbol" w:hint="default"/>
+        <w:sz w:val="20"/>
+      </w:rPr>
+    </w:lvl>
+    <w:lvl w:ilvl="1">
+      <w:start w:val="1"/>
+      <w:numFmt w:val="bullet"/>
+      <w:lvlText w:val="o"/>
+      <w:lvlJc w:val="left"/>
+      <w:pPr>
+        <w:tabs>
+          <w:tab w:val="num" w:pos="1440"/>
+        </w:tabs>
+        <w:ind w:left="1440" w:hanging="360"/>
+      </w:pPr>
+      <w:rPr>
+        <w:rFonts w:ascii="Courier New" w:hAnsi="Courier New" w:hint="default"/>
+        <w:sz w:val="20"/>
+      </w:rPr>
+    </w:lvl>
+    <w:lvl w:ilvl="2" w:tentative="1">
+      <w:start w:val="1"/>
+      <w:numFmt w:val="bullet"/>
+      <w:lvlText w:val=""/>
+      <w:lvlJc w:val="left"/>
+      <w:pPr>
+        <w:tabs>
+          <w:tab w:val="num" w:pos="2160"/>
+        </w:tabs>
+        <w:ind w:left="2160" w:hanging="360"/>
+      </w:pPr>
+      <w:rPr>
+        <w:rFonts w:ascii="Symbol" w:hAnsi="Symbol" w:hint="default"/>
+        <w:sz w:val="20"/>
+      </w:rPr>
+    </w:lvl>
+    <w:lvl w:ilvl="3" w:tentative="1">
+      <w:start w:val="1"/>
+      <w:numFmt w:val="bullet"/>
+      <w:lvlText w:val=""/>
+      <w:lvlJc w:val="left"/>
+      <w:pPr>
+        <w:tabs>
+          <w:tab w:val="num" w:pos="2880"/>
+        </w:tabs>
+        <w:ind w:left="2880" w:hanging="360"/>
+      </w:pPr>
+      <w:rPr>
+        <w:rFonts w:ascii="Symbol" w:hAnsi="Symbol" w:hint="default"/>
+        <w:sz w:val="20"/>
+      </w:rPr>
+    </w:lvl>
+    <w:lvl w:ilvl="4" w:tentative="1">
+      <w:start w:val="1"/>
+      <w:numFmt w:val="bullet"/>
+      <w:lvlText w:val=""/>
+      <w:lvlJc w:val="left"/>
+      <w:pPr>
+        <w:tabs>
+          <w:tab w:val="num" w:pos="3600"/>
+        </w:tabs>
+        <w:ind w:left="3600" w:hanging="360"/>
+      </w:pPr>
+      <w:rPr>
+        <w:rFonts w:ascii="Symbol" w:hAnsi="Symbol" w:hint="default"/>
+        <w:sz w:val="20"/>
+      </w:rPr>
+    </w:lvl>
+    <w:lvl w:ilvl="5" w:tentative="1">
+      <w:start w:val="1"/>
+      <w:numFmt w:val="bullet"/>
+      <w:lvlText w:val=""/>
+      <w:lvlJc w:val="left"/>
+      <w:pPr>
+        <w:tabs>
+          <w:tab w:val="num" w:pos="4320"/>
+        </w:tabs>
+        <w:ind w:left="4320" w:hanging="360"/>
+      </w:pPr>
+      <w:rPr>
+        <w:rFonts w:ascii="Symbol" w:hAnsi="Symbol" w:hint="default"/>
+        <w:sz w:val="20"/>
+      </w:rPr>
+    </w:lvl>
+    <w:lvl w:ilvl="6" w:tentative="1">
+      <w:start w:val="1"/>
+      <w:numFmt w:val="bullet"/>
+      <w:lvlText w:val=""/>
+      <w:lvlJc w:val="left"/>
+      <w:pPr>
+        <w:tabs>
+          <w:tab w:val="num" w:pos="5040"/>
+        </w:tabs>
+        <w:ind w:left="5040" w:hanging="360"/>
+      </w:pPr>
+      <w:rPr>
+        <w:rFonts w:ascii="Symbol" w:hAnsi="Symbol" w:hint="default"/>
+        <w:sz w:val="20"/>
+      </w:rPr>
+    </w:lvl>
+    <w:lvl w:ilvl="7" w:tentative="1">
+      <w:start w:val="1"/>
+      <w:numFmt w:val="bullet"/>
+      <w:lvlText w:val=""/>
+      <w:lvlJc w:val="left"/>
+      <w:pPr>
+        <w:tabs>
+          <w:tab w:val="num" w:pos="5760"/>
+        </w:tabs>
+        <w:ind w:left="5760" w:hanging="360"/>
+      </w:pPr>
+      <w:rPr>
+        <w:rFonts w:ascii="Symbol" w:hAnsi="Symbol" w:hint="default"/>
+        <w:sz w:val="20"/>
+      </w:rPr>
+    </w:lvl>
+    <w:lvl w:ilvl="8" w:tentative="1">
+      <w:start w:val="1"/>
+      <w:numFmt w:val="bullet"/>
+      <w:lvlText w:val=""/>
+      <w:lvlJc w:val="left"/>
+      <w:pPr>
+        <w:tabs>
+          <w:tab w:val="num" w:pos="6480"/>
+        </w:tabs>
+        <w:ind w:left="6480" w:hanging="360"/>
+      </w:pPr>
+      <w:rPr>
+        <w:rFonts w:ascii="Symbol" w:hAnsi="Symbol" w:hint="default"/>
+        <w:sz w:val="20"/>
+      </w:rPr>
+    </w:lvl>
+  </w:abstractNum>
+  <w:abstractNum w:abstractNumId="3" w15:restartNumberingAfterBreak="0">
     <w:nsid w:val="0D1F05B7"/>
     <w:multiLevelType w:val="multilevel"/>
     <w:tmpl w:val="BB60D270"/>
@@ -5917,7 +6867,7 @@
       </w:pPr>
     </w:lvl>
   </w:abstractNum>
-  <w:abstractNum w:abstractNumId="3" w15:restartNumberingAfterBreak="0">
+  <w:abstractNum w:abstractNumId="4" w15:restartNumberingAfterBreak="0">
     <w:nsid w:val="18760988"/>
     <w:multiLevelType w:val="multilevel"/>
     <w:tmpl w:val="A1B425BA"/>
@@ -6030,7 +6980,7 @@
       </w:pPr>
     </w:lvl>
   </w:abstractNum>
-  <w:abstractNum w:abstractNumId="4" w15:restartNumberingAfterBreak="0">
+  <w:abstractNum w:abstractNumId="5" w15:restartNumberingAfterBreak="0">
     <w:nsid w:val="1B401249"/>
     <w:multiLevelType w:val="multilevel"/>
     <w:tmpl w:val="392243EC"/>
@@ -6143,7 +7093,7 @@
       </w:pPr>
     </w:lvl>
   </w:abstractNum>
-  <w:abstractNum w:abstractNumId="5" w15:restartNumberingAfterBreak="0">
+  <w:abstractNum w:abstractNumId="6" w15:restartNumberingAfterBreak="0">
     <w:nsid w:val="1D75445B"/>
     <w:multiLevelType w:val="multilevel"/>
     <w:tmpl w:val="30FCC198"/>
@@ -6256,7 +7206,7 @@
       </w:pPr>
     </w:lvl>
   </w:abstractNum>
-  <w:abstractNum w:abstractNumId="6" w15:restartNumberingAfterBreak="0">
+  <w:abstractNum w:abstractNumId="7" w15:restartNumberingAfterBreak="0">
     <w:nsid w:val="1E985B6F"/>
     <w:multiLevelType w:val="multilevel"/>
     <w:tmpl w:val="09881392"/>
@@ -6272,7 +7222,7 @@
         <w:ind w:left="720" w:hanging="360"/>
       </w:pPr>
     </w:lvl>
-    <w:lvl w:ilvl="1" w:tentative="1">
+    <w:lvl w:ilvl="1">
       <w:start w:val="1"/>
       <w:numFmt w:val="decimal"/>
       <w:lvlText w:val="%2."/>
@@ -6369,7 +7319,156 @@
       </w:pPr>
     </w:lvl>
   </w:abstractNum>
-  <w:abstractNum w:abstractNumId="7" w15:restartNumberingAfterBreak="0">
+  <w:abstractNum w:abstractNumId="8" w15:restartNumberingAfterBreak="0">
+    <w:nsid w:val="20546D99"/>
+    <w:multiLevelType w:val="multilevel"/>
+    <w:tmpl w:val="BE3EEE7E"/>
+    <w:lvl w:ilvl="0">
+      <w:start w:val="1"/>
+      <w:numFmt w:val="bullet"/>
+      <w:lvlText w:val=""/>
+      <w:lvlJc w:val="left"/>
+      <w:pPr>
+        <w:tabs>
+          <w:tab w:val="num" w:pos="720"/>
+        </w:tabs>
+        <w:ind w:left="720" w:hanging="360"/>
+      </w:pPr>
+      <w:rPr>
+        <w:rFonts w:ascii="Symbol" w:hAnsi="Symbol" w:hint="default"/>
+        <w:sz w:val="20"/>
+      </w:rPr>
+    </w:lvl>
+    <w:lvl w:ilvl="1">
+      <w:start w:val="1"/>
+      <w:numFmt w:val="bullet"/>
+      <w:lvlText w:val="o"/>
+      <w:lvlJc w:val="left"/>
+      <w:pPr>
+        <w:tabs>
+          <w:tab w:val="num" w:pos="1440"/>
+        </w:tabs>
+        <w:ind w:left="1440" w:hanging="360"/>
+      </w:pPr>
+      <w:rPr>
+        <w:rFonts w:ascii="Courier New" w:hAnsi="Courier New" w:hint="default"/>
+        <w:sz w:val="20"/>
+      </w:rPr>
+    </w:lvl>
+    <w:lvl w:ilvl="2" w:tentative="1">
+      <w:start w:val="1"/>
+      <w:numFmt w:val="bullet"/>
+      <w:lvlText w:val=""/>
+      <w:lvlJc w:val="left"/>
+      <w:pPr>
+        <w:tabs>
+          <w:tab w:val="num" w:pos="2160"/>
+        </w:tabs>
+        <w:ind w:left="2160" w:hanging="360"/>
+      </w:pPr>
+      <w:rPr>
+        <w:rFonts w:ascii="Symbol" w:hAnsi="Symbol" w:hint="default"/>
+        <w:sz w:val="20"/>
+      </w:rPr>
+    </w:lvl>
+    <w:lvl w:ilvl="3" w:tentative="1">
+      <w:start w:val="1"/>
+      <w:numFmt w:val="bullet"/>
+      <w:lvlText w:val=""/>
+      <w:lvlJc w:val="left"/>
+      <w:pPr>
+        <w:tabs>
+          <w:tab w:val="num" w:pos="2880"/>
+        </w:tabs>
+        <w:ind w:left="2880" w:hanging="360"/>
+      </w:pPr>
+      <w:rPr>
+        <w:rFonts w:ascii="Symbol" w:hAnsi="Symbol" w:hint="default"/>
+        <w:sz w:val="20"/>
+      </w:rPr>
+    </w:lvl>
+    <w:lvl w:ilvl="4" w:tentative="1">
+      <w:start w:val="1"/>
+      <w:numFmt w:val="bullet"/>
+      <w:lvlText w:val=""/>
+      <w:lvlJc w:val="left"/>
+      <w:pPr>
+        <w:tabs>
+          <w:tab w:val="num" w:pos="3600"/>
+        </w:tabs>
+        <w:ind w:left="3600" w:hanging="360"/>
+      </w:pPr>
+      <w:rPr>
+        <w:rFonts w:ascii="Symbol" w:hAnsi="Symbol" w:hint="default"/>
+        <w:sz w:val="20"/>
+      </w:rPr>
+    </w:lvl>
+    <w:lvl w:ilvl="5" w:tentative="1">
+      <w:start w:val="1"/>
+      <w:numFmt w:val="bullet"/>
+      <w:lvlText w:val=""/>
+      <w:lvlJc w:val="left"/>
+      <w:pPr>
+        <w:tabs>
+          <w:tab w:val="num" w:pos="4320"/>
+        </w:tabs>
+        <w:ind w:left="4320" w:hanging="360"/>
+      </w:pPr>
+      <w:rPr>
+        <w:rFonts w:ascii="Symbol" w:hAnsi="Symbol" w:hint="default"/>
+        <w:sz w:val="20"/>
+      </w:rPr>
+    </w:lvl>
+    <w:lvl w:ilvl="6" w:tentative="1">
+      <w:start w:val="1"/>
+      <w:numFmt w:val="bullet"/>
+      <w:lvlText w:val=""/>
+      <w:lvlJc w:val="left"/>
+      <w:pPr>
+        <w:tabs>
+          <w:tab w:val="num" w:pos="5040"/>
+        </w:tabs>
+        <w:ind w:left="5040" w:hanging="360"/>
+      </w:pPr>
+      <w:rPr>
+        <w:rFonts w:ascii="Symbol" w:hAnsi="Symbol" w:hint="default"/>
+        <w:sz w:val="20"/>
+      </w:rPr>
+    </w:lvl>
+    <w:lvl w:ilvl="7" w:tentative="1">
+      <w:start w:val="1"/>
+      <w:numFmt w:val="bullet"/>
+      <w:lvlText w:val=""/>
+      <w:lvlJc w:val="left"/>
+      <w:pPr>
+        <w:tabs>
+          <w:tab w:val="num" w:pos="5760"/>
+        </w:tabs>
+        <w:ind w:left="5760" w:hanging="360"/>
+      </w:pPr>
+      <w:rPr>
+        <w:rFonts w:ascii="Symbol" w:hAnsi="Symbol" w:hint="default"/>
+        <w:sz w:val="20"/>
+      </w:rPr>
+    </w:lvl>
+    <w:lvl w:ilvl="8" w:tentative="1">
+      <w:start w:val="1"/>
+      <w:numFmt w:val="bullet"/>
+      <w:lvlText w:val=""/>
+      <w:lvlJc w:val="left"/>
+      <w:pPr>
+        <w:tabs>
+          <w:tab w:val="num" w:pos="6480"/>
+        </w:tabs>
+        <w:ind w:left="6480" w:hanging="360"/>
+      </w:pPr>
+      <w:rPr>
+        <w:rFonts w:ascii="Symbol" w:hAnsi="Symbol" w:hint="default"/>
+        <w:sz w:val="20"/>
+      </w:rPr>
+    </w:lvl>
+  </w:abstractNum>
+  <w:abstractNum w:abstractNumId="9" w15:restartNumberingAfterBreak="0">
     <w:nsid w:val="219F1353"/>
     <w:multiLevelType w:val="multilevel"/>
     <w:tmpl w:val="1F32384C"/>
@@ -6482,7 +7581,156 @@
       </w:pPr>
     </w:lvl>
   </w:abstractNum>
-  <w:abstractNum w:abstractNumId="8" w15:restartNumberingAfterBreak="0">
+  <w:abstractNum w:abstractNumId="10" w15:restartNumberingAfterBreak="0">
+    <w:nsid w:val="230B229C"/>
+    <w:multiLevelType w:val="multilevel"/>
+    <w:tmpl w:val="C310FA0C"/>
+    <w:lvl w:ilvl="0">
+      <w:start w:val="1"/>
+      <w:numFmt w:val="bullet"/>
+      <w:lvlText w:val=""/>
+      <w:lvlJc w:val="left"/>
+      <w:pPr>
+        <w:tabs>
+          <w:tab w:val="num" w:pos="720"/>
+        </w:tabs>
+        <w:ind w:left="720" w:hanging="360"/>
+      </w:pPr>
+      <w:rPr>
+        <w:rFonts w:ascii="Symbol" w:hAnsi="Symbol" w:hint="default"/>
+        <w:sz w:val="20"/>
+      </w:rPr>
+    </w:lvl>
+    <w:lvl w:ilvl="1">
+      <w:start w:val="1"/>
+      <w:numFmt w:val="bullet"/>
+      <w:lvlText w:val="o"/>
+      <w:lvlJc w:val="left"/>
+      <w:pPr>
+        <w:tabs>
+          <w:tab w:val="num" w:pos="1440"/>
+        </w:tabs>
+        <w:ind w:left="1440" w:hanging="360"/>
+      </w:pPr>
+      <w:rPr>
+        <w:rFonts w:ascii="Courier New" w:hAnsi="Courier New" w:hint="default"/>
+        <w:sz w:val="20"/>
+      </w:rPr>
+    </w:lvl>
+    <w:lvl w:ilvl="2" w:tentative="1">
+      <w:start w:val="1"/>
+      <w:numFmt w:val="bullet"/>
+      <w:lvlText w:val=""/>
+      <w:lvlJc w:val="left"/>
+      <w:pPr>
+        <w:tabs>
+          <w:tab w:val="num" w:pos="2160"/>
+        </w:tabs>
+        <w:ind w:left="2160" w:hanging="360"/>
+      </w:pPr>
+      <w:rPr>
+        <w:rFonts w:ascii="Symbol" w:hAnsi="Symbol" w:hint="default"/>
+        <w:sz w:val="20"/>
+      </w:rPr>
+    </w:lvl>
+    <w:lvl w:ilvl="3" w:tentative="1">
+      <w:start w:val="1"/>
+      <w:numFmt w:val="bullet"/>
+      <w:lvlText w:val=""/>
+      <w:lvlJc w:val="left"/>
+      <w:pPr>
+        <w:tabs>
+          <w:tab w:val="num" w:pos="2880"/>
+        </w:tabs>
+        <w:ind w:left="2880" w:hanging="360"/>
+      </w:pPr>
+      <w:rPr>
+        <w:rFonts w:ascii="Symbol" w:hAnsi="Symbol" w:hint="default"/>
+        <w:sz w:val="20"/>
+      </w:rPr>
+    </w:lvl>
+    <w:lvl w:ilvl="4" w:tentative="1">
+      <w:start w:val="1"/>
+      <w:numFmt w:val="bullet"/>
+      <w:lvlText w:val=""/>
+      <w:lvlJc w:val="left"/>
+      <w:pPr>
+        <w:tabs>
+          <w:tab w:val="num" w:pos="3600"/>
+        </w:tabs>
+        <w:ind w:left="3600" w:hanging="360"/>
+      </w:pPr>
+      <w:rPr>
+        <w:rFonts w:ascii="Symbol" w:hAnsi="Symbol" w:hint="default"/>
+        <w:sz w:val="20"/>
+      </w:rPr>
+    </w:lvl>
+    <w:lvl w:ilvl="5" w:tentative="1">
+      <w:start w:val="1"/>
+      <w:numFmt w:val="bullet"/>
+      <w:lvlText w:val=""/>
+      <w:lvlJc w:val="left"/>
+      <w:pPr>
+        <w:tabs>
+          <w:tab w:val="num" w:pos="4320"/>
+        </w:tabs>
+        <w:ind w:left="4320" w:hanging="360"/>
+      </w:pPr>
+      <w:rPr>
+        <w:rFonts w:ascii="Symbol" w:hAnsi="Symbol" w:hint="default"/>
+        <w:sz w:val="20"/>
+      </w:rPr>
+    </w:lvl>
+    <w:lvl w:ilvl="6" w:tentative="1">
+      <w:start w:val="1"/>
+      <w:numFmt w:val="bullet"/>
+      <w:lvlText w:val=""/>
+      <w:lvlJc w:val="left"/>
+      <w:pPr>
+        <w:tabs>
+          <w:tab w:val="num" w:pos="5040"/>
+        </w:tabs>
+        <w:ind w:left="5040" w:hanging="360"/>
+      </w:pPr>
+      <w:rPr>
+        <w:rFonts w:ascii="Symbol" w:hAnsi="Symbol" w:hint="default"/>
+        <w:sz w:val="20"/>
+      </w:rPr>
+    </w:lvl>
+    <w:lvl w:ilvl="7" w:tentative="1">
+      <w:start w:val="1"/>
+      <w:numFmt w:val="bullet"/>
+      <w:lvlText w:val=""/>
+      <w:lvlJc w:val="left"/>
+      <w:pPr>
+        <w:tabs>
+          <w:tab w:val="num" w:pos="5760"/>
+        </w:tabs>
+        <w:ind w:left="5760" w:hanging="360"/>
+      </w:pPr>
+      <w:rPr>
+        <w:rFonts w:ascii="Symbol" w:hAnsi="Symbol" w:hint="default"/>
+        <w:sz w:val="20"/>
+      </w:rPr>
+    </w:lvl>
+    <w:lvl w:ilvl="8" w:tentative="1">
+      <w:start w:val="1"/>
+      <w:numFmt w:val="bullet"/>
+      <w:lvlText w:val=""/>
+      <w:lvlJc w:val="left"/>
+      <w:pPr>
+        <w:tabs>
+          <w:tab w:val="num" w:pos="6480"/>
+        </w:tabs>
+        <w:ind w:left="6480" w:hanging="360"/>
+      </w:pPr>
+      <w:rPr>
+        <w:rFonts w:ascii="Symbol" w:hAnsi="Symbol" w:hint="default"/>
+        <w:sz w:val="20"/>
+      </w:rPr>
+    </w:lvl>
+  </w:abstractNum>
+  <w:abstractNum w:abstractNumId="11" w15:restartNumberingAfterBreak="0">
     <w:nsid w:val="24AF1948"/>
     <w:multiLevelType w:val="multilevel"/>
     <w:tmpl w:val="4EF22C5A"/>
@@ -6631,7 +7879,7 @@
       </w:rPr>
     </w:lvl>
   </w:abstractNum>
-  <w:abstractNum w:abstractNumId="9" w15:restartNumberingAfterBreak="0">
+  <w:abstractNum w:abstractNumId="12" w15:restartNumberingAfterBreak="0">
     <w:nsid w:val="25F26403"/>
     <w:multiLevelType w:val="multilevel"/>
     <w:tmpl w:val="333ABCB8"/>
@@ -6647,7 +7895,7 @@
         <w:ind w:left="720" w:hanging="360"/>
       </w:pPr>
     </w:lvl>
-    <w:lvl w:ilvl="1" w:tentative="1">
+    <w:lvl w:ilvl="1">
       <w:start w:val="1"/>
       <w:numFmt w:val="decimal"/>
       <w:lvlText w:val="%2."/>
@@ -6744,7 +7992,7 @@
       </w:pPr>
     </w:lvl>
   </w:abstractNum>
-  <w:abstractNum w:abstractNumId="10" w15:restartNumberingAfterBreak="0">
+  <w:abstractNum w:abstractNumId="13" w15:restartNumberingAfterBreak="0">
     <w:nsid w:val="26066804"/>
     <w:multiLevelType w:val="multilevel"/>
     <w:tmpl w:val="42505EEA"/>
@@ -6857,7 +8105,7 @@
       </w:pPr>
     </w:lvl>
   </w:abstractNum>
-  <w:abstractNum w:abstractNumId="11" w15:restartNumberingAfterBreak="0">
+  <w:abstractNum w:abstractNumId="14" w15:restartNumberingAfterBreak="0">
     <w:nsid w:val="261229F0"/>
     <w:multiLevelType w:val="multilevel"/>
     <w:tmpl w:val="27B49D34"/>
@@ -7006,7 +8254,7 @@
       </w:rPr>
     </w:lvl>
   </w:abstractNum>
-  <w:abstractNum w:abstractNumId="12" w15:restartNumberingAfterBreak="0">
+  <w:abstractNum w:abstractNumId="15" w15:restartNumberingAfterBreak="0">
     <w:nsid w:val="27116334"/>
     <w:multiLevelType w:val="hybridMultilevel"/>
     <w:tmpl w:val="C0BEC2D6"/>
@@ -7095,7 +8343,7 @@
       </w:pPr>
     </w:lvl>
   </w:abstractNum>
-  <w:abstractNum w:abstractNumId="13" w15:restartNumberingAfterBreak="0">
+  <w:abstractNum w:abstractNumId="16" w15:restartNumberingAfterBreak="0">
     <w:nsid w:val="2736700F"/>
     <w:multiLevelType w:val="multilevel"/>
     <w:tmpl w:val="886C42BC"/>
@@ -7244,7 +8492,7 @@
       </w:rPr>
     </w:lvl>
   </w:abstractNum>
-  <w:abstractNum w:abstractNumId="14" w15:restartNumberingAfterBreak="0">
+  <w:abstractNum w:abstractNumId="17" w15:restartNumberingAfterBreak="0">
     <w:nsid w:val="29543C3A"/>
     <w:multiLevelType w:val="multilevel"/>
     <w:tmpl w:val="8054BEF2"/>
@@ -7357,7 +8605,7 @@
       </w:pPr>
     </w:lvl>
   </w:abstractNum>
-  <w:abstractNum w:abstractNumId="15" w15:restartNumberingAfterBreak="0">
+  <w:abstractNum w:abstractNumId="18" w15:restartNumberingAfterBreak="0">
     <w:nsid w:val="2B7314C8"/>
     <w:multiLevelType w:val="multilevel"/>
     <w:tmpl w:val="DA046A78"/>
@@ -7470,7 +8718,7 @@
       </w:pPr>
     </w:lvl>
   </w:abstractNum>
-  <w:abstractNum w:abstractNumId="16" w15:restartNumberingAfterBreak="0">
+  <w:abstractNum w:abstractNumId="19" w15:restartNumberingAfterBreak="0">
     <w:nsid w:val="2D6534E8"/>
     <w:multiLevelType w:val="multilevel"/>
     <w:tmpl w:val="D74AE794"/>
@@ -7486,7 +8734,7 @@
         <w:ind w:left="720" w:hanging="360"/>
       </w:pPr>
     </w:lvl>
-    <w:lvl w:ilvl="1" w:tentative="1">
+    <w:lvl w:ilvl="1">
       <w:start w:val="1"/>
       <w:numFmt w:val="decimal"/>
       <w:lvlText w:val="%2."/>
@@ -7583,7 +8831,7 @@
       </w:pPr>
     </w:lvl>
   </w:abstractNum>
-  <w:abstractNum w:abstractNumId="17" w15:restartNumberingAfterBreak="0">
+  <w:abstractNum w:abstractNumId="20" w15:restartNumberingAfterBreak="0">
     <w:nsid w:val="2EA07020"/>
     <w:multiLevelType w:val="multilevel"/>
     <w:tmpl w:val="BBFC6C2C"/>
@@ -7732,7 +8980,156 @@
       </w:rPr>
     </w:lvl>
   </w:abstractNum>
-  <w:abstractNum w:abstractNumId="18" w15:restartNumberingAfterBreak="0">
+  <w:abstractNum w:abstractNumId="21" w15:restartNumberingAfterBreak="0">
+    <w:nsid w:val="31EE3E75"/>
+    <w:multiLevelType w:val="multilevel"/>
+    <w:tmpl w:val="BEFA1B90"/>
+    <w:lvl w:ilvl="0">
+      <w:start w:val="1"/>
+      <w:numFmt w:val="bullet"/>
+      <w:lvlText w:val=""/>
+      <w:lvlJc w:val="left"/>
+      <w:pPr>
+        <w:tabs>
+          <w:tab w:val="num" w:pos="720"/>
+        </w:tabs>
+        <w:ind w:left="720" w:hanging="360"/>
+      </w:pPr>
+      <w:rPr>
+        <w:rFonts w:ascii="Symbol" w:hAnsi="Symbol" w:hint="default"/>
+        <w:sz w:val="20"/>
+      </w:rPr>
+    </w:lvl>
+    <w:lvl w:ilvl="1" w:tentative="1">
+      <w:start w:val="1"/>
+      <w:numFmt w:val="bullet"/>
+      <w:lvlText w:val=""/>
+      <w:lvlJc w:val="left"/>
+      <w:pPr>
+        <w:tabs>
+          <w:tab w:val="num" w:pos="1440"/>
+        </w:tabs>
+        <w:ind w:left="1440" w:hanging="360"/>
+      </w:pPr>
+      <w:rPr>
+        <w:rFonts w:ascii="Symbol" w:hAnsi="Symbol" w:hint="default"/>
+        <w:sz w:val="20"/>
+      </w:rPr>
+    </w:lvl>
+    <w:lvl w:ilvl="2" w:tentative="1">
+      <w:start w:val="1"/>
+      <w:numFmt w:val="bullet"/>
+      <w:lvlText w:val=""/>
+      <w:lvlJc w:val="left"/>
+      <w:pPr>
+        <w:tabs>
+          <w:tab w:val="num" w:pos="2160"/>
+        </w:tabs>
+        <w:ind w:left="2160" w:hanging="360"/>
+      </w:pPr>
+      <w:rPr>
+        <w:rFonts w:ascii="Symbol" w:hAnsi="Symbol" w:hint="default"/>
+        <w:sz w:val="20"/>
+      </w:rPr>
+    </w:lvl>
+    <w:lvl w:ilvl="3" w:tentative="1">
+      <w:start w:val="1"/>
+      <w:numFmt w:val="bullet"/>
+      <w:lvlText w:val=""/>
+      <w:lvlJc w:val="left"/>
+      <w:pPr>
+        <w:tabs>
+          <w:tab w:val="num" w:pos="2880"/>
+        </w:tabs>
+        <w:ind w:left="2880" w:hanging="360"/>
+      </w:pPr>
+      <w:rPr>
+        <w:rFonts w:ascii="Symbol" w:hAnsi="Symbol" w:hint="default"/>
+        <w:sz w:val="20"/>
+      </w:rPr>
+    </w:lvl>
+    <w:lvl w:ilvl="4" w:tentative="1">
+      <w:start w:val="1"/>
+      <w:numFmt w:val="bullet"/>
+      <w:lvlText w:val=""/>
+      <w:lvlJc w:val="left"/>
+      <w:pPr>
+        <w:tabs>
+          <w:tab w:val="num" w:pos="3600"/>
+        </w:tabs>
+        <w:ind w:left="3600" w:hanging="360"/>
+      </w:pPr>
+      <w:rPr>
+        <w:rFonts w:ascii="Symbol" w:hAnsi="Symbol" w:hint="default"/>
+        <w:sz w:val="20"/>
+      </w:rPr>
+    </w:lvl>
+    <w:lvl w:ilvl="5" w:tentative="1">
+      <w:start w:val="1"/>
+      <w:numFmt w:val="bullet"/>
+      <w:lvlText w:val=""/>
+      <w:lvlJc w:val="left"/>
+      <w:pPr>
+        <w:tabs>
+          <w:tab w:val="num" w:pos="4320"/>
+        </w:tabs>
+        <w:ind w:left="4320" w:hanging="360"/>
+      </w:pPr>
+      <w:rPr>
+        <w:rFonts w:ascii="Symbol" w:hAnsi="Symbol" w:hint="default"/>
+        <w:sz w:val="20"/>
+      </w:rPr>
+    </w:lvl>
+    <w:lvl w:ilvl="6" w:tentative="1">
+      <w:start w:val="1"/>
+      <w:numFmt w:val="bullet"/>
+      <w:lvlText w:val=""/>
+      <w:lvlJc w:val="left"/>
+      <w:pPr>
+        <w:tabs>
+          <w:tab w:val="num" w:pos="5040"/>
+        </w:tabs>
+        <w:ind w:left="5040" w:hanging="360"/>
+      </w:pPr>
+      <w:rPr>
+        <w:rFonts w:ascii="Symbol" w:hAnsi="Symbol" w:hint="default"/>
+        <w:sz w:val="20"/>
+      </w:rPr>
+    </w:lvl>
+    <w:lvl w:ilvl="7" w:tentative="1">
+      <w:start w:val="1"/>
+      <w:numFmt w:val="bullet"/>
+      <w:lvlText w:val=""/>
+      <w:lvlJc w:val="left"/>
+      <w:pPr>
+        <w:tabs>
+          <w:tab w:val="num" w:pos="5760"/>
+        </w:tabs>
+        <w:ind w:left="5760" w:hanging="360"/>
+      </w:pPr>
+      <w:rPr>
+        <w:rFonts w:ascii="Symbol" w:hAnsi="Symbol" w:hint="default"/>
+        <w:sz w:val="20"/>
+      </w:rPr>
+    </w:lvl>
+    <w:lvl w:ilvl="8" w:tentative="1">
+      <w:start w:val="1"/>
+      <w:numFmt w:val="bullet"/>
+      <w:lvlText w:val=""/>
+      <w:lvlJc w:val="left"/>
+      <w:pPr>
+        <w:tabs>
+          <w:tab w:val="num" w:pos="6480"/>
+        </w:tabs>
+        <w:ind w:left="6480" w:hanging="360"/>
+      </w:pPr>
+      <w:rPr>
+        <w:rFonts w:ascii="Symbol" w:hAnsi="Symbol" w:hint="default"/>
+        <w:sz w:val="20"/>
+      </w:rPr>
+    </w:lvl>
+  </w:abstractNum>
+  <w:abstractNum w:abstractNumId="22" w15:restartNumberingAfterBreak="0">
     <w:nsid w:val="33EA4B9E"/>
     <w:multiLevelType w:val="multilevel"/>
     <w:tmpl w:val="6B32DC72"/>
@@ -7748,7 +9145,7 @@
         <w:ind w:left="720" w:hanging="360"/>
       </w:pPr>
     </w:lvl>
-    <w:lvl w:ilvl="1" w:tentative="1">
+    <w:lvl w:ilvl="1">
       <w:start w:val="1"/>
       <w:numFmt w:val="decimal"/>
       <w:lvlText w:val="%2."/>
@@ -7845,7 +9242,7 @@
       </w:pPr>
     </w:lvl>
   </w:abstractNum>
-  <w:abstractNum w:abstractNumId="19" w15:restartNumberingAfterBreak="0">
+  <w:abstractNum w:abstractNumId="23" w15:restartNumberingAfterBreak="0">
     <w:nsid w:val="415402F5"/>
     <w:multiLevelType w:val="multilevel"/>
     <w:tmpl w:val="31BED16E"/>
@@ -7958,7 +9355,7 @@
       </w:pPr>
     </w:lvl>
   </w:abstractNum>
-  <w:abstractNum w:abstractNumId="20" w15:restartNumberingAfterBreak="0">
+  <w:abstractNum w:abstractNumId="24" w15:restartNumberingAfterBreak="0">
     <w:nsid w:val="41BE4C17"/>
     <w:multiLevelType w:val="multilevel"/>
     <w:tmpl w:val="8188B40A"/>
@@ -8071,7 +9468,7 @@
       </w:pPr>
     </w:lvl>
   </w:abstractNum>
-  <w:abstractNum w:abstractNumId="21" w15:restartNumberingAfterBreak="0">
+  <w:abstractNum w:abstractNumId="25" w15:restartNumberingAfterBreak="0">
     <w:nsid w:val="450E734A"/>
     <w:multiLevelType w:val="hybridMultilevel"/>
     <w:tmpl w:val="3D543B18"/>
@@ -8157,7 +9554,7 @@
       </w:pPr>
     </w:lvl>
   </w:abstractNum>
-  <w:abstractNum w:abstractNumId="22" w15:restartNumberingAfterBreak="0">
+  <w:abstractNum w:abstractNumId="26" w15:restartNumberingAfterBreak="0">
     <w:nsid w:val="467C3CCF"/>
     <w:multiLevelType w:val="multilevel"/>
     <w:tmpl w:val="16B20C00"/>
@@ -8306,7 +9703,156 @@
       </w:rPr>
     </w:lvl>
   </w:abstractNum>
-  <w:abstractNum w:abstractNumId="23" w15:restartNumberingAfterBreak="0">
+  <w:abstractNum w:abstractNumId="27" w15:restartNumberingAfterBreak="0">
+    <w:nsid w:val="4A0D152D"/>
+    <w:multiLevelType w:val="multilevel"/>
+    <w:tmpl w:val="0FB4D0B4"/>
+    <w:lvl w:ilvl="0">
+      <w:start w:val="1"/>
+      <w:numFmt w:val="bullet"/>
+      <w:lvlText w:val=""/>
+      <w:lvlJc w:val="left"/>
+      <w:pPr>
+        <w:tabs>
+          <w:tab w:val="num" w:pos="720"/>
+        </w:tabs>
+        <w:ind w:left="720" w:hanging="360"/>
+      </w:pPr>
+      <w:rPr>
+        <w:rFonts w:ascii="Symbol" w:hAnsi="Symbol" w:hint="default"/>
+        <w:sz w:val="20"/>
+      </w:rPr>
+    </w:lvl>
+    <w:lvl w:ilvl="1">
+      <w:start w:val="1"/>
+      <w:numFmt w:val="bullet"/>
+      <w:lvlText w:val="o"/>
+      <w:lvlJc w:val="left"/>
+      <w:pPr>
+        <w:tabs>
+          <w:tab w:val="num" w:pos="1440"/>
+        </w:tabs>
+        <w:ind w:left="1440" w:hanging="360"/>
+      </w:pPr>
+      <w:rPr>
+        <w:rFonts w:ascii="Courier New" w:hAnsi="Courier New" w:hint="default"/>
+        <w:sz w:val="20"/>
+      </w:rPr>
+    </w:lvl>
+    <w:lvl w:ilvl="2" w:tentative="1">
+      <w:start w:val="1"/>
+      <w:numFmt w:val="bullet"/>
+      <w:lvlText w:val=""/>
+      <w:lvlJc w:val="left"/>
+      <w:pPr>
+        <w:tabs>
+          <w:tab w:val="num" w:pos="2160"/>
+        </w:tabs>
+        <w:ind w:left="2160" w:hanging="360"/>
+      </w:pPr>
+      <w:rPr>
+        <w:rFonts w:ascii="Symbol" w:hAnsi="Symbol" w:hint="default"/>
+        <w:sz w:val="20"/>
+      </w:rPr>
+    </w:lvl>
+    <w:lvl w:ilvl="3" w:tentative="1">
+      <w:start w:val="1"/>
+      <w:numFmt w:val="bullet"/>
+      <w:lvlText w:val=""/>
+      <w:lvlJc w:val="left"/>
+      <w:pPr>
+        <w:tabs>
+          <w:tab w:val="num" w:pos="2880"/>
+        </w:tabs>
+        <w:ind w:left="2880" w:hanging="360"/>
+      </w:pPr>
+      <w:rPr>
+        <w:rFonts w:ascii="Symbol" w:hAnsi="Symbol" w:hint="default"/>
+        <w:sz w:val="20"/>
+      </w:rPr>
+    </w:lvl>
+    <w:lvl w:ilvl="4" w:tentative="1">
+      <w:start w:val="1"/>
+      <w:numFmt w:val="bullet"/>
+      <w:lvlText w:val=""/>
+      <w:lvlJc w:val="left"/>
+      <w:pPr>
+        <w:tabs>
+          <w:tab w:val="num" w:pos="3600"/>
+        </w:tabs>
+        <w:ind w:left="3600" w:hanging="360"/>
+      </w:pPr>
+      <w:rPr>
+        <w:rFonts w:ascii="Symbol" w:hAnsi="Symbol" w:hint="default"/>
+        <w:sz w:val="20"/>
+      </w:rPr>
+    </w:lvl>
+    <w:lvl w:ilvl="5" w:tentative="1">
+      <w:start w:val="1"/>
+      <w:numFmt w:val="bullet"/>
+      <w:lvlText w:val=""/>
+      <w:lvlJc w:val="left"/>
+      <w:pPr>
+        <w:tabs>
+          <w:tab w:val="num" w:pos="4320"/>
+        </w:tabs>
+        <w:ind w:left="4320" w:hanging="360"/>
+      </w:pPr>
+      <w:rPr>
+        <w:rFonts w:ascii="Symbol" w:hAnsi="Symbol" w:hint="default"/>
+        <w:sz w:val="20"/>
+      </w:rPr>
+    </w:lvl>
+    <w:lvl w:ilvl="6" w:tentative="1">
+      <w:start w:val="1"/>
+      <w:numFmt w:val="bullet"/>
+      <w:lvlText w:val=""/>
+      <w:lvlJc w:val="left"/>
+      <w:pPr>
+        <w:tabs>
+          <w:tab w:val="num" w:pos="5040"/>
+        </w:tabs>
+        <w:ind w:left="5040" w:hanging="360"/>
+      </w:pPr>
+      <w:rPr>
+        <w:rFonts w:ascii="Symbol" w:hAnsi="Symbol" w:hint="default"/>
+        <w:sz w:val="20"/>
+      </w:rPr>
+    </w:lvl>
+    <w:lvl w:ilvl="7" w:tentative="1">
+      <w:start w:val="1"/>
+      <w:numFmt w:val="bullet"/>
+      <w:lvlText w:val=""/>
+      <w:lvlJc w:val="left"/>
+      <w:pPr>
+        <w:tabs>
+          <w:tab w:val="num" w:pos="5760"/>
+        </w:tabs>
+        <w:ind w:left="5760" w:hanging="360"/>
+      </w:pPr>
+      <w:rPr>
+        <w:rFonts w:ascii="Symbol" w:hAnsi="Symbol" w:hint="default"/>
+        <w:sz w:val="20"/>
+      </w:rPr>
+    </w:lvl>
+    <w:lvl w:ilvl="8" w:tentative="1">
+      <w:start w:val="1"/>
+      <w:numFmt w:val="bullet"/>
+      <w:lvlText w:val=""/>
+      <w:lvlJc w:val="left"/>
+      <w:pPr>
+        <w:tabs>
+          <w:tab w:val="num" w:pos="6480"/>
+        </w:tabs>
+        <w:ind w:left="6480" w:hanging="360"/>
+      </w:pPr>
+      <w:rPr>
+        <w:rFonts w:ascii="Symbol" w:hAnsi="Symbol" w:hint="default"/>
+        <w:sz w:val="20"/>
+      </w:rPr>
+    </w:lvl>
+  </w:abstractNum>
+  <w:abstractNum w:abstractNumId="28" w15:restartNumberingAfterBreak="0">
     <w:nsid w:val="4C006147"/>
     <w:multiLevelType w:val="multilevel"/>
     <w:tmpl w:val="6FC8AA2C"/>
@@ -8419,7 +9965,7 @@
       </w:pPr>
     </w:lvl>
   </w:abstractNum>
-  <w:abstractNum w:abstractNumId="24" w15:restartNumberingAfterBreak="0">
+  <w:abstractNum w:abstractNumId="29" w15:restartNumberingAfterBreak="0">
     <w:nsid w:val="50FE789E"/>
     <w:multiLevelType w:val="multilevel"/>
     <w:tmpl w:val="5290CD72"/>
@@ -8532,7 +10078,7 @@
       </w:pPr>
     </w:lvl>
   </w:abstractNum>
-  <w:abstractNum w:abstractNumId="25" w15:restartNumberingAfterBreak="0">
+  <w:abstractNum w:abstractNumId="30" w15:restartNumberingAfterBreak="0">
     <w:nsid w:val="5168451C"/>
     <w:multiLevelType w:val="multilevel"/>
     <w:tmpl w:val="15441002"/>
@@ -8681,7 +10227,7 @@
       </w:rPr>
     </w:lvl>
   </w:abstractNum>
-  <w:abstractNum w:abstractNumId="26" w15:restartNumberingAfterBreak="0">
+  <w:abstractNum w:abstractNumId="31" w15:restartNumberingAfterBreak="0">
     <w:nsid w:val="52845B2A"/>
     <w:multiLevelType w:val="multilevel"/>
     <w:tmpl w:val="28105550"/>
@@ -8830,7 +10376,7 @@
       </w:rPr>
     </w:lvl>
   </w:abstractNum>
-  <w:abstractNum w:abstractNumId="27" w15:restartNumberingAfterBreak="0">
+  <w:abstractNum w:abstractNumId="32" w15:restartNumberingAfterBreak="0">
     <w:nsid w:val="529B4D48"/>
     <w:multiLevelType w:val="multilevel"/>
     <w:tmpl w:val="3654964C"/>
@@ -8943,7 +10489,7 @@
       </w:pPr>
     </w:lvl>
   </w:abstractNum>
-  <w:abstractNum w:abstractNumId="28" w15:restartNumberingAfterBreak="0">
+  <w:abstractNum w:abstractNumId="33" w15:restartNumberingAfterBreak="0">
     <w:nsid w:val="53884BED"/>
     <w:multiLevelType w:val="multilevel"/>
     <w:tmpl w:val="FB523F64"/>
@@ -9092,7 +10638,7 @@
       </w:rPr>
     </w:lvl>
   </w:abstractNum>
-  <w:abstractNum w:abstractNumId="29" w15:restartNumberingAfterBreak="0">
+  <w:abstractNum w:abstractNumId="34" w15:restartNumberingAfterBreak="0">
     <w:nsid w:val="58B272A2"/>
     <w:multiLevelType w:val="hybridMultilevel"/>
     <w:tmpl w:val="AB9853B8"/>
@@ -9108,7 +10654,7 @@
         <w:rFonts w:hint="default"/>
       </w:rPr>
     </w:lvl>
-    <w:lvl w:ilvl="1" w:tplc="04070019" w:tentative="1">
+    <w:lvl w:ilvl="1" w:tplc="04070019">
       <w:start w:val="1"/>
       <w:numFmt w:val="lowerLetter"/>
       <w:lvlText w:val="%2."/>
@@ -9181,7 +10727,7 @@
       </w:pPr>
     </w:lvl>
   </w:abstractNum>
-  <w:abstractNum w:abstractNumId="30" w15:restartNumberingAfterBreak="0">
+  <w:abstractNum w:abstractNumId="35" w15:restartNumberingAfterBreak="0">
     <w:nsid w:val="5AFA01EE"/>
     <w:multiLevelType w:val="multilevel"/>
     <w:tmpl w:val="0407001F"/>
@@ -9267,7 +10813,7 @@
       </w:pPr>
     </w:lvl>
   </w:abstractNum>
-  <w:abstractNum w:abstractNumId="31" w15:restartNumberingAfterBreak="0">
+  <w:abstractNum w:abstractNumId="36" w15:restartNumberingAfterBreak="0">
     <w:nsid w:val="5B9A60A0"/>
     <w:multiLevelType w:val="multilevel"/>
     <w:tmpl w:val="47D8BA90"/>
@@ -9287,7 +10833,7 @@
         <w:sz w:val="20"/>
       </w:rPr>
     </w:lvl>
-    <w:lvl w:ilvl="1" w:tentative="1">
+    <w:lvl w:ilvl="1">
       <w:start w:val="1"/>
       <w:numFmt w:val="bullet"/>
       <w:lvlText w:val=""/>
@@ -9303,7 +10849,7 @@
         <w:sz w:val="20"/>
       </w:rPr>
     </w:lvl>
-    <w:lvl w:ilvl="2" w:tentative="1">
+    <w:lvl w:ilvl="2">
       <w:start w:val="1"/>
       <w:numFmt w:val="bullet"/>
       <w:lvlText w:val=""/>
@@ -9416,7 +10962,7 @@
       </w:rPr>
     </w:lvl>
   </w:abstractNum>
-  <w:abstractNum w:abstractNumId="32" w15:restartNumberingAfterBreak="0">
+  <w:abstractNum w:abstractNumId="37" w15:restartNumberingAfterBreak="0">
     <w:nsid w:val="5E4F492C"/>
     <w:multiLevelType w:val="multilevel"/>
     <w:tmpl w:val="A7889E5E"/>
@@ -9529,7 +11075,7 @@
       </w:pPr>
     </w:lvl>
   </w:abstractNum>
-  <w:abstractNum w:abstractNumId="33" w15:restartNumberingAfterBreak="0">
+  <w:abstractNum w:abstractNumId="38" w15:restartNumberingAfterBreak="0">
     <w:nsid w:val="5E953BF5"/>
     <w:multiLevelType w:val="multilevel"/>
     <w:tmpl w:val="0407001F"/>
@@ -9615,7 +11161,7 @@
       </w:pPr>
     </w:lvl>
   </w:abstractNum>
-  <w:abstractNum w:abstractNumId="34" w15:restartNumberingAfterBreak="0">
+  <w:abstractNum w:abstractNumId="39" w15:restartNumberingAfterBreak="0">
     <w:nsid w:val="600A1B4F"/>
     <w:multiLevelType w:val="multilevel"/>
     <w:tmpl w:val="AEEABCA6"/>
@@ -9764,7 +11310,7 @@
       </w:rPr>
     </w:lvl>
   </w:abstractNum>
-  <w:abstractNum w:abstractNumId="35" w15:restartNumberingAfterBreak="0">
+  <w:abstractNum w:abstractNumId="40" w15:restartNumberingAfterBreak="0">
     <w:nsid w:val="61247412"/>
     <w:multiLevelType w:val="multilevel"/>
     <w:tmpl w:val="4BE886B2"/>
@@ -9913,7 +11459,7 @@
       </w:rPr>
     </w:lvl>
   </w:abstractNum>
-  <w:abstractNum w:abstractNumId="36" w15:restartNumberingAfterBreak="0">
+  <w:abstractNum w:abstractNumId="41" w15:restartNumberingAfterBreak="0">
     <w:nsid w:val="62CE431D"/>
     <w:multiLevelType w:val="multilevel"/>
     <w:tmpl w:val="D2DCF036"/>
@@ -10062,7 +11608,7 @@
       </w:rPr>
     </w:lvl>
   </w:abstractNum>
-  <w:abstractNum w:abstractNumId="37" w15:restartNumberingAfterBreak="0">
+  <w:abstractNum w:abstractNumId="42" w15:restartNumberingAfterBreak="0">
     <w:nsid w:val="67352F8D"/>
     <w:multiLevelType w:val="multilevel"/>
     <w:tmpl w:val="C0864D4A"/>
@@ -10175,7 +11721,7 @@
       </w:pPr>
     </w:lvl>
   </w:abstractNum>
-  <w:abstractNum w:abstractNumId="38" w15:restartNumberingAfterBreak="0">
+  <w:abstractNum w:abstractNumId="43" w15:restartNumberingAfterBreak="0">
     <w:nsid w:val="6A5E580A"/>
     <w:multiLevelType w:val="multilevel"/>
     <w:tmpl w:val="0407001F"/>
@@ -10261,7 +11807,7 @@
       </w:pPr>
     </w:lvl>
   </w:abstractNum>
-  <w:abstractNum w:abstractNumId="39" w15:restartNumberingAfterBreak="0">
+  <w:abstractNum w:abstractNumId="44" w15:restartNumberingAfterBreak="0">
     <w:nsid w:val="6B6E226F"/>
     <w:multiLevelType w:val="multilevel"/>
     <w:tmpl w:val="8B803A88"/>
@@ -10410,7 +11956,7 @@
       </w:rPr>
     </w:lvl>
   </w:abstractNum>
-  <w:abstractNum w:abstractNumId="40" w15:restartNumberingAfterBreak="0">
+  <w:abstractNum w:abstractNumId="45" w15:restartNumberingAfterBreak="0">
     <w:nsid w:val="6B847412"/>
     <w:multiLevelType w:val="multilevel"/>
     <w:tmpl w:val="2B327C6A"/>
@@ -10559,7 +12105,7 @@
       </w:rPr>
     </w:lvl>
   </w:abstractNum>
-  <w:abstractNum w:abstractNumId="41" w15:restartNumberingAfterBreak="0">
+  <w:abstractNum w:abstractNumId="46" w15:restartNumberingAfterBreak="0">
     <w:nsid w:val="6DF17BC8"/>
     <w:multiLevelType w:val="multilevel"/>
     <w:tmpl w:val="1C08BF68"/>
@@ -10672,7 +12218,7 @@
       </w:pPr>
     </w:lvl>
   </w:abstractNum>
-  <w:abstractNum w:abstractNumId="42" w15:restartNumberingAfterBreak="0">
+  <w:abstractNum w:abstractNumId="47" w15:restartNumberingAfterBreak="0">
     <w:nsid w:val="704F5F49"/>
     <w:multiLevelType w:val="multilevel"/>
     <w:tmpl w:val="65526B2E"/>
@@ -10821,7 +12367,7 @@
       </w:rPr>
     </w:lvl>
   </w:abstractNum>
-  <w:abstractNum w:abstractNumId="43" w15:restartNumberingAfterBreak="0">
+  <w:abstractNum w:abstractNumId="48" w15:restartNumberingAfterBreak="0">
     <w:nsid w:val="70FC3368"/>
     <w:multiLevelType w:val="multilevel"/>
     <w:tmpl w:val="9988657C"/>
@@ -10970,7 +12516,305 @@
       </w:rPr>
     </w:lvl>
   </w:abstractNum>
-  <w:abstractNum w:abstractNumId="44" w15:restartNumberingAfterBreak="0">
+  <w:abstractNum w:abstractNumId="49" w15:restartNumberingAfterBreak="0">
+    <w:nsid w:val="7E9C0DA0"/>
+    <w:multiLevelType w:val="multilevel"/>
+    <w:tmpl w:val="AAC4BEC2"/>
+    <w:lvl w:ilvl="0">
+      <w:start w:val="1"/>
+      <w:numFmt w:val="bullet"/>
+      <w:lvlText w:val=""/>
+      <w:lvlJc w:val="left"/>
+      <w:pPr>
+        <w:tabs>
+          <w:tab w:val="num" w:pos="720"/>
+        </w:tabs>
+        <w:ind w:left="720" w:hanging="360"/>
+      </w:pPr>
+      <w:rPr>
+        <w:rFonts w:ascii="Symbol" w:hAnsi="Symbol" w:hint="default"/>
+        <w:sz w:val="20"/>
+      </w:rPr>
+    </w:lvl>
+    <w:lvl w:ilvl="1" w:tentative="1">
+      <w:start w:val="1"/>
+      <w:numFmt w:val="bullet"/>
+      <w:lvlText w:val=""/>
+      <w:lvlJc w:val="left"/>
+      <w:pPr>
+        <w:tabs>
+          <w:tab w:val="num" w:pos="1440"/>
+        </w:tabs>
+        <w:ind w:left="1440" w:hanging="360"/>
+      </w:pPr>
+      <w:rPr>
+        <w:rFonts w:ascii="Symbol" w:hAnsi="Symbol" w:hint="default"/>
+        <w:sz w:val="20"/>
+      </w:rPr>
+    </w:lvl>
+    <w:lvl w:ilvl="2" w:tentative="1">
+      <w:start w:val="1"/>
+      <w:numFmt w:val="bullet"/>
+      <w:lvlText w:val=""/>
+      <w:lvlJc w:val="left"/>
+      <w:pPr>
+        <w:tabs>
+          <w:tab w:val="num" w:pos="2160"/>
+        </w:tabs>
+        <w:ind w:left="2160" w:hanging="360"/>
+      </w:pPr>
+      <w:rPr>
+        <w:rFonts w:ascii="Symbol" w:hAnsi="Symbol" w:hint="default"/>
+        <w:sz w:val="20"/>
+      </w:rPr>
+    </w:lvl>
+    <w:lvl w:ilvl="3" w:tentative="1">
+      <w:start w:val="1"/>
+      <w:numFmt w:val="bullet"/>
+      <w:lvlText w:val=""/>
+      <w:lvlJc w:val="left"/>
+      <w:pPr>
+        <w:tabs>
+          <w:tab w:val="num" w:pos="2880"/>
+        </w:tabs>
+        <w:ind w:left="2880" w:hanging="360"/>
+      </w:pPr>
+      <w:rPr>
+        <w:rFonts w:ascii="Symbol" w:hAnsi="Symbol" w:hint="default"/>
+        <w:sz w:val="20"/>
+      </w:rPr>
+    </w:lvl>
+    <w:lvl w:ilvl="4" w:tentative="1">
+      <w:start w:val="1"/>
+      <w:numFmt w:val="bullet"/>
+      <w:lvlText w:val=""/>
+      <w:lvlJc w:val="left"/>
+      <w:pPr>
+        <w:tabs>
+          <w:tab w:val="num" w:pos="3600"/>
+        </w:tabs>
+        <w:ind w:left="3600" w:hanging="360"/>
+      </w:pPr>
+      <w:rPr>
+        <w:rFonts w:ascii="Symbol" w:hAnsi="Symbol" w:hint="default"/>
+        <w:sz w:val="20"/>
+      </w:rPr>
+    </w:lvl>
+    <w:lvl w:ilvl="5" w:tentative="1">
+      <w:start w:val="1"/>
+      <w:numFmt w:val="bullet"/>
+      <w:lvlText w:val=""/>
+      <w:lvlJc w:val="left"/>
+      <w:pPr>
+        <w:tabs>
+          <w:tab w:val="num" w:pos="4320"/>
+        </w:tabs>
+        <w:ind w:left="4320" w:hanging="360"/>
+      </w:pPr>
+      <w:rPr>
+        <w:rFonts w:ascii="Symbol" w:hAnsi="Symbol" w:hint="default"/>
+        <w:sz w:val="20"/>
+      </w:rPr>
+    </w:lvl>
+    <w:lvl w:ilvl="6" w:tentative="1">
+      <w:start w:val="1"/>
+      <w:numFmt w:val="bullet"/>
+      <w:lvlText w:val=""/>
+      <w:lvlJc w:val="left"/>
+      <w:pPr>
+        <w:tabs>
+          <w:tab w:val="num" w:pos="5040"/>
+        </w:tabs>
+        <w:ind w:left="5040" w:hanging="360"/>
+      </w:pPr>
+      <w:rPr>
+        <w:rFonts w:ascii="Symbol" w:hAnsi="Symbol" w:hint="default"/>
+        <w:sz w:val="20"/>
+      </w:rPr>
+    </w:lvl>
+    <w:lvl w:ilvl="7" w:tentative="1">
+      <w:start w:val="1"/>
+      <w:numFmt w:val="bullet"/>
+      <w:lvlText w:val=""/>
+      <w:lvlJc w:val="left"/>
+      <w:pPr>
+        <w:tabs>
+          <w:tab w:val="num" w:pos="5760"/>
+        </w:tabs>
+        <w:ind w:left="5760" w:hanging="360"/>
+      </w:pPr>
+      <w:rPr>
+        <w:rFonts w:ascii="Symbol" w:hAnsi="Symbol" w:hint="default"/>
+        <w:sz w:val="20"/>
+      </w:rPr>
+    </w:lvl>
+    <w:lvl w:ilvl="8" w:tentative="1">
+      <w:start w:val="1"/>
+      <w:numFmt w:val="bullet"/>
+      <w:lvlText w:val=""/>
+      <w:lvlJc w:val="left"/>
+      <w:pPr>
+        <w:tabs>
+          <w:tab w:val="num" w:pos="6480"/>
+        </w:tabs>
+        <w:ind w:left="6480" w:hanging="360"/>
+      </w:pPr>
+      <w:rPr>
+        <w:rFonts w:ascii="Symbol" w:hAnsi="Symbol" w:hint="default"/>
+        <w:sz w:val="20"/>
+      </w:rPr>
+    </w:lvl>
+  </w:abstractNum>
+  <w:abstractNum w:abstractNumId="50" w15:restartNumberingAfterBreak="0">
+    <w:nsid w:val="7ED61C61"/>
+    <w:multiLevelType w:val="multilevel"/>
+    <w:tmpl w:val="B62E9D06"/>
+    <w:lvl w:ilvl="0">
+      <w:start w:val="1"/>
+      <w:numFmt w:val="bullet"/>
+      <w:lvlText w:val=""/>
+      <w:lvlJc w:val="left"/>
+      <w:pPr>
+        <w:tabs>
+          <w:tab w:val="num" w:pos="720"/>
+        </w:tabs>
+        <w:ind w:left="720" w:hanging="360"/>
+      </w:pPr>
+      <w:rPr>
+        <w:rFonts w:ascii="Symbol" w:hAnsi="Symbol" w:hint="default"/>
+        <w:sz w:val="20"/>
+      </w:rPr>
+    </w:lvl>
+    <w:lvl w:ilvl="1">
+      <w:start w:val="1"/>
+      <w:numFmt w:val="bullet"/>
+      <w:lvlText w:val="o"/>
+      <w:lvlJc w:val="left"/>
+      <w:pPr>
+        <w:tabs>
+          <w:tab w:val="num" w:pos="1440"/>
+        </w:tabs>
+        <w:ind w:left="1440" w:hanging="360"/>
+      </w:pPr>
+      <w:rPr>
+        <w:rFonts w:ascii="Courier New" w:hAnsi="Courier New" w:hint="default"/>
+        <w:sz w:val="20"/>
+      </w:rPr>
+    </w:lvl>
+    <w:lvl w:ilvl="2" w:tentative="1">
+      <w:start w:val="1"/>
+      <w:numFmt w:val="bullet"/>
+      <w:lvlText w:val=""/>
+      <w:lvlJc w:val="left"/>
+      <w:pPr>
+        <w:tabs>
+          <w:tab w:val="num" w:pos="2160"/>
+        </w:tabs>
+        <w:ind w:left="2160" w:hanging="360"/>
+      </w:pPr>
+      <w:rPr>
+        <w:rFonts w:ascii="Symbol" w:hAnsi="Symbol" w:hint="default"/>
+        <w:sz w:val="20"/>
+      </w:rPr>
+    </w:lvl>
+    <w:lvl w:ilvl="3" w:tentative="1">
+      <w:start w:val="1"/>
+      <w:numFmt w:val="bullet"/>
+      <w:lvlText w:val=""/>
+      <w:lvlJc w:val="left"/>
+      <w:pPr>
+        <w:tabs>
+          <w:tab w:val="num" w:pos="2880"/>
+        </w:tabs>
+        <w:ind w:left="2880" w:hanging="360"/>
+      </w:pPr>
+      <w:rPr>
+        <w:rFonts w:ascii="Symbol" w:hAnsi="Symbol" w:hint="default"/>
+        <w:sz w:val="20"/>
+      </w:rPr>
+    </w:lvl>
+    <w:lvl w:ilvl="4" w:tentative="1">
+      <w:start w:val="1"/>
+      <w:numFmt w:val="bullet"/>
+      <w:lvlText w:val=""/>
+      <w:lvlJc w:val="left"/>
+      <w:pPr>
+        <w:tabs>
+          <w:tab w:val="num" w:pos="3600"/>
+        </w:tabs>
+        <w:ind w:left="3600" w:hanging="360"/>
+      </w:pPr>
+      <w:rPr>
+        <w:rFonts w:ascii="Symbol" w:hAnsi="Symbol" w:hint="default"/>
+        <w:sz w:val="20"/>
+      </w:rPr>
+    </w:lvl>
+    <w:lvl w:ilvl="5" w:tentative="1">
+      <w:start w:val="1"/>
+      <w:numFmt w:val="bullet"/>
+      <w:lvlText w:val=""/>
+      <w:lvlJc w:val="left"/>
+      <w:pPr>
+        <w:tabs>
+          <w:tab w:val="num" w:pos="4320"/>
+        </w:tabs>
+        <w:ind w:left="4320" w:hanging="360"/>
+      </w:pPr>
+      <w:rPr>
+        <w:rFonts w:ascii="Symbol" w:hAnsi="Symbol" w:hint="default"/>
+        <w:sz w:val="20"/>
+      </w:rPr>
+    </w:lvl>
+    <w:lvl w:ilvl="6" w:tentative="1">
+      <w:start w:val="1"/>
+      <w:numFmt w:val="bullet"/>
+      <w:lvlText w:val=""/>
+      <w:lvlJc w:val="left"/>
+      <w:pPr>
+        <w:tabs>
+          <w:tab w:val="num" w:pos="5040"/>
+        </w:tabs>
+        <w:ind w:left="5040" w:hanging="360"/>
+      </w:pPr>
+      <w:rPr>
+        <w:rFonts w:ascii="Symbol" w:hAnsi="Symbol" w:hint="default"/>
+        <w:sz w:val="20"/>
+      </w:rPr>
+    </w:lvl>
+    <w:lvl w:ilvl="7" w:tentative="1">
+      <w:start w:val="1"/>
+      <w:numFmt w:val="bullet"/>
+      <w:lvlText w:val=""/>
+      <w:lvlJc w:val="left"/>
+      <w:pPr>
+        <w:tabs>
+          <w:tab w:val="num" w:pos="5760"/>
+        </w:tabs>
+        <w:ind w:left="5760" w:hanging="360"/>
+      </w:pPr>
+      <w:rPr>
+        <w:rFonts w:ascii="Symbol" w:hAnsi="Symbol" w:hint="default"/>
+        <w:sz w:val="20"/>
+      </w:rPr>
+    </w:lvl>
+    <w:lvl w:ilvl="8" w:tentative="1">
+      <w:start w:val="1"/>
+      <w:numFmt w:val="bullet"/>
+      <w:lvlText w:val=""/>
+      <w:lvlJc w:val="left"/>
+      <w:pPr>
+        <w:tabs>
+          <w:tab w:val="num" w:pos="6480"/>
+        </w:tabs>
+        <w:ind w:left="6480" w:hanging="360"/>
+      </w:pPr>
+      <w:rPr>
+        <w:rFonts w:ascii="Symbol" w:hAnsi="Symbol" w:hint="default"/>
+        <w:sz w:val="20"/>
+      </w:rPr>
+    </w:lvl>
+  </w:abstractNum>
+  <w:abstractNum w:abstractNumId="51" w15:restartNumberingAfterBreak="0">
     <w:nsid w:val="7F4B39D1"/>
     <w:multiLevelType w:val="multilevel"/>
     <w:tmpl w:val="7E5C083A"/>
@@ -11120,112 +12964,112 @@
     </w:lvl>
   </w:abstractNum>
   <w:num w:numId="1" w16cid:durableId="1182357835">
-    <w:abstractNumId w:val="29"/>
+    <w:abstractNumId w:val="34"/>
   </w:num>
   <w:num w:numId="2" w16cid:durableId="199972470">
-    <w:abstractNumId w:val="21"/>
+    <w:abstractNumId w:val="25"/>
   </w:num>
   <w:num w:numId="3" w16cid:durableId="876619396">
-    <w:abstractNumId w:val="30"/>
+    <w:abstractNumId w:val="35"/>
   </w:num>
   <w:num w:numId="4" w16cid:durableId="1829710264">
-    <w:abstractNumId w:val="41"/>
+    <w:abstractNumId w:val="46"/>
     <w:lvlOverride w:ilvl="0">
       <w:startOverride w:val="1"/>
     </w:lvlOverride>
   </w:num>
   <w:num w:numId="5" w16cid:durableId="992761703">
-    <w:abstractNumId w:val="24"/>
+    <w:abstractNumId w:val="29"/>
     <w:lvlOverride w:ilvl="0">
       <w:startOverride w:val="1"/>
     </w:lvlOverride>
   </w:num>
   <w:num w:numId="6" w16cid:durableId="910390271">
-    <w:abstractNumId w:val="17"/>
+    <w:abstractNumId w:val="20"/>
   </w:num>
   <w:num w:numId="7" w16cid:durableId="2113239201">
-    <w:abstractNumId w:val="27"/>
+    <w:abstractNumId w:val="32"/>
     <w:lvlOverride w:ilvl="0">
       <w:startOverride w:val="2"/>
     </w:lvlOverride>
   </w:num>
   <w:num w:numId="8" w16cid:durableId="1105808970">
-    <w:abstractNumId w:val="6"/>
+    <w:abstractNumId w:val="7"/>
     <w:lvlOverride w:ilvl="0">
       <w:startOverride w:val="3"/>
     </w:lvlOverride>
   </w:num>
   <w:num w:numId="9" w16cid:durableId="1845782120">
-    <w:abstractNumId w:val="12"/>
+    <w:abstractNumId w:val="15"/>
   </w:num>
   <w:num w:numId="10" w16cid:durableId="2009406881">
-    <w:abstractNumId w:val="5"/>
+    <w:abstractNumId w:val="6"/>
     <w:lvlOverride w:ilvl="0">
       <w:startOverride w:val="1"/>
     </w:lvlOverride>
   </w:num>
   <w:num w:numId="11" w16cid:durableId="411850568">
-    <w:abstractNumId w:val="10"/>
+    <w:abstractNumId w:val="13"/>
     <w:lvlOverride w:ilvl="0">
       <w:startOverride w:val="1"/>
     </w:lvlOverride>
   </w:num>
   <w:num w:numId="12" w16cid:durableId="1973169385">
-    <w:abstractNumId w:val="10"/>
+    <w:abstractNumId w:val="13"/>
     <w:lvlOverride w:ilvl="0"/>
     <w:lvlOverride w:ilvl="1">
       <w:startOverride w:val="1"/>
     </w:lvlOverride>
   </w:num>
   <w:num w:numId="13" w16cid:durableId="955915945">
-    <w:abstractNumId w:val="10"/>
+    <w:abstractNumId w:val="13"/>
     <w:lvlOverride w:ilvl="0"/>
     <w:lvlOverride w:ilvl="1">
       <w:startOverride w:val="1"/>
     </w:lvlOverride>
   </w:num>
   <w:num w:numId="14" w16cid:durableId="802118258">
-    <w:abstractNumId w:val="10"/>
+    <w:abstractNumId w:val="13"/>
     <w:lvlOverride w:ilvl="0"/>
     <w:lvlOverride w:ilvl="1">
       <w:startOverride w:val="1"/>
     </w:lvlOverride>
   </w:num>
   <w:num w:numId="15" w16cid:durableId="1494298828">
-    <w:abstractNumId w:val="10"/>
+    <w:abstractNumId w:val="13"/>
     <w:lvlOverride w:ilvl="0"/>
     <w:lvlOverride w:ilvl="1">
       <w:startOverride w:val="1"/>
     </w:lvlOverride>
   </w:num>
   <w:num w:numId="16" w16cid:durableId="470902061">
-    <w:abstractNumId w:val="10"/>
+    <w:abstractNumId w:val="13"/>
     <w:lvlOverride w:ilvl="0"/>
     <w:lvlOverride w:ilvl="1">
       <w:startOverride w:val="1"/>
     </w:lvlOverride>
   </w:num>
   <w:num w:numId="17" w16cid:durableId="1381589553">
-    <w:abstractNumId w:val="18"/>
+    <w:abstractNumId w:val="22"/>
     <w:lvlOverride w:ilvl="0">
       <w:startOverride w:val="1"/>
     </w:lvlOverride>
   </w:num>
   <w:num w:numId="18" w16cid:durableId="1222524633">
-    <w:abstractNumId w:val="14"/>
+    <w:abstractNumId w:val="17"/>
     <w:lvlOverride w:ilvl="0">
       <w:startOverride w:val="1"/>
     </w:lvlOverride>
   </w:num>
   <w:num w:numId="19" w16cid:durableId="698699457">
-    <w:abstractNumId w:val="14"/>
+    <w:abstractNumId w:val="17"/>
     <w:lvlOverride w:ilvl="0"/>
     <w:lvlOverride w:ilvl="1">
       <w:startOverride w:val="1"/>
     </w:lvlOverride>
   </w:num>
   <w:num w:numId="20" w16cid:durableId="633293090">
-    <w:abstractNumId w:val="14"/>
+    <w:abstractNumId w:val="17"/>
     <w:lvlOverride w:ilvl="0"/>
     <w:lvlOverride w:ilvl="1"/>
     <w:lvlOverride w:ilvl="2">
@@ -11233,7 +13077,7 @@
     </w:lvlOverride>
   </w:num>
   <w:num w:numId="21" w16cid:durableId="1956061159">
-    <w:abstractNumId w:val="14"/>
+    <w:abstractNumId w:val="17"/>
     <w:lvlOverride w:ilvl="0"/>
     <w:lvlOverride w:ilvl="1"/>
     <w:lvlOverride w:ilvl="2">
@@ -11241,7 +13085,7 @@
     </w:lvlOverride>
   </w:num>
   <w:num w:numId="22" w16cid:durableId="2031949852">
-    <w:abstractNumId w:val="14"/>
+    <w:abstractNumId w:val="17"/>
     <w:lvlOverride w:ilvl="0"/>
     <w:lvlOverride w:ilvl="1"/>
     <w:lvlOverride w:ilvl="2">
@@ -11249,7 +13093,7 @@
     </w:lvlOverride>
   </w:num>
   <w:num w:numId="23" w16cid:durableId="1746295135">
-    <w:abstractNumId w:val="14"/>
+    <w:abstractNumId w:val="17"/>
     <w:lvlOverride w:ilvl="0"/>
     <w:lvlOverride w:ilvl="1"/>
     <w:lvlOverride w:ilvl="2">
@@ -11257,27 +13101,27 @@
     </w:lvlOverride>
   </w:num>
   <w:num w:numId="24" w16cid:durableId="1274164702">
-    <w:abstractNumId w:val="4"/>
+    <w:abstractNumId w:val="5"/>
     <w:lvlOverride w:ilvl="0">
       <w:startOverride w:val="2"/>
     </w:lvlOverride>
   </w:num>
   <w:num w:numId="25" w16cid:durableId="549729507">
-    <w:abstractNumId w:val="4"/>
+    <w:abstractNumId w:val="5"/>
     <w:lvlOverride w:ilvl="0"/>
     <w:lvlOverride w:ilvl="1">
       <w:startOverride w:val="1"/>
     </w:lvlOverride>
   </w:num>
   <w:num w:numId="26" w16cid:durableId="577056550">
-    <w:abstractNumId w:val="4"/>
+    <w:abstractNumId w:val="5"/>
     <w:lvlOverride w:ilvl="0"/>
     <w:lvlOverride w:ilvl="1">
       <w:startOverride w:val="2"/>
     </w:lvlOverride>
   </w:num>
   <w:num w:numId="27" w16cid:durableId="400447998">
-    <w:abstractNumId w:val="4"/>
+    <w:abstractNumId w:val="5"/>
     <w:lvlOverride w:ilvl="0"/>
     <w:lvlOverride w:ilvl="1"/>
     <w:lvlOverride w:ilvl="2">
@@ -11285,7 +13129,7 @@
     </w:lvlOverride>
   </w:num>
   <w:num w:numId="28" w16cid:durableId="741022501">
-    <w:abstractNumId w:val="4"/>
+    <w:abstractNumId w:val="5"/>
     <w:lvlOverride w:ilvl="0"/>
     <w:lvlOverride w:ilvl="1"/>
     <w:lvlOverride w:ilvl="2">
@@ -11293,20 +13137,20 @@
     </w:lvlOverride>
   </w:num>
   <w:num w:numId="29" w16cid:durableId="498885902">
-    <w:abstractNumId w:val="23"/>
+    <w:abstractNumId w:val="28"/>
     <w:lvlOverride w:ilvl="0">
       <w:startOverride w:val="3"/>
     </w:lvlOverride>
   </w:num>
   <w:num w:numId="30" w16cid:durableId="971902030">
-    <w:abstractNumId w:val="23"/>
+    <w:abstractNumId w:val="28"/>
     <w:lvlOverride w:ilvl="0"/>
     <w:lvlOverride w:ilvl="1">
       <w:startOverride w:val="1"/>
     </w:lvlOverride>
   </w:num>
   <w:num w:numId="31" w16cid:durableId="1403332076">
-    <w:abstractNumId w:val="23"/>
+    <w:abstractNumId w:val="28"/>
     <w:lvlOverride w:ilvl="0"/>
     <w:lvlOverride w:ilvl="1"/>
     <w:lvlOverride w:ilvl="2">
@@ -11314,7 +13158,7 @@
     </w:lvlOverride>
   </w:num>
   <w:num w:numId="32" w16cid:durableId="58554940">
-    <w:abstractNumId w:val="23"/>
+    <w:abstractNumId w:val="28"/>
     <w:lvlOverride w:ilvl="0">
       <w:lvl w:ilvl="0">
         <w:numFmt w:val="decimal"/>
@@ -11341,64 +13185,64 @@
     </w:lvlOverride>
   </w:num>
   <w:num w:numId="33" w16cid:durableId="2030981863">
-    <w:abstractNumId w:val="9"/>
+    <w:abstractNumId w:val="12"/>
     <w:lvlOverride w:ilvl="0">
       <w:startOverride w:val="1"/>
     </w:lvlOverride>
   </w:num>
   <w:num w:numId="34" w16cid:durableId="1757096196">
-    <w:abstractNumId w:val="8"/>
+    <w:abstractNumId w:val="11"/>
   </w:num>
   <w:num w:numId="35" w16cid:durableId="1635669869">
-    <w:abstractNumId w:val="16"/>
+    <w:abstractNumId w:val="19"/>
     <w:lvlOverride w:ilvl="0">
       <w:startOverride w:val="1"/>
     </w:lvlOverride>
   </w:num>
   <w:num w:numId="36" w16cid:durableId="1610434670">
+    <w:abstractNumId w:val="43"/>
+  </w:num>
+  <w:num w:numId="37" w16cid:durableId="1631085496">
+    <w:abstractNumId w:val="36"/>
+  </w:num>
+  <w:num w:numId="38" w16cid:durableId="1797867796">
+    <w:abstractNumId w:val="40"/>
+  </w:num>
+  <w:num w:numId="39" w16cid:durableId="751128106">
+    <w:abstractNumId w:val="30"/>
+  </w:num>
+  <w:num w:numId="40" w16cid:durableId="1826893848">
+    <w:abstractNumId w:val="41"/>
+  </w:num>
+  <w:num w:numId="41" w16cid:durableId="1380980816">
+    <w:abstractNumId w:val="26"/>
+  </w:num>
+  <w:num w:numId="42" w16cid:durableId="804543743">
+    <w:abstractNumId w:val="47"/>
+  </w:num>
+  <w:num w:numId="43" w16cid:durableId="8682175">
+    <w:abstractNumId w:val="44"/>
+  </w:num>
+  <w:num w:numId="44" w16cid:durableId="1014647526">
+    <w:abstractNumId w:val="14"/>
+  </w:num>
+  <w:num w:numId="45" w16cid:durableId="1323662019">
     <w:abstractNumId w:val="38"/>
   </w:num>
-  <w:num w:numId="37" w16cid:durableId="1631085496">
-    <w:abstractNumId w:val="31"/>
-  </w:num>
-  <w:num w:numId="38" w16cid:durableId="1797867796">
-    <w:abstractNumId w:val="35"/>
-  </w:num>
-  <w:num w:numId="39" w16cid:durableId="751128106">
-    <w:abstractNumId w:val="25"/>
-  </w:num>
-  <w:num w:numId="40" w16cid:durableId="1826893848">
-    <w:abstractNumId w:val="36"/>
-  </w:num>
-  <w:num w:numId="41" w16cid:durableId="1380980816">
-    <w:abstractNumId w:val="22"/>
-  </w:num>
-  <w:num w:numId="42" w16cid:durableId="804543743">
-    <w:abstractNumId w:val="42"/>
-  </w:num>
-  <w:num w:numId="43" w16cid:durableId="8682175">
+  <w:num w:numId="46" w16cid:durableId="1692758233">
     <w:abstractNumId w:val="39"/>
-  </w:num>
-  <w:num w:numId="44" w16cid:durableId="1014647526">
-    <w:abstractNumId w:val="11"/>
-  </w:num>
-  <w:num w:numId="45" w16cid:durableId="1323662019">
-    <w:abstractNumId w:val="33"/>
-  </w:num>
-  <w:num w:numId="46" w16cid:durableId="1692758233">
-    <w:abstractNumId w:val="34"/>
   </w:num>
   <w:num w:numId="47" w16cid:durableId="629628996">
     <w:abstractNumId w:val="1"/>
   </w:num>
   <w:num w:numId="48" w16cid:durableId="926577313">
-    <w:abstractNumId w:val="40"/>
+    <w:abstractNumId w:val="45"/>
   </w:num>
   <w:num w:numId="49" w16cid:durableId="602500087">
-    <w:abstractNumId w:val="26"/>
+    <w:abstractNumId w:val="31"/>
   </w:num>
   <w:num w:numId="50" w16cid:durableId="1574774340">
-    <w:abstractNumId w:val="13"/>
+    <w:abstractNumId w:val="16"/>
   </w:num>
   <w:num w:numId="51" w16cid:durableId="2003463511">
     <w:abstractNumId w:val="0"/>
@@ -11407,79 +13251,79 @@
     </w:lvlOverride>
   </w:num>
   <w:num w:numId="52" w16cid:durableId="1506168356">
-    <w:abstractNumId w:val="43"/>
+    <w:abstractNumId w:val="48"/>
   </w:num>
   <w:num w:numId="53" w16cid:durableId="2105494924">
-    <w:abstractNumId w:val="44"/>
+    <w:abstractNumId w:val="51"/>
   </w:num>
   <w:num w:numId="54" w16cid:durableId="1641419827">
-    <w:abstractNumId w:val="19"/>
+    <w:abstractNumId w:val="23"/>
     <w:lvlOverride w:ilvl="0">
       <w:startOverride w:val="2"/>
     </w:lvlOverride>
   </w:num>
   <w:num w:numId="55" w16cid:durableId="864682761">
-    <w:abstractNumId w:val="7"/>
+    <w:abstractNumId w:val="9"/>
     <w:lvlOverride w:ilvl="0">
       <w:startOverride w:val="1"/>
     </w:lvlOverride>
   </w:num>
   <w:num w:numId="56" w16cid:durableId="864682758">
-    <w:abstractNumId w:val="7"/>
+    <w:abstractNumId w:val="9"/>
     <w:lvlOverride w:ilvl="0"/>
     <w:lvlOverride w:ilvl="1">
       <w:startOverride w:val="1"/>
     </w:lvlOverride>
   </w:num>
   <w:num w:numId="57" w16cid:durableId="125703577">
-    <w:abstractNumId w:val="7"/>
+    <w:abstractNumId w:val="9"/>
     <w:lvlOverride w:ilvl="0"/>
     <w:lvlOverride w:ilvl="1">
       <w:startOverride w:val="1"/>
     </w:lvlOverride>
   </w:num>
   <w:num w:numId="58" w16cid:durableId="1853296129">
-    <w:abstractNumId w:val="7"/>
+    <w:abstractNumId w:val="9"/>
     <w:lvlOverride w:ilvl="0"/>
     <w:lvlOverride w:ilvl="1">
       <w:startOverride w:val="1"/>
     </w:lvlOverride>
   </w:num>
   <w:num w:numId="59" w16cid:durableId="1769305981">
-    <w:abstractNumId w:val="7"/>
+    <w:abstractNumId w:val="9"/>
     <w:lvlOverride w:ilvl="0"/>
     <w:lvlOverride w:ilvl="1">
       <w:startOverride w:val="1"/>
     </w:lvlOverride>
   </w:num>
   <w:num w:numId="60" w16cid:durableId="501549157">
-    <w:abstractNumId w:val="7"/>
+    <w:abstractNumId w:val="9"/>
     <w:lvlOverride w:ilvl="0"/>
     <w:lvlOverride w:ilvl="1">
       <w:startOverride w:val="1"/>
     </w:lvlOverride>
   </w:num>
   <w:num w:numId="61" w16cid:durableId="1694840098">
-    <w:abstractNumId w:val="15"/>
+    <w:abstractNumId w:val="18"/>
     <w:lvlOverride w:ilvl="0">
       <w:startOverride w:val="3"/>
     </w:lvlOverride>
   </w:num>
   <w:num w:numId="62" w16cid:durableId="1420442688">
-    <w:abstractNumId w:val="20"/>
+    <w:abstractNumId w:val="24"/>
     <w:lvlOverride w:ilvl="0">
       <w:startOverride w:val="1"/>
     </w:lvlOverride>
   </w:num>
   <w:num w:numId="63" w16cid:durableId="157694223">
-    <w:abstractNumId w:val="20"/>
+    <w:abstractNumId w:val="24"/>
     <w:lvlOverride w:ilvl="0"/>
     <w:lvlOverride w:ilvl="1">
       <w:startOverride w:val="1"/>
     </w:lvlOverride>
   </w:num>
   <w:num w:numId="64" w16cid:durableId="1850410533">
-    <w:abstractNumId w:val="20"/>
+    <w:abstractNumId w:val="24"/>
     <w:lvlOverride w:ilvl="0"/>
     <w:lvlOverride w:ilvl="1"/>
     <w:lvlOverride w:ilvl="2">
@@ -11487,7 +13331,7 @@
     </w:lvlOverride>
   </w:num>
   <w:num w:numId="65" w16cid:durableId="1108280640">
-    <w:abstractNumId w:val="20"/>
+    <w:abstractNumId w:val="24"/>
     <w:lvlOverride w:ilvl="0"/>
     <w:lvlOverride w:ilvl="1"/>
     <w:lvlOverride w:ilvl="2">
@@ -11495,7 +13339,7 @@
     </w:lvlOverride>
   </w:num>
   <w:num w:numId="66" w16cid:durableId="1685741080">
-    <w:abstractNumId w:val="20"/>
+    <w:abstractNumId w:val="24"/>
     <w:lvlOverride w:ilvl="0"/>
     <w:lvlOverride w:ilvl="1"/>
     <w:lvlOverride w:ilvl="2">
@@ -11503,7 +13347,7 @@
     </w:lvlOverride>
   </w:num>
   <w:num w:numId="67" w16cid:durableId="1453282486">
-    <w:abstractNumId w:val="20"/>
+    <w:abstractNumId w:val="24"/>
     <w:lvlOverride w:ilvl="0"/>
     <w:lvlOverride w:ilvl="1"/>
     <w:lvlOverride w:ilvl="2">
@@ -11511,27 +13355,27 @@
     </w:lvlOverride>
   </w:num>
   <w:num w:numId="68" w16cid:durableId="1555047634">
-    <w:abstractNumId w:val="37"/>
+    <w:abstractNumId w:val="42"/>
     <w:lvlOverride w:ilvl="0">
       <w:startOverride w:val="2"/>
     </w:lvlOverride>
   </w:num>
   <w:num w:numId="69" w16cid:durableId="1780680518">
-    <w:abstractNumId w:val="37"/>
+    <w:abstractNumId w:val="42"/>
     <w:lvlOverride w:ilvl="0"/>
     <w:lvlOverride w:ilvl="1">
       <w:startOverride w:val="1"/>
     </w:lvlOverride>
   </w:num>
   <w:num w:numId="70" w16cid:durableId="1393895121">
-    <w:abstractNumId w:val="37"/>
+    <w:abstractNumId w:val="42"/>
     <w:lvlOverride w:ilvl="0"/>
     <w:lvlOverride w:ilvl="1">
       <w:startOverride w:val="2"/>
     </w:lvlOverride>
   </w:num>
   <w:num w:numId="71" w16cid:durableId="178666618">
-    <w:abstractNumId w:val="37"/>
+    <w:abstractNumId w:val="42"/>
     <w:lvlOverride w:ilvl="0"/>
     <w:lvlOverride w:ilvl="1"/>
     <w:lvlOverride w:ilvl="2">
@@ -11539,7 +13383,7 @@
     </w:lvlOverride>
   </w:num>
   <w:num w:numId="72" w16cid:durableId="1387997072">
-    <w:abstractNumId w:val="37"/>
+    <w:abstractNumId w:val="42"/>
     <w:lvlOverride w:ilvl="0"/>
     <w:lvlOverride w:ilvl="1"/>
     <w:lvlOverride w:ilvl="2">
@@ -11547,20 +13391,20 @@
     </w:lvlOverride>
   </w:num>
   <w:num w:numId="73" w16cid:durableId="1862939795">
-    <w:abstractNumId w:val="2"/>
+    <w:abstractNumId w:val="3"/>
     <w:lvlOverride w:ilvl="0">
       <w:startOverride w:val="3"/>
     </w:lvlOverride>
   </w:num>
   <w:num w:numId="74" w16cid:durableId="1909345116">
-    <w:abstractNumId w:val="2"/>
+    <w:abstractNumId w:val="3"/>
     <w:lvlOverride w:ilvl="0"/>
     <w:lvlOverride w:ilvl="1">
       <w:startOverride w:val="1"/>
     </w:lvlOverride>
   </w:num>
   <w:num w:numId="75" w16cid:durableId="1255168276">
-    <w:abstractNumId w:val="2"/>
+    <w:abstractNumId w:val="3"/>
     <w:lvlOverride w:ilvl="0"/>
     <w:lvlOverride w:ilvl="1"/>
     <w:lvlOverride w:ilvl="2">
@@ -11568,8 +13412,14 @@
     </w:lvlOverride>
   </w:num>
   <w:num w:numId="76" w16cid:durableId="2020888587">
-    <w:abstractNumId w:val="2"/>
-    <w:lvlOverride w:ilvl="0"/>
+    <w:abstractNumId w:val="3"/>
+    <w:lvlOverride w:ilvl="0">
+      <w:lvl w:ilvl="0">
+        <w:numFmt w:val="decimal"/>
+        <w:lvlText w:val=""/>
+        <w:lvlJc w:val="left"/>
+      </w:lvl>
+    </w:lvlOverride>
     <w:lvlOverride w:ilvl="1">
       <w:lvl w:ilvl="1">
         <w:numFmt w:val="bullet"/>
@@ -11589,20 +13439,42 @@
     </w:lvlOverride>
   </w:num>
   <w:num w:numId="77" w16cid:durableId="1400860494">
-    <w:abstractNumId w:val="32"/>
+    <w:abstractNumId w:val="37"/>
     <w:lvlOverride w:ilvl="0">
       <w:startOverride w:val="4"/>
     </w:lvlOverride>
   </w:num>
   <w:num w:numId="78" w16cid:durableId="426270823">
-    <w:abstractNumId w:val="28"/>
+    <w:abstractNumId w:val="33"/>
   </w:num>
   <w:num w:numId="79" w16cid:durableId="159128745">
-    <w:abstractNumId w:val="3"/>
+    <w:abstractNumId w:val="4"/>
     <w:lvlOverride w:ilvl="0">
       <w:startOverride w:val="5"/>
     </w:lvlOverride>
   </w:num>
+  <w:num w:numId="80" w16cid:durableId="19015515">
+    <w:abstractNumId w:val="27"/>
+  </w:num>
+  <w:num w:numId="81" w16cid:durableId="2039044505">
+    <w:abstractNumId w:val="2"/>
+  </w:num>
+  <w:num w:numId="82" w16cid:durableId="944312751">
+    <w:abstractNumId w:val="50"/>
+  </w:num>
+  <w:num w:numId="83" w16cid:durableId="367804267">
+    <w:abstractNumId w:val="10"/>
+  </w:num>
+  <w:num w:numId="84" w16cid:durableId="2000304699">
+    <w:abstractNumId w:val="8"/>
+  </w:num>
+  <w:num w:numId="85" w16cid:durableId="1410224656">
+    <w:abstractNumId w:val="21"/>
+  </w:num>
+  <w:num w:numId="86" w16cid:durableId="1189565553">
+    <w:abstractNumId w:val="49"/>
+  </w:num>
+  <w:numIdMacAtCleanup w:val="38"/>
 </w:numbering>
 </file>
 
@@ -12207,6 +14079,7 @@
   <w:style w:type="character" w:default="1" w:styleId="Absatz-Standardschriftart">
     <w:name w:val="Default Paragraph Font"/>
     <w:uiPriority w:val="1"/>
+    <w:semiHidden/>
     <w:unhideWhenUsed/>
   </w:style>
   <w:style w:type="table" w:default="1" w:styleId="NormaleTabelle">

--- a/ProjektDokumentation.docx
+++ b/ProjektDokumentation.docx
@@ -6330,6 +6330,826 @@
       </w:r>
     </w:p>
     <w:p/>
+    <w:p>
+      <w:pPr>
+        <w:pStyle w:val="berschrift2"/>
+      </w:pPr>
+      <w:r>
+        <w:t>TESTs</w:t>
+      </w:r>
+    </w:p>
+    <w:p>
+      <w:r>
+        <w:rPr>
+          <w:b/>
+          <w:bCs/>
+        </w:rPr>
+        <w:t>1. Abnahme-Tests (User Acceptance Tests)</w:t>
+      </w:r>
+    </w:p>
+    <w:p>
+      <w:r>
+        <w:rPr>
+          <w:b/>
+          <w:bCs/>
+        </w:rPr>
+        <w:t>Zugeordnete Analyse-Inhalte:</w:t>
+      </w:r>
+      <w:r>
+        <w:t xml:space="preserve"> Strategische Kern-Ziele (SKZ-01 bis SKZ-03). </w:t>
+      </w:r>
+      <w:r>
+        <w:br/>
+      </w:r>
+      <w:r>
+        <w:rPr>
+          <w:b/>
+          <w:bCs/>
+        </w:rPr>
+        <w:t>Ziel:</w:t>
+      </w:r>
+      <w:r>
+        <w:t xml:space="preserve"> Validierung des Business-Value und der Stakeholder-Zufriedenheit.</w:t>
+      </w:r>
+    </w:p>
+    <w:p>
+      <w:pPr>
+        <w:numPr>
+          <w:ilvl w:val="1"/>
+          <w:numId w:val="87"/>
+        </w:numPr>
+      </w:pPr>
+      <w:r>
+        <w:rPr>
+          <w:b/>
+          <w:bCs/>
+        </w:rPr>
+        <w:t>SKZ-01.1 (Resilienz):</w:t>
+      </w:r>
+      <w:r>
+        <w:t xml:space="preserve"> Ist das System in der Lage, in 10 von 10 Testläufen eine vollständige Startsequenz abzuschließen, auch wenn Teildienste künstliche Verzögerungen von bis zu 60 Sekunden aufweisen?</w:t>
+      </w:r>
+    </w:p>
+    <w:p>
+      <w:pPr>
+        <w:numPr>
+          <w:ilvl w:val="1"/>
+          <w:numId w:val="87"/>
+        </w:numPr>
+      </w:pPr>
+      <w:r>
+        <w:rPr>
+          <w:b/>
+          <w:bCs/>
+        </w:rPr>
+        <w:t>SKZ-01.2 (Effizienz):</w:t>
+      </w:r>
+      <w:r>
+        <w:t xml:space="preserve"> Kann ein geschulter Administrator die täglichen Kontrollaufgaben (Statusprüfung) innerhalb der gleichen Zeitspanne wie in der Legacy-Anwendung durchführen?</w:t>
+      </w:r>
+    </w:p>
+    <w:p>
+      <w:pPr>
+        <w:numPr>
+          <w:ilvl w:val="1"/>
+          <w:numId w:val="87"/>
+        </w:numPr>
+      </w:pPr>
+      <w:r>
+        <w:rPr>
+          <w:b/>
+          <w:bCs/>
+        </w:rPr>
+        <w:t>SKZ-01.3 (Verfügbarkeit):</w:t>
+      </w:r>
+      <w:r>
+        <w:t xml:space="preserve"> Reduziert der autonome Neustart durch den Watchdog die Ausfallzeit des DMS-Systems im Vergleich zum manuellen Eingriff nachweislich um mindestens 50%?</w:t>
+      </w:r>
+    </w:p>
+    <w:p>
+      <w:pPr>
+        <w:numPr>
+          <w:ilvl w:val="1"/>
+          <w:numId w:val="87"/>
+        </w:numPr>
+      </w:pPr>
+      <w:r>
+        <w:rPr>
+          <w:b/>
+          <w:bCs/>
+        </w:rPr>
+        <w:t>SKZ-02 (Zukunftsfähigkeit):</w:t>
+      </w:r>
+      <w:r>
+        <w:t xml:space="preserve"> Ist die Software-Architektur so dokumentiert und modular aufgebaut (SOLID), dass ein neuer Entwickler eine einfache Erweiterung (z.B. ein neues Log-Format) ohne Seiteneffekte implementieren kann?</w:t>
+      </w:r>
+    </w:p>
+    <w:p>
+      <w:pPr>
+        <w:numPr>
+          <w:ilvl w:val="1"/>
+          <w:numId w:val="87"/>
+        </w:numPr>
+      </w:pPr>
+      <w:r>
+        <w:rPr>
+          <w:b/>
+          <w:bCs/>
+        </w:rPr>
+        <w:lastRenderedPageBreak/>
+        <w:t>SKZ-03 (Demokratisierung):</w:t>
+      </w:r>
+      <w:r>
+        <w:t xml:space="preserve"> Kann ein Mitarbeiter ohne Zugriff auf die Server-Konfigurationsdateien allein über die GUI eine vollständige Dienst-Umgebung konfigurieren und erfolgreich starten?</w:t>
+      </w:r>
+    </w:p>
+    <w:p>
+      <w:r>
+        <w:t> </w:t>
+      </w:r>
+    </w:p>
+    <w:p>
+      <w:r>
+        <w:t> </w:t>
+      </w:r>
+    </w:p>
+    <w:p>
+      <w:r>
+        <w:rPr>
+          <w:b/>
+          <w:bCs/>
+        </w:rPr>
+        <w:t>2. System-Tests</w:t>
+      </w:r>
+    </w:p>
+    <w:p>
+      <w:r>
+        <w:rPr>
+          <w:b/>
+          <w:bCs/>
+        </w:rPr>
+        <w:t>Zugeordnete Analyse-Inhalte:</w:t>
+      </w:r>
+      <w:r>
+        <w:t xml:space="preserve"> Funktionale Anforderungen (FA-01 bis FA-10). </w:t>
+      </w:r>
+      <w:r>
+        <w:rPr>
+          <w:b/>
+          <w:bCs/>
+        </w:rPr>
+        <w:t>Ziel:</w:t>
+      </w:r>
+      <w:r>
+        <w:t xml:space="preserve"> Nachweis, dass das Gesamtsystem alle spezifizierten Funktionen erfüllt.</w:t>
+      </w:r>
+    </w:p>
+    <w:p>
+      <w:pPr>
+        <w:numPr>
+          <w:ilvl w:val="1"/>
+          <w:numId w:val="87"/>
+        </w:numPr>
+      </w:pPr>
+      <w:r>
+        <w:rPr>
+          <w:b/>
+          <w:bCs/>
+        </w:rPr>
+        <w:t xml:space="preserve">FA-01(Technologie) </w:t>
+      </w:r>
+    </w:p>
+    <w:p>
+      <w:pPr>
+        <w:numPr>
+          <w:ilvl w:val="2"/>
+          <w:numId w:val="87"/>
+        </w:numPr>
+      </w:pPr>
+      <w:r>
+        <w:t>Ist die Anwendung in C# geschrieben?</w:t>
+      </w:r>
+    </w:p>
+    <w:p>
+      <w:pPr>
+        <w:numPr>
+          <w:ilvl w:val="1"/>
+          <w:numId w:val="87"/>
+        </w:numPr>
+      </w:pPr>
+      <w:r>
+        <w:rPr>
+          <w:b/>
+          <w:bCs/>
+        </w:rPr>
+        <w:t xml:space="preserve">FA-02 (Autostart): </w:t>
+      </w:r>
+    </w:p>
+    <w:p>
+      <w:pPr>
+        <w:numPr>
+          <w:ilvl w:val="2"/>
+          <w:numId w:val="87"/>
+        </w:numPr>
+      </w:pPr>
+      <w:r>
+        <w:t>Startet der Worker Service nach einem Kaltstart des Windows-Servers ohne Benutzeranmeldung automatisch?</w:t>
+      </w:r>
+    </w:p>
+    <w:p>
+      <w:pPr>
+        <w:numPr>
+          <w:ilvl w:val="2"/>
+          <w:numId w:val="87"/>
+        </w:numPr>
+      </w:pPr>
+      <w:r>
+        <w:t>Fährt der Worker die konfigurierten Dienst ohne Benutzerinteraktion automatisch hoch?</w:t>
+      </w:r>
+    </w:p>
+    <w:p>
+      <w:pPr>
+        <w:numPr>
+          <w:ilvl w:val="1"/>
+          <w:numId w:val="87"/>
+        </w:numPr>
+      </w:pPr>
+      <w:r>
+        <w:rPr>
+          <w:b/>
+          <w:bCs/>
+        </w:rPr>
+        <w:t>FA-03 (Datei-Konfiguration)</w:t>
+      </w:r>
+    </w:p>
+    <w:p>
+      <w:pPr>
+        <w:numPr>
+          <w:ilvl w:val="2"/>
+          <w:numId w:val="87"/>
+        </w:numPr>
+      </w:pPr>
+      <w:r>
+        <w:t>Lassen sich Alle für die definierten Funktionalitäten notwendigen Konfigurationen über eine Datei einstellen?</w:t>
+      </w:r>
+    </w:p>
+    <w:p>
+      <w:pPr>
+        <w:numPr>
+          <w:ilvl w:val="2"/>
+          <w:numId w:val="87"/>
+        </w:numPr>
+      </w:pPr>
+      <w:r>
+        <w:t>Wird die Datei-Konfiguration nach einem Neustart des Workes automatisch übenommen?</w:t>
+      </w:r>
+    </w:p>
+    <w:p>
+      <w:pPr>
+        <w:numPr>
+          <w:ilvl w:val="2"/>
+          <w:numId w:val="87"/>
+        </w:numPr>
+      </w:pPr>
+      <w:r>
+        <w:t>Bleibt die Konfigruation trotz gui u. Datei-konfiguration Konsistent?</w:t>
+      </w:r>
+    </w:p>
+    <w:p>
+      <w:pPr>
+        <w:numPr>
+          <w:ilvl w:val="1"/>
+          <w:numId w:val="87"/>
+        </w:numPr>
+      </w:pPr>
+      <w:r>
+        <w:rPr>
+          <w:b/>
+          <w:bCs/>
+        </w:rPr>
+        <w:t xml:space="preserve">FA-04 (Konfiguration): </w:t>
+      </w:r>
+    </w:p>
+    <w:p>
+      <w:pPr>
+        <w:numPr>
+          <w:ilvl w:val="2"/>
+          <w:numId w:val="87"/>
+        </w:numPr>
+      </w:pPr>
+      <w:r>
+        <w:t>Lassen sich Alle für die definierten Funktionalitäten notwendigen Konfigurationen über die GUIi einstellen?</w:t>
+      </w:r>
+    </w:p>
+    <w:p>
+      <w:pPr>
+        <w:numPr>
+          <w:ilvl w:val="2"/>
+          <w:numId w:val="87"/>
+        </w:numPr>
+      </w:pPr>
+      <w:r>
+        <w:t>Bleibt die Konfigruation trotz gui u. Datei-konfiguration Konsistent?</w:t>
+      </w:r>
+    </w:p>
+    <w:p>
+      <w:r>
+        <w:t> </w:t>
+      </w:r>
+    </w:p>
+    <w:p>
+      <w:pPr>
+        <w:numPr>
+          <w:ilvl w:val="1"/>
+          <w:numId w:val="87"/>
+        </w:numPr>
+      </w:pPr>
+      <w:r>
+        <w:rPr>
+          <w:b/>
+          <w:bCs/>
+        </w:rPr>
+        <w:t>FA-05  (Monitoring ):</w:t>
+      </w:r>
+    </w:p>
+    <w:p>
+      <w:pPr>
+        <w:numPr>
+          <w:ilvl w:val="2"/>
+          <w:numId w:val="87"/>
+        </w:numPr>
+      </w:pPr>
+      <w:r>
+        <w:t>Erkennt der Watchdog einen Dienstabbruch innerhalb von min 1. min(oder einer konfigurierbaren zeit)?</w:t>
+      </w:r>
+    </w:p>
+    <w:p>
+      <w:r>
+        <w:t> </w:t>
+      </w:r>
+    </w:p>
+    <w:p>
+      <w:pPr>
+        <w:numPr>
+          <w:ilvl w:val="1"/>
+          <w:numId w:val="87"/>
+        </w:numPr>
+      </w:pPr>
+      <w:r>
+        <w:rPr>
+          <w:b/>
+          <w:bCs/>
+        </w:rPr>
+        <w:t>FA-06( Retry)</w:t>
+      </w:r>
+      <w:r>
+        <w:t xml:space="preserve">: </w:t>
+      </w:r>
+    </w:p>
+    <w:p>
+      <w:pPr>
+        <w:numPr>
+          <w:ilvl w:val="2"/>
+          <w:numId w:val="87"/>
+        </w:numPr>
+      </w:pPr>
+      <w:r>
+        <w:lastRenderedPageBreak/>
+        <w:t>Startet der Watchdog ohne benutzer interaktion gestoppte dienste automatisch?</w:t>
+      </w:r>
+    </w:p>
+    <w:p>
+      <w:pPr>
+        <w:numPr>
+          <w:ilvl w:val="2"/>
+          <w:numId w:val="87"/>
+        </w:numPr>
+      </w:pPr>
+      <w:r>
+        <w:t>Hält der Watchdog die definierte CoolOff Zeiten zwischen Neustart versuchen ein?</w:t>
+      </w:r>
+    </w:p>
+    <w:p>
+      <w:r>
+        <w:t> </w:t>
+      </w:r>
+    </w:p>
+    <w:p>
+      <w:pPr>
+        <w:numPr>
+          <w:ilvl w:val="1"/>
+          <w:numId w:val="87"/>
+        </w:numPr>
+      </w:pPr>
+      <w:r>
+        <w:rPr>
+          <w:b/>
+          <w:bCs/>
+        </w:rPr>
+        <w:t xml:space="preserve">FA-07 (Logging): </w:t>
+      </w:r>
+    </w:p>
+    <w:p>
+      <w:pPr>
+        <w:numPr>
+          <w:ilvl w:val="2"/>
+          <w:numId w:val="87"/>
+        </w:numPr>
+      </w:pPr>
+      <w:r>
+        <w:t>Werden alle Statusänderungen (Start/Stop/Fehler) lückenlos in rotierenden Log-Dateien protokolliert?</w:t>
+      </w:r>
+    </w:p>
+    <w:p>
+      <w:pPr>
+        <w:numPr>
+          <w:ilvl w:val="1"/>
+          <w:numId w:val="87"/>
+        </w:numPr>
+      </w:pPr>
+      <w:r>
+        <w:rPr>
+          <w:b/>
+          <w:bCs/>
+        </w:rPr>
+        <w:t>FA-08:Erreichbarkeitsprüfung Port</w:t>
+      </w:r>
+    </w:p>
+    <w:p>
+      <w:pPr>
+        <w:numPr>
+          <w:ilvl w:val="2"/>
+          <w:numId w:val="87"/>
+        </w:numPr>
+      </w:pPr>
+      <w:r>
+        <w:t>Wird korrekt erkannt ob eine Anwendung an einem Port erreichbar ist?</w:t>
+      </w:r>
+    </w:p>
+    <w:p>
+      <w:pPr>
+        <w:numPr>
+          <w:ilvl w:val="2"/>
+          <w:numId w:val="87"/>
+        </w:numPr>
+      </w:pPr>
+      <w:r>
+        <w:t>Verhindert das System nachfolgende Dienststarts solange die Anwendung noch nicht am Port erreichbar ist?</w:t>
+      </w:r>
+    </w:p>
+    <w:p>
+      <w:pPr>
+        <w:numPr>
+          <w:ilvl w:val="1"/>
+          <w:numId w:val="87"/>
+        </w:numPr>
+      </w:pPr>
+      <w:r>
+        <w:rPr>
+          <w:b/>
+          <w:bCs/>
+        </w:rPr>
+        <w:t xml:space="preserve">FA-09 Erreichbarkeitsprüfung Log: </w:t>
+      </w:r>
+    </w:p>
+    <w:p>
+      <w:pPr>
+        <w:numPr>
+          <w:ilvl w:val="2"/>
+          <w:numId w:val="87"/>
+        </w:numPr>
+      </w:pPr>
+      <w:r>
+        <w:t>Werden Log-Einträge der Anwdnung korrekt ausgelessen, ob die Anwendung fertig hochgefahren ist?</w:t>
+      </w:r>
+    </w:p>
+    <w:p>
+      <w:pPr>
+        <w:numPr>
+          <w:ilvl w:val="2"/>
+          <w:numId w:val="87"/>
+        </w:numPr>
+      </w:pPr>
+      <w:r>
+        <w:t>Verhindert das System nachfolgende Dienststarts solange die Anwendung laut Log noch nicht hochgefahren ist?</w:t>
+      </w:r>
+    </w:p>
+    <w:p>
+      <w:r>
+        <w:t> </w:t>
+      </w:r>
+    </w:p>
+    <w:p>
+      <w:pPr>
+        <w:numPr>
+          <w:ilvl w:val="1"/>
+          <w:numId w:val="87"/>
+        </w:numPr>
+      </w:pPr>
+      <w:r>
+        <w:rPr>
+          <w:b/>
+          <w:bCs/>
+        </w:rPr>
+        <w:t>FA-10 (Delays):</w:t>
+      </w:r>
+    </w:p>
+    <w:p>
+      <w:pPr>
+        <w:numPr>
+          <w:ilvl w:val="2"/>
+          <w:numId w:val="87"/>
+        </w:numPr>
+      </w:pPr>
+      <w:r>
+        <w:t>Können Verzögerungen zwischen Dienststarts Konfiguriert werden?</w:t>
+      </w:r>
+    </w:p>
+    <w:p>
+      <w:pPr>
+        <w:numPr>
+          <w:ilvl w:val="2"/>
+          <w:numId w:val="87"/>
+        </w:numPr>
+      </w:pPr>
+      <w:r>
+        <w:t xml:space="preserve"> Wird zwischen den Starts zweier aufeinanderfolgender Dienste die in der Konfiguration definierte Verzögerung (in Millisekunden) präzise eingehalten?</w:t>
+      </w:r>
+    </w:p>
+    <w:p>
+      <w:r>
+        <w:t> </w:t>
+      </w:r>
+    </w:p>
+    <w:p>
+      <w:pPr>
+        <w:numPr>
+          <w:ilvl w:val="1"/>
+          <w:numId w:val="88"/>
+        </w:numPr>
+        <w:rPr>
+          <w:b/>
+          <w:bCs/>
+        </w:rPr>
+      </w:pPr>
+      <w:r>
+        <w:rPr>
+          <w:b/>
+          <w:bCs/>
+        </w:rPr>
+        <w:t>Integrations-Tests</w:t>
+      </w:r>
+    </w:p>
+    <w:p>
+      <w:r>
+        <w:rPr>
+          <w:b/>
+          <w:bCs/>
+        </w:rPr>
+        <w:t>Zugeordnete Analyse-Inhalte:</w:t>
+      </w:r>
+      <w:r>
+        <w:t xml:space="preserve"> System-Architektur &amp; Schnittstellen. </w:t>
+      </w:r>
+      <w:r>
+        <w:rPr>
+          <w:b/>
+          <w:bCs/>
+        </w:rPr>
+        <w:t>Ziel:</w:t>
+      </w:r>
+      <w:r>
+        <w:t xml:space="preserve"> Prüfung des korrekten Zusammenspiels der Komponenten (Worker, GUI, Filesystem).</w:t>
+      </w:r>
+    </w:p>
+    <w:p>
+      <w:pPr>
+        <w:numPr>
+          <w:ilvl w:val="1"/>
+          <w:numId w:val="89"/>
+        </w:numPr>
+        <w:rPr>
+          <w:b/>
+          <w:bCs/>
+        </w:rPr>
+      </w:pPr>
+      <w:r>
+        <w:rPr>
+          <w:b/>
+          <w:bCs/>
+        </w:rPr>
+        <w:t>GUI-Worker:</w:t>
+      </w:r>
+    </w:p>
+    <w:p>
+      <w:pPr>
+        <w:numPr>
+          <w:ilvl w:val="2"/>
+          <w:numId w:val="90"/>
+        </w:numPr>
+        <w:rPr>
+          <w:b/>
+          <w:bCs/>
+        </w:rPr>
+      </w:pPr>
+      <w:r>
+        <w:rPr>
+          <w:b/>
+          <w:bCs/>
+        </w:rPr>
+        <w:t>Werden GUI-Konfigurationen zur Laufzeit übernommen ohne das der Dienstprozesse neugestoppt werden muss)</w:t>
+      </w:r>
+    </w:p>
+    <w:p>
+      <w:pPr>
+        <w:numPr>
+          <w:ilvl w:val="1"/>
+          <w:numId w:val="89"/>
+        </w:numPr>
+        <w:rPr>
+          <w:b/>
+          <w:bCs/>
+        </w:rPr>
+      </w:pPr>
+      <w:r>
+        <w:rPr>
+          <w:b/>
+          <w:bCs/>
+        </w:rPr>
+        <w:t>GUI-Datei:</w:t>
+      </w:r>
+    </w:p>
+    <w:p>
+      <w:pPr>
+        <w:numPr>
+          <w:ilvl w:val="2"/>
+          <w:numId w:val="91"/>
+        </w:numPr>
+        <w:rPr>
+          <w:b/>
+          <w:bCs/>
+        </w:rPr>
+      </w:pPr>
+      <w:r>
+        <w:rPr>
+          <w:b/>
+          <w:bCs/>
+        </w:rPr>
+        <w:lastRenderedPageBreak/>
+        <w:t>Werden GUI-Konfigurationen Zur Laufzeit ind die Datei geschrieben ?</w:t>
+      </w:r>
+    </w:p>
+    <w:p>
+      <w:pPr>
+        <w:numPr>
+          <w:ilvl w:val="1"/>
+          <w:numId w:val="89"/>
+        </w:numPr>
+        <w:rPr>
+          <w:b/>
+          <w:bCs/>
+        </w:rPr>
+      </w:pPr>
+      <w:r>
+        <w:rPr>
+          <w:b/>
+          <w:bCs/>
+        </w:rPr>
+        <w:t>Daten-Integrität:</w:t>
+      </w:r>
+    </w:p>
+    <w:p>
+      <w:pPr>
+        <w:numPr>
+          <w:ilvl w:val="2"/>
+          <w:numId w:val="92"/>
+        </w:numPr>
+        <w:rPr>
+          <w:b/>
+          <w:bCs/>
+        </w:rPr>
+      </w:pPr>
+      <w:r>
+        <w:rPr>
+          <w:b/>
+          <w:bCs/>
+        </w:rPr>
+        <w:t>Erezugt die GUI- eine Datei welche dem Datenschema der schnittstelle entspricht?</w:t>
+      </w:r>
+    </w:p>
+    <w:p>
+      <w:pPr>
+        <w:numPr>
+          <w:ilvl w:val="1"/>
+          <w:numId w:val="89"/>
+        </w:numPr>
+        <w:rPr>
+          <w:b/>
+          <w:bCs/>
+        </w:rPr>
+      </w:pPr>
+      <w:r>
+        <w:rPr>
+          <w:b/>
+          <w:bCs/>
+        </w:rPr>
+        <w:t>Resourcen-Konflikt:</w:t>
+      </w:r>
+    </w:p>
+    <w:p>
+      <w:pPr>
+        <w:numPr>
+          <w:ilvl w:val="2"/>
+          <w:numId w:val="93"/>
+        </w:numPr>
+        <w:rPr>
+          <w:b/>
+          <w:bCs/>
+        </w:rPr>
+      </w:pPr>
+      <w:r>
+        <w:rPr>
+          <w:b/>
+          <w:bCs/>
+        </w:rPr>
+        <w:t>Können GUI u. Worker gleichzeitig auf die Konfig-datei zugreifen (lese-zugriff) ohne das es zu file-locking kommt?</w:t>
+      </w:r>
+    </w:p>
+    <w:p>
+      <w:pPr>
+        <w:numPr>
+          <w:ilvl w:val="2"/>
+          <w:numId w:val="93"/>
+        </w:numPr>
+        <w:rPr>
+          <w:b/>
+          <w:bCs/>
+        </w:rPr>
+      </w:pPr>
+      <w:r>
+        <w:rPr>
+          <w:b/>
+          <w:bCs/>
+        </w:rPr>
+        <w:t>Verhindert das System fehlerhafte Konfigurationen aufgrund von manuellen u. GUI zugriff auf die Konfig?</w:t>
+      </w:r>
+    </w:p>
+    <w:p>
+      <w:r>
+        <w:t> </w:t>
+      </w:r>
+    </w:p>
+    <w:p>
+      <w:r>
+        <w:t> </w:t>
+      </w:r>
+    </w:p>
+    <w:p>
+      <w:r>
+        <w:t> </w:t>
+      </w:r>
+    </w:p>
+    <w:p>
+      <w:r>
+        <w:t> </w:t>
+      </w:r>
+    </w:p>
+    <w:p>
+      <w:r>
+        <w:t>System-Test:</w:t>
+      </w:r>
+    </w:p>
+    <w:p>
+      <w:r>
+        <w:t>Integrations-Test</w:t>
+      </w:r>
+    </w:p>
+    <w:p>
+      <w:r>
+        <w:t>Komponenten-Test GUI:</w:t>
+      </w:r>
+    </w:p>
+    <w:p>
+      <w:r>
+        <w:t>Komponenten-Test Worker:</w:t>
+      </w:r>
+    </w:p>
+    <w:p>
+      <w:r>
+        <w:t>Unit-Test Worker:</w:t>
+      </w:r>
+    </w:p>
+    <w:p>
+      <w:r>
+        <w:t>Unit-Test GUI:</w:t>
+      </w:r>
+    </w:p>
+    <w:p>
+      <w:r>
+        <w:t> </w:t>
+      </w:r>
+    </w:p>
+    <w:p/>
     <w:sectPr>
       <w:pgSz w:w="11906" w:h="16838"/>
       <w:pgMar w:top="1418" w:right="1418" w:bottom="1134" w:left="1418" w:header="680" w:footer="0" w:gutter="0"/>
@@ -12517,6 +13337,155 @@
     </w:lvl>
   </w:abstractNum>
   <w:abstractNum w:abstractNumId="49" w15:restartNumberingAfterBreak="0">
+    <w:nsid w:val="78E955B9"/>
+    <w:multiLevelType w:val="multilevel"/>
+    <w:tmpl w:val="D78818F0"/>
+    <w:lvl w:ilvl="0">
+      <w:start w:val="1"/>
+      <w:numFmt w:val="bullet"/>
+      <w:lvlText w:val=""/>
+      <w:lvlJc w:val="left"/>
+      <w:pPr>
+        <w:tabs>
+          <w:tab w:val="num" w:pos="720"/>
+        </w:tabs>
+        <w:ind w:left="720" w:hanging="360"/>
+      </w:pPr>
+      <w:rPr>
+        <w:rFonts w:ascii="Symbol" w:hAnsi="Symbol" w:hint="default"/>
+        <w:sz w:val="20"/>
+      </w:rPr>
+    </w:lvl>
+    <w:lvl w:ilvl="1">
+      <w:start w:val="1"/>
+      <w:numFmt w:val="bullet"/>
+      <w:lvlText w:val=""/>
+      <w:lvlJc w:val="left"/>
+      <w:pPr>
+        <w:tabs>
+          <w:tab w:val="num" w:pos="1440"/>
+        </w:tabs>
+        <w:ind w:left="1440" w:hanging="360"/>
+      </w:pPr>
+      <w:rPr>
+        <w:rFonts w:ascii="Symbol" w:hAnsi="Symbol" w:hint="default"/>
+        <w:sz w:val="20"/>
+      </w:rPr>
+    </w:lvl>
+    <w:lvl w:ilvl="2">
+      <w:start w:val="1"/>
+      <w:numFmt w:val="bullet"/>
+      <w:lvlText w:val="o"/>
+      <w:lvlJc w:val="left"/>
+      <w:pPr>
+        <w:tabs>
+          <w:tab w:val="num" w:pos="2160"/>
+        </w:tabs>
+        <w:ind w:left="2160" w:hanging="360"/>
+      </w:pPr>
+      <w:rPr>
+        <w:rFonts w:ascii="Courier New" w:hAnsi="Courier New" w:hint="default"/>
+        <w:sz w:val="20"/>
+      </w:rPr>
+    </w:lvl>
+    <w:lvl w:ilvl="3" w:tentative="1">
+      <w:start w:val="1"/>
+      <w:numFmt w:val="bullet"/>
+      <w:lvlText w:val=""/>
+      <w:lvlJc w:val="left"/>
+      <w:pPr>
+        <w:tabs>
+          <w:tab w:val="num" w:pos="2880"/>
+        </w:tabs>
+        <w:ind w:left="2880" w:hanging="360"/>
+      </w:pPr>
+      <w:rPr>
+        <w:rFonts w:ascii="Wingdings" w:hAnsi="Wingdings" w:hint="default"/>
+        <w:sz w:val="20"/>
+      </w:rPr>
+    </w:lvl>
+    <w:lvl w:ilvl="4" w:tentative="1">
+      <w:start w:val="1"/>
+      <w:numFmt w:val="bullet"/>
+      <w:lvlText w:val=""/>
+      <w:lvlJc w:val="left"/>
+      <w:pPr>
+        <w:tabs>
+          <w:tab w:val="num" w:pos="3600"/>
+        </w:tabs>
+        <w:ind w:left="3600" w:hanging="360"/>
+      </w:pPr>
+      <w:rPr>
+        <w:rFonts w:ascii="Wingdings" w:hAnsi="Wingdings" w:hint="default"/>
+        <w:sz w:val="20"/>
+      </w:rPr>
+    </w:lvl>
+    <w:lvl w:ilvl="5" w:tentative="1">
+      <w:start w:val="1"/>
+      <w:numFmt w:val="bullet"/>
+      <w:lvlText w:val=""/>
+      <w:lvlJc w:val="left"/>
+      <w:pPr>
+        <w:tabs>
+          <w:tab w:val="num" w:pos="4320"/>
+        </w:tabs>
+        <w:ind w:left="4320" w:hanging="360"/>
+      </w:pPr>
+      <w:rPr>
+        <w:rFonts w:ascii="Wingdings" w:hAnsi="Wingdings" w:hint="default"/>
+        <w:sz w:val="20"/>
+      </w:rPr>
+    </w:lvl>
+    <w:lvl w:ilvl="6" w:tentative="1">
+      <w:start w:val="1"/>
+      <w:numFmt w:val="bullet"/>
+      <w:lvlText w:val=""/>
+      <w:lvlJc w:val="left"/>
+      <w:pPr>
+        <w:tabs>
+          <w:tab w:val="num" w:pos="5040"/>
+        </w:tabs>
+        <w:ind w:left="5040" w:hanging="360"/>
+      </w:pPr>
+      <w:rPr>
+        <w:rFonts w:ascii="Wingdings" w:hAnsi="Wingdings" w:hint="default"/>
+        <w:sz w:val="20"/>
+      </w:rPr>
+    </w:lvl>
+    <w:lvl w:ilvl="7" w:tentative="1">
+      <w:start w:val="1"/>
+      <w:numFmt w:val="bullet"/>
+      <w:lvlText w:val=""/>
+      <w:lvlJc w:val="left"/>
+      <w:pPr>
+        <w:tabs>
+          <w:tab w:val="num" w:pos="5760"/>
+        </w:tabs>
+        <w:ind w:left="5760" w:hanging="360"/>
+      </w:pPr>
+      <w:rPr>
+        <w:rFonts w:ascii="Wingdings" w:hAnsi="Wingdings" w:hint="default"/>
+        <w:sz w:val="20"/>
+      </w:rPr>
+    </w:lvl>
+    <w:lvl w:ilvl="8" w:tentative="1">
+      <w:start w:val="1"/>
+      <w:numFmt w:val="bullet"/>
+      <w:lvlText w:val=""/>
+      <w:lvlJc w:val="left"/>
+      <w:pPr>
+        <w:tabs>
+          <w:tab w:val="num" w:pos="6480"/>
+        </w:tabs>
+        <w:ind w:left="6480" w:hanging="360"/>
+      </w:pPr>
+      <w:rPr>
+        <w:rFonts w:ascii="Wingdings" w:hAnsi="Wingdings" w:hint="default"/>
+        <w:sz w:val="20"/>
+      </w:rPr>
+    </w:lvl>
+  </w:abstractNum>
+  <w:abstractNum w:abstractNumId="50" w15:restartNumberingAfterBreak="0">
     <w:nsid w:val="7E9C0DA0"/>
     <w:multiLevelType w:val="multilevel"/>
     <w:tmpl w:val="AAC4BEC2"/>
@@ -12665,7 +13634,7 @@
       </w:rPr>
     </w:lvl>
   </w:abstractNum>
-  <w:abstractNum w:abstractNumId="50" w15:restartNumberingAfterBreak="0">
+  <w:abstractNum w:abstractNumId="51" w15:restartNumberingAfterBreak="0">
     <w:nsid w:val="7ED61C61"/>
     <w:multiLevelType w:val="multilevel"/>
     <w:tmpl w:val="B62E9D06"/>
@@ -12814,7 +13783,7 @@
       </w:rPr>
     </w:lvl>
   </w:abstractNum>
-  <w:abstractNum w:abstractNumId="51" w15:restartNumberingAfterBreak="0">
+  <w:abstractNum w:abstractNumId="52" w15:restartNumberingAfterBreak="0">
     <w:nsid w:val="7F4B39D1"/>
     <w:multiLevelType w:val="multilevel"/>
     <w:tmpl w:val="7E5C083A"/>
@@ -13254,7 +14223,7 @@
     <w:abstractNumId w:val="48"/>
   </w:num>
   <w:num w:numId="53" w16cid:durableId="2105494924">
-    <w:abstractNumId w:val="51"/>
+    <w:abstractNumId w:val="52"/>
   </w:num>
   <w:num w:numId="54" w16cid:durableId="1641419827">
     <w:abstractNumId w:val="23"/>
@@ -13460,7 +14429,7 @@
     <w:abstractNumId w:val="2"/>
   </w:num>
   <w:num w:numId="82" w16cid:durableId="944312751">
-    <w:abstractNumId w:val="50"/>
+    <w:abstractNumId w:val="51"/>
   </w:num>
   <w:num w:numId="83" w16cid:durableId="367804267">
     <w:abstractNumId w:val="10"/>
@@ -13472,7 +14441,50 @@
     <w:abstractNumId w:val="21"/>
   </w:num>
   <w:num w:numId="86" w16cid:durableId="1189565553">
+    <w:abstractNumId w:val="50"/>
+  </w:num>
+  <w:num w:numId="87" w16cid:durableId="271474311">
     <w:abstractNumId w:val="49"/>
+  </w:num>
+  <w:num w:numId="88" w16cid:durableId="812405677">
+    <w:abstractNumId w:val="49"/>
+    <w:lvlOverride w:ilvl="1">
+      <w:startOverride w:val="3"/>
+    </w:lvlOverride>
+  </w:num>
+  <w:num w:numId="89" w16cid:durableId="1988782035">
+    <w:abstractNumId w:val="49"/>
+    <w:lvlOverride w:ilvl="1">
+      <w:startOverride w:val="1"/>
+    </w:lvlOverride>
+  </w:num>
+  <w:num w:numId="90" w16cid:durableId="142427331">
+    <w:abstractNumId w:val="49"/>
+    <w:lvlOverride w:ilvl="1"/>
+    <w:lvlOverride w:ilvl="2">
+      <w:startOverride w:val="1"/>
+    </w:lvlOverride>
+  </w:num>
+  <w:num w:numId="91" w16cid:durableId="849832747">
+    <w:abstractNumId w:val="49"/>
+    <w:lvlOverride w:ilvl="1"/>
+    <w:lvlOverride w:ilvl="2">
+      <w:startOverride w:val="1"/>
+    </w:lvlOverride>
+  </w:num>
+  <w:num w:numId="92" w16cid:durableId="1904635210">
+    <w:abstractNumId w:val="49"/>
+    <w:lvlOverride w:ilvl="1"/>
+    <w:lvlOverride w:ilvl="2">
+      <w:startOverride w:val="1"/>
+    </w:lvlOverride>
+  </w:num>
+  <w:num w:numId="93" w16cid:durableId="1738432453">
+    <w:abstractNumId w:val="49"/>
+    <w:lvlOverride w:ilvl="1"/>
+    <w:lvlOverride w:ilvl="2">
+      <w:startOverride w:val="1"/>
+    </w:lvlOverride>
   </w:num>
   <w:numIdMacAtCleanup w:val="38"/>
 </w:numbering>
@@ -14079,7 +15091,6 @@
   <w:style w:type="character" w:default="1" w:styleId="Absatz-Standardschriftart">
     <w:name w:val="Default Paragraph Font"/>
     <w:uiPriority w:val="1"/>
-    <w:semiHidden/>
     <w:unhideWhenUsed/>
   </w:style>
   <w:style w:type="table" w:default="1" w:styleId="NormaleTabelle">
